--- a/docs/Historias de Usuario/HU-08 - IKernell Soluciones Software.docx
+++ b/docs/Historias de Usuario/HU-08 - IKernell Soluciones Software.docx
@@ -13,9 +13,6 @@
         <w:ind w:left="0" w:right="0" w:firstLine="0"/>
         <w:jc w:val="left"/>
         <w:rPr>
-          <w:rFonts w:ascii="Arial" w:cs="Arial" w:eastAsia="Arial" w:hAnsi="Arial"/>
-          <w:b w:val="0"/>
-          <w:bCs w:val="0"/>
           <w:i w:val="0"/>
           <w:iCs w:val="0"/>
           <w:smallCaps w:val="0"/>
@@ -92,7 +89,6 @@
               <w:ind w:left="0" w:right="0" w:firstLine="0"/>
               <w:jc w:val="center"/>
               <w:rPr>
-                <w:rFonts w:ascii="Calibri" w:cs="Calibri" w:eastAsia="Calibri" w:hAnsi="Calibri"/>
                 <w:b w:val="1"/>
                 <w:bCs w:val="1"/>
                 <w:i w:val="0"/>
@@ -158,7 +154,6 @@
               <w:ind w:left="0" w:right="0" w:firstLine="0"/>
               <w:jc w:val="left"/>
               <w:rPr>
-                <w:rFonts w:ascii="Calibri" w:cs="Calibri" w:eastAsia="Calibri" w:hAnsi="Calibri"/>
                 <w:b w:val="1"/>
                 <w:bCs w:val="1"/>
                 <w:i w:val="0"/>
@@ -190,11 +185,6 @@
                 <w:rtl w:val="0"/>
               </w:rPr>
               <w:t xml:space="preserve">Código:</w:t>
-            </w:r>
-            <w:r>
-              <w:rPr>
-                <w:rtl w:val="0"/>
-              </w:rPr>
             </w:r>
           </w:p>
         </w:tc>
@@ -222,8 +212,6 @@
             </w:pPr>
             <w:r>
               <w:rPr>
-                <w:b w:val="0"/>
-                <w:bCs w:val="0"/>
                 <w:i w:val="0"/>
                 <w:iCs w:val="0"/>
                 <w:smallCaps w:val="0"/>
@@ -267,7 +255,6 @@
               <w:ind w:left="0" w:right="0" w:firstLine="0"/>
               <w:jc w:val="left"/>
               <w:rPr>
-                <w:rFonts w:ascii="Calibri" w:cs="Calibri" w:eastAsia="Calibri" w:hAnsi="Calibri"/>
                 <w:b w:val="1"/>
                 <w:bCs w:val="1"/>
                 <w:i w:val="0"/>
@@ -364,7 +351,6 @@
               <w:ind w:left="0" w:right="0" w:firstLine="0"/>
               <w:jc w:val="left"/>
               <w:rPr>
-                <w:rFonts w:ascii="Calibri" w:cs="Calibri" w:eastAsia="Calibri" w:hAnsi="Calibri"/>
                 <w:b w:val="1"/>
                 <w:bCs w:val="1"/>
                 <w:i w:val="0"/>
@@ -397,11 +383,6 @@
               </w:rPr>
               <w:t xml:space="preserve">Complejidad:</w:t>
             </w:r>
-            <w:r>
-              <w:rPr>
-                <w:rtl w:val="0"/>
-              </w:rPr>
-            </w:r>
           </w:p>
         </w:tc>
         <w:tc>
@@ -425,9 +406,6 @@
               <w:ind w:left="0" w:right="0" w:firstLine="0"/>
               <w:jc w:val="left"/>
               <w:rPr>
-                <w:rFonts w:ascii="Calibri" w:cs="Calibri" w:eastAsia="Calibri" w:hAnsi="Calibri"/>
-                <w:b w:val="0"/>
-                <w:bCs w:val="0"/>
                 <w:i w:val="0"/>
                 <w:iCs w:val="0"/>
                 <w:smallCaps w:val="0"/>
@@ -479,7 +457,6 @@
               <w:ind w:left="0" w:right="0" w:firstLine="0"/>
               <w:jc w:val="left"/>
               <w:rPr>
-                <w:rFonts w:ascii="Calibri" w:cs="Calibri" w:eastAsia="Calibri" w:hAnsi="Calibri"/>
                 <w:b w:val="1"/>
                 <w:bCs w:val="1"/>
                 <w:i w:val="0"/>
@@ -511,11 +488,6 @@
                 <w:rtl w:val="0"/>
               </w:rPr>
               <w:t xml:space="preserve">HU Relacionada:</w:t>
-            </w:r>
-            <w:r>
-              <w:rPr>
-                <w:rtl w:val="0"/>
-              </w:rPr>
             </w:r>
           </w:p>
         </w:tc>
@@ -580,7 +552,6 @@
               <w:ind w:left="0" w:right="0" w:firstLine="0"/>
               <w:jc w:val="left"/>
               <w:rPr>
-                <w:rFonts w:ascii="Calibri" w:cs="Calibri" w:eastAsia="Calibri" w:hAnsi="Calibri"/>
                 <w:b w:val="1"/>
                 <w:bCs w:val="1"/>
                 <w:i w:val="0"/>
@@ -613,11 +584,6 @@
               </w:rPr>
               <w:t xml:space="preserve">Módulo:</w:t>
             </w:r>
-            <w:r>
-              <w:rPr>
-                <w:rtl w:val="0"/>
-              </w:rPr>
-            </w:r>
           </w:p>
         </w:tc>
         <w:tc>
@@ -640,9 +606,6 @@
               <w:ind w:left="0" w:right="0" w:firstLine="0"/>
               <w:jc w:val="left"/>
               <w:rPr>
-                <w:rFonts w:ascii="Calibri" w:cs="Calibri" w:eastAsia="Calibri" w:hAnsi="Calibri"/>
-                <w:b w:val="0"/>
-                <w:bCs w:val="0"/>
                 <w:i w:val="0"/>
                 <w:iCs w:val="0"/>
                 <w:smallCaps w:val="0"/>
@@ -696,7 +659,6 @@
               <w:ind w:left="0" w:right="0" w:firstLine="0"/>
               <w:jc w:val="left"/>
               <w:rPr>
-                <w:rFonts w:ascii="Calibri" w:cs="Calibri" w:eastAsia="Calibri" w:hAnsi="Calibri"/>
                 <w:b w:val="1"/>
                 <w:bCs w:val="1"/>
                 <w:i w:val="0"/>
@@ -756,7 +718,6 @@
               <w:ind w:left="0" w:right="0" w:firstLine="0"/>
               <w:jc w:val="left"/>
               <w:rPr>
-                <w:rFonts w:ascii="Calibri" w:cs="Calibri" w:eastAsia="Calibri" w:hAnsi="Calibri"/>
                 <w:b w:val="1"/>
                 <w:bCs w:val="1"/>
                 <w:i w:val="0"/>
@@ -788,11 +749,6 @@
                 <w:rtl w:val="0"/>
               </w:rPr>
               <w:t xml:space="preserve">Yo como</w:t>
-            </w:r>
-            <w:r>
-              <w:rPr>
-                <w:rtl w:val="0"/>
-              </w:rPr>
             </w:r>
           </w:p>
         </w:tc>
@@ -866,9 +822,6 @@
               <w:ind w:left="0" w:right="0" w:firstLine="0"/>
               <w:jc w:val="left"/>
               <w:rPr>
-                <w:rFonts w:ascii="Calibri" w:cs="Calibri" w:eastAsia="Calibri" w:hAnsi="Calibri"/>
-                <w:b w:val="0"/>
-                <w:bCs w:val="0"/>
                 <w:i w:val="0"/>
                 <w:iCs w:val="0"/>
                 <w:smallCaps w:val="0"/>
@@ -908,7 +861,6 @@
               <w:ind w:left="0" w:right="0" w:firstLine="0"/>
               <w:jc w:val="left"/>
               <w:rPr>
-                <w:rFonts w:ascii="Calibri" w:cs="Calibri" w:eastAsia="Calibri" w:hAnsi="Calibri"/>
                 <w:b w:val="1"/>
                 <w:bCs w:val="1"/>
                 <w:i w:val="0"/>
@@ -940,11 +892,6 @@
                 <w:rtl w:val="0"/>
               </w:rPr>
               <w:t xml:space="preserve">Requiero</w:t>
-            </w:r>
-            <w:r>
-              <w:rPr>
-                <w:rtl w:val="0"/>
-              </w:rPr>
             </w:r>
           </w:p>
         </w:tc>
@@ -973,7 +920,7 @@
               <w:rPr>
                 <w:rtl w:val="0"/>
               </w:rPr>
-              <w:t xml:space="preserve">registrar, modificar y eliminar etapas dentro de un proyecto</w:t>
+              <w:t xml:space="preserve">registrar y administrar las etapas de un proyecto.</w:t>
             </w:r>
             <w:r>
               <w:rPr>
@@ -1018,9 +965,6 @@
               <w:ind w:left="0" w:right="0" w:firstLine="0"/>
               <w:jc w:val="left"/>
               <w:rPr>
-                <w:rFonts w:ascii="Calibri" w:cs="Calibri" w:eastAsia="Calibri" w:hAnsi="Calibri"/>
-                <w:b w:val="0"/>
-                <w:bCs w:val="0"/>
                 <w:i w:val="0"/>
                 <w:iCs w:val="0"/>
                 <w:smallCaps w:val="0"/>
@@ -1060,7 +1004,6 @@
               <w:ind w:left="0" w:right="0" w:firstLine="0"/>
               <w:jc w:val="left"/>
               <w:rPr>
-                <w:rFonts w:ascii="Calibri" w:cs="Calibri" w:eastAsia="Calibri" w:hAnsi="Calibri"/>
                 <w:b w:val="1"/>
                 <w:bCs w:val="1"/>
                 <w:i w:val="0"/>
@@ -1092,11 +1035,6 @@
                 <w:rtl w:val="0"/>
               </w:rPr>
               <w:t xml:space="preserve">Para</w:t>
-            </w:r>
-            <w:r>
-              <w:rPr>
-                <w:rtl w:val="0"/>
-              </w:rPr>
             </w:r>
           </w:p>
         </w:tc>
@@ -1160,7 +1098,6 @@
               <w:ind w:left="0" w:right="0" w:firstLine="0"/>
               <w:jc w:val="left"/>
               <w:rPr>
-                <w:rFonts w:ascii="Calibri" w:cs="Calibri" w:eastAsia="Calibri" w:hAnsi="Calibri"/>
                 <w:b w:val="1"/>
                 <w:bCs w:val="1"/>
                 <w:i w:val="0"/>
@@ -1193,11 +1130,6 @@
               </w:rPr>
               <w:t xml:space="preserve">Requerimiento:</w:t>
             </w:r>
-            <w:r>
-              <w:rPr>
-                <w:rtl w:val="0"/>
-              </w:rPr>
-            </w:r>
           </w:p>
         </w:tc>
         <w:tc>
@@ -1212,12 +1144,7 @@
           </w:tcPr>
           <w:p>
             <w:pPr>
-              <w:keepNext w:val="0"/>
-              <w:keepLines w:val="0"/>
-              <w:widowControl w:val="1"/>
-              <w:shd w:fill="auto" w:val="clear"/>
-              <w:spacing w:after="0" w:before="0" w:line="240" w:lineRule="auto"/>
-              <w:ind w:left="0" w:right="0" w:firstLine="0"/>
+              <w:spacing w:after="0" w:line="240" w:lineRule="auto"/>
               <w:jc w:val="both"/>
               <w:rPr/>
             </w:pPr>
@@ -1225,7 +1152,147 @@
               <w:rPr>
                 <w:rtl w:val="0"/>
               </w:rPr>
-              <w:t xml:space="preserve">RF-008</w:t>
+              <w:t xml:space="preserve">- El sistema debe permitir registrar etapas asociadas a un proyecto.</w:t>
+            </w:r>
+          </w:p>
+          <w:p>
+            <w:pPr>
+              <w:spacing w:after="0" w:line="240" w:lineRule="auto"/>
+              <w:jc w:val="both"/>
+              <w:rPr/>
+            </w:pPr>
+            <w:r>
+              <w:rPr>
+                <w:rtl w:val="0"/>
+              </w:rPr>
+              <w:t xml:space="preserve">- El sistema debe permitir consultar las etapas registradas de un proyecto.</w:t>
+            </w:r>
+          </w:p>
+          <w:p>
+            <w:pPr>
+              <w:spacing w:after="0" w:line="240" w:lineRule="auto"/>
+              <w:jc w:val="both"/>
+              <w:rPr/>
+            </w:pPr>
+            <w:r>
+              <w:rPr>
+                <w:rtl w:val="0"/>
+              </w:rPr>
+              <w:t xml:space="preserve">- El sistema debe permitir modificar la información de una etapa.</w:t>
+            </w:r>
+          </w:p>
+          <w:p>
+            <w:pPr>
+              <w:spacing w:after="0" w:line="240" w:lineRule="auto"/>
+              <w:jc w:val="both"/>
+              <w:rPr/>
+            </w:pPr>
+            <w:r>
+              <w:rPr>
+                <w:rtl w:val="0"/>
+              </w:rPr>
+              <w:t xml:space="preserve">- El sistema debe permitir eliminar una etapa cuando las reglas de negocio lo permitan.</w:t>
+            </w:r>
+          </w:p>
+          <w:p>
+            <w:pPr>
+              <w:spacing w:after="0" w:line="240" w:lineRule="auto"/>
+              <w:jc w:val="both"/>
+              <w:rPr/>
+            </w:pPr>
+            <w:r>
+              <w:rPr>
+                <w:rtl w:val="0"/>
+              </w:rPr>
+              <w:t xml:space="preserve">- El sistema debe validar los campos obligatorios del formulario.</w:t>
+            </w:r>
+          </w:p>
+          <w:p>
+            <w:pPr>
+              <w:spacing w:after="0" w:line="240" w:lineRule="auto"/>
+              <w:jc w:val="both"/>
+              <w:rPr/>
+            </w:pPr>
+            <w:r>
+              <w:rPr>
+                <w:rtl w:val="0"/>
+              </w:rPr>
+              <w:t xml:space="preserve">- El sistema debe impedir registrar etapas con nombres duplicados dentro del mismo proyecto.</w:t>
+            </w:r>
+          </w:p>
+          <w:p>
+            <w:pPr>
+              <w:spacing w:after="0" w:line="240" w:lineRule="auto"/>
+              <w:jc w:val="both"/>
+              <w:rPr/>
+            </w:pPr>
+            <w:r>
+              <w:rPr>
+                <w:rtl w:val="0"/>
+              </w:rPr>
+              <w:t xml:space="preserve">- El sistema debe asociar cada etapa a un único proyecto.</w:t>
+            </w:r>
+          </w:p>
+          <w:p>
+            <w:pPr>
+              <w:spacing w:after="0" w:line="240" w:lineRule="auto"/>
+              <w:jc w:val="both"/>
+              <w:rPr/>
+            </w:pPr>
+            <w:r>
+              <w:rPr>
+                <w:rtl w:val="0"/>
+              </w:rPr>
+              <w:t xml:space="preserve">- El sistema debe advertir cuando una etapa tenga actividades asociadas antes de eliminarla.</w:t>
+            </w:r>
+          </w:p>
+          <w:p>
+            <w:pPr>
+              <w:spacing w:after="0" w:line="240" w:lineRule="auto"/>
+              <w:jc w:val="both"/>
+              <w:rPr/>
+            </w:pPr>
+            <w:r>
+              <w:rPr>
+                <w:rtl w:val="0"/>
+              </w:rPr>
+              <w:t xml:space="preserve">- El sistema debe mantener el orden de las etapas dentro del proyecto.</w:t>
+            </w:r>
+          </w:p>
+          <w:p>
+            <w:pPr>
+              <w:keepNext w:val="0"/>
+              <w:keepLines w:val="0"/>
+              <w:widowControl w:val="1"/>
+              <w:shd w:fill="auto" w:val="clear"/>
+              <w:spacing w:after="0" w:before="0" w:line="240" w:lineRule="auto"/>
+              <w:ind w:left="0" w:right="0" w:firstLine="0"/>
+              <w:jc w:val="both"/>
+              <w:rPr/>
+            </w:pPr>
+            <w:r>
+              <w:rPr>
+                <w:rtl w:val="0"/>
+              </w:rPr>
+              <w:t xml:space="preserve">- El sistema debe restringir la gestión de etapas a usuarios autorizados.</w:t>
+            </w:r>
+          </w:p>
+          <w:p>
+            <w:pPr>
+              <w:keepNext w:val="0"/>
+              <w:keepLines w:val="0"/>
+              <w:widowControl w:val="1"/>
+              <w:shd w:fill="auto" w:val="clear"/>
+              <w:spacing w:after="0" w:before="0" w:line="240" w:lineRule="auto"/>
+              <w:ind w:left="0" w:right="0" w:firstLine="0"/>
+              <w:jc w:val="both"/>
+              <w:rPr/>
+            </w:pPr>
+            <w:r>
+              <w:rPr>
+                <w:rtl w:val="0"/>
+              </w:rPr>
+              <w:t xml:space="preserve">- El sistema debe impedir la eliminación de etapas que tengan actividades asociadas.</w:t>
             </w:r>
           </w:p>
         </w:tc>
@@ -1255,7 +1322,6 @@
               <w:ind w:left="0" w:right="0" w:firstLine="0"/>
               <w:jc w:val="center"/>
               <w:rPr>
-                <w:rFonts w:ascii="Calibri" w:cs="Calibri" w:eastAsia="Calibri" w:hAnsi="Calibri"/>
                 <w:b w:val="1"/>
                 <w:bCs w:val="1"/>
                 <w:i w:val="0"/>
@@ -1287,11 +1353,6 @@
                 <w:rtl w:val="0"/>
               </w:rPr>
               <w:t xml:space="preserve">CRITERIOS DE ACEPTACIÓN</w:t>
-            </w:r>
-            <w:r>
-              <w:rPr>
-                <w:rtl w:val="0"/>
-              </w:rPr>
             </w:r>
           </w:p>
         </w:tc>
@@ -1324,7 +1385,6 @@
               <w:ind w:left="0" w:right="0" w:firstLine="0"/>
               <w:jc w:val="center"/>
               <w:rPr>
-                <w:rFonts w:ascii="Calibri" w:cs="Calibri" w:eastAsia="Calibri" w:hAnsi="Calibri"/>
                 <w:b w:val="1"/>
                 <w:bCs w:val="1"/>
                 <w:i w:val="0"/>
@@ -1357,11 +1417,6 @@
               </w:rPr>
               <w:t xml:space="preserve">Condición 01</w:t>
             </w:r>
-            <w:r>
-              <w:rPr>
-                <w:rtl w:val="0"/>
-              </w:rPr>
-            </w:r>
           </w:p>
           <w:p>
             <w:pPr>
@@ -1373,7 +1428,6 @@
               <w:ind w:left="0" w:right="0" w:firstLine="0"/>
               <w:jc w:val="center"/>
               <w:rPr>
-                <w:rFonts w:ascii="Calibri" w:cs="Calibri" w:eastAsia="Calibri" w:hAnsi="Calibri"/>
                 <w:b w:val="1"/>
                 <w:bCs w:val="1"/>
                 <w:i w:val="0"/>
@@ -1404,7 +1458,6 @@
               <w:ind w:left="0" w:right="0" w:firstLine="0"/>
               <w:jc w:val="center"/>
               <w:rPr>
-                <w:rFonts w:ascii="Calibri" w:cs="Calibri" w:eastAsia="Calibri" w:hAnsi="Calibri"/>
                 <w:b w:val="1"/>
                 <w:bCs w:val="1"/>
                 <w:i w:val="0"/>
@@ -1447,9 +1500,6 @@
               <w:ind w:left="0" w:right="0" w:firstLine="0"/>
               <w:jc w:val="left"/>
               <w:rPr>
-                <w:rFonts w:ascii="Calibri" w:cs="Calibri" w:eastAsia="Calibri" w:hAnsi="Calibri"/>
-                <w:b w:val="0"/>
-                <w:bCs w:val="0"/>
                 <w:i w:val="0"/>
                 <w:iCs w:val="0"/>
                 <w:smallCaps w:val="0"/>
@@ -1508,9 +1558,6 @@
               <w:ind w:left="0" w:right="0" w:firstLine="0"/>
               <w:jc w:val="left"/>
               <w:rPr>
-                <w:rFonts w:ascii="Calibri" w:cs="Calibri" w:eastAsia="Calibri" w:hAnsi="Calibri"/>
-                <w:b w:val="0"/>
-                <w:bCs w:val="0"/>
                 <w:i w:val="0"/>
                 <w:iCs w:val="0"/>
                 <w:smallCaps w:val="0"/>
@@ -1572,9 +1619,6 @@
               <w:ind w:left="0" w:right="0" w:firstLine="0"/>
               <w:jc w:val="left"/>
               <w:rPr>
-                <w:rFonts w:ascii="Calibri" w:cs="Calibri" w:eastAsia="Calibri" w:hAnsi="Calibri"/>
-                <w:b w:val="0"/>
-                <w:bCs w:val="0"/>
                 <w:i w:val="0"/>
                 <w:iCs w:val="0"/>
                 <w:smallCaps w:val="0"/>
@@ -1615,7 +1659,6 @@
               <w:ind w:left="0" w:right="0" w:firstLine="0"/>
               <w:jc w:val="left"/>
               <w:rPr>
-                <w:rFonts w:ascii="Calibri" w:cs="Calibri" w:eastAsia="Calibri" w:hAnsi="Calibri"/>
                 <w:b w:val="1"/>
                 <w:bCs w:val="1"/>
                 <w:i w:val="0"/>
@@ -1647,11 +1690,6 @@
                 <w:rtl w:val="0"/>
               </w:rPr>
               <w:t xml:space="preserve">Cuando:</w:t>
-            </w:r>
-            <w:r>
-              <w:rPr>
-                <w:rtl w:val="0"/>
-              </w:rPr>
             </w:r>
           </w:p>
         </w:tc>
@@ -1750,7 +1788,6 @@
               <w:ind w:left="0" w:right="0" w:firstLine="0"/>
               <w:jc w:val="left"/>
               <w:rPr>
-                <w:rFonts w:ascii="Calibri" w:cs="Calibri" w:eastAsia="Calibri" w:hAnsi="Calibri"/>
                 <w:b w:val="1"/>
                 <w:bCs w:val="1"/>
                 <w:i w:val="0"/>
@@ -1782,11 +1819,6 @@
                 <w:rtl w:val="0"/>
               </w:rPr>
               <w:t xml:space="preserve">Entonces:</w:t>
-            </w:r>
-            <w:r>
-              <w:rPr>
-                <w:rtl w:val="0"/>
-              </w:rPr>
             </w:r>
           </w:p>
         </w:tc>
@@ -1853,7 +1885,6 @@
               <w:ind w:left="0" w:right="0" w:firstLine="0"/>
               <w:jc w:val="center"/>
               <w:rPr>
-                <w:rFonts w:ascii="Calibri" w:cs="Calibri" w:eastAsia="Calibri" w:hAnsi="Calibri"/>
                 <w:b w:val="1"/>
                 <w:bCs w:val="1"/>
                 <w:i w:val="0"/>
@@ -1886,11 +1917,6 @@
               </w:rPr>
               <w:t xml:space="preserve">Condición 02</w:t>
             </w:r>
-            <w:r>
-              <w:rPr>
-                <w:rtl w:val="0"/>
-              </w:rPr>
-            </w:r>
           </w:p>
           <w:p>
             <w:pPr>
@@ -1902,7 +1928,6 @@
               <w:ind w:left="0" w:right="0" w:firstLine="0"/>
               <w:jc w:val="center"/>
               <w:rPr>
-                <w:rFonts w:ascii="Calibri" w:cs="Calibri" w:eastAsia="Calibri" w:hAnsi="Calibri"/>
                 <w:b w:val="1"/>
                 <w:bCs w:val="1"/>
                 <w:i w:val="0"/>
@@ -1945,7 +1970,6 @@
               <w:ind w:left="0" w:right="0" w:firstLine="0"/>
               <w:jc w:val="left"/>
               <w:rPr>
-                <w:rFonts w:ascii="Calibri" w:cs="Calibri" w:eastAsia="Calibri" w:hAnsi="Calibri"/>
                 <w:b w:val="1"/>
                 <w:bCs w:val="1"/>
                 <w:i w:val="0"/>
@@ -1977,11 +2001,6 @@
                 <w:rtl w:val="0"/>
               </w:rPr>
               <w:t xml:space="preserve">Dado:</w:t>
-            </w:r>
-            <w:r>
-              <w:rPr>
-                <w:rtl w:val="0"/>
-              </w:rPr>
             </w:r>
           </w:p>
         </w:tc>
@@ -2096,7 +2115,6 @@
               <w:ind w:left="0" w:right="0" w:firstLine="0"/>
               <w:jc w:val="left"/>
               <w:rPr>
-                <w:rFonts w:ascii="Calibri" w:cs="Calibri" w:eastAsia="Calibri" w:hAnsi="Calibri"/>
                 <w:b w:val="1"/>
                 <w:bCs w:val="1"/>
                 <w:i w:val="0"/>
@@ -2128,11 +2146,6 @@
                 <w:rtl w:val="0"/>
               </w:rPr>
               <w:t xml:space="preserve">Cuando:</w:t>
-            </w:r>
-            <w:r>
-              <w:rPr>
-                <w:rtl w:val="0"/>
-              </w:rPr>
             </w:r>
           </w:p>
         </w:tc>
@@ -2259,7 +2272,6 @@
               <w:ind w:left="0" w:right="0" w:firstLine="0"/>
               <w:jc w:val="left"/>
               <w:rPr>
-                <w:rFonts w:ascii="Calibri" w:cs="Calibri" w:eastAsia="Calibri" w:hAnsi="Calibri"/>
                 <w:b w:val="1"/>
                 <w:bCs w:val="1"/>
                 <w:i w:val="0"/>
@@ -2291,11 +2303,6 @@
                 <w:rtl w:val="0"/>
               </w:rPr>
               <w:t xml:space="preserve">Entonces:</w:t>
-            </w:r>
-            <w:r>
-              <w:rPr>
-                <w:rtl w:val="0"/>
-              </w:rPr>
             </w:r>
           </w:p>
         </w:tc>
@@ -2373,7 +2380,6 @@
               <w:ind w:left="0" w:right="0" w:firstLine="0"/>
               <w:jc w:val="center"/>
               <w:rPr>
-                <w:rFonts w:ascii="Calibri" w:cs="Calibri" w:eastAsia="Calibri" w:hAnsi="Calibri"/>
                 <w:b w:val="1"/>
                 <w:bCs w:val="1"/>
                 <w:i w:val="0"/>
@@ -2406,11 +2412,6 @@
               </w:rPr>
               <w:t xml:space="preserve">Condición 03</w:t>
             </w:r>
-            <w:r>
-              <w:rPr>
-                <w:rtl w:val="0"/>
-              </w:rPr>
-            </w:r>
           </w:p>
           <w:p>
             <w:pPr>
@@ -2422,7 +2423,6 @@
               <w:ind w:left="0" w:right="0" w:firstLine="0"/>
               <w:jc w:val="center"/>
               <w:rPr>
-                <w:rFonts w:ascii="Calibri" w:cs="Calibri" w:eastAsia="Calibri" w:hAnsi="Calibri"/>
                 <w:b w:val="1"/>
                 <w:bCs w:val="1"/>
                 <w:i w:val="0"/>
@@ -2465,7 +2465,6 @@
               <w:ind w:left="0" w:right="0" w:firstLine="0"/>
               <w:jc w:val="left"/>
               <w:rPr>
-                <w:rFonts w:ascii="Calibri" w:cs="Calibri" w:eastAsia="Calibri" w:hAnsi="Calibri"/>
                 <w:b w:val="1"/>
                 <w:bCs w:val="1"/>
                 <w:i w:val="0"/>
@@ -2497,11 +2496,6 @@
                 <w:rtl w:val="0"/>
               </w:rPr>
               <w:t xml:space="preserve">Dado:</w:t>
-            </w:r>
-            <w:r>
-              <w:rPr>
-                <w:rtl w:val="0"/>
-              </w:rPr>
             </w:r>
           </w:p>
         </w:tc>
@@ -2627,7 +2621,6 @@
               <w:ind w:left="0" w:right="0" w:firstLine="0"/>
               <w:jc w:val="left"/>
               <w:rPr>
-                <w:rFonts w:ascii="Calibri" w:cs="Calibri" w:eastAsia="Calibri" w:hAnsi="Calibri"/>
                 <w:b w:val="1"/>
                 <w:bCs w:val="1"/>
                 <w:i w:val="0"/>
@@ -2659,11 +2652,6 @@
                 <w:rtl w:val="0"/>
               </w:rPr>
               <w:t xml:space="preserve">Cuando:</w:t>
-            </w:r>
-            <w:r>
-              <w:rPr>
-                <w:rtl w:val="0"/>
-              </w:rPr>
             </w:r>
           </w:p>
         </w:tc>
@@ -2789,7 +2777,6 @@
               <w:ind w:left="0" w:right="0" w:firstLine="0"/>
               <w:jc w:val="left"/>
               <w:rPr>
-                <w:rFonts w:ascii="Calibri" w:cs="Calibri" w:eastAsia="Calibri" w:hAnsi="Calibri"/>
                 <w:b w:val="1"/>
                 <w:bCs w:val="1"/>
                 <w:i w:val="0"/>
@@ -2822,11 +2809,6 @@
               </w:rPr>
               <w:t xml:space="preserve">Entonces:</w:t>
             </w:r>
-            <w:r>
-              <w:rPr>
-                <w:rtl w:val="0"/>
-              </w:rPr>
-            </w:r>
           </w:p>
         </w:tc>
         <w:tc>
@@ -2866,7 +2848,7 @@
               <w:rPr>
                 <w:rtl w:val="0"/>
               </w:rPr>
-              <w:t xml:space="preserve">el sistema muestra una advertencia y solicita confirmación antes de proceder</w:t>
+              <w:t xml:space="preserve">el sistema informa que la etapa no puede eliminarse porque tiene actividades asociadas e indica que estas deben eliminarse o reasignarse antes de continuar.</w:t>
             </w:r>
             <w:r>
               <w:rPr>
@@ -2883,6 +2865,1631 @@
         </w:trPr>
         <w:tc>
           <w:tcPr>
+            <w:gridSpan w:val="3"/>
+            <w:vMerge w:val="restart"/>
+            <w:tcBorders>
+              <w:top w:color="000000" w:space="0" w:sz="4" w:val="single"/>
+              <w:left w:color="000000" w:space="0" w:sz="4" w:val="single"/>
+              <w:bottom w:color="000000" w:space="0" w:sz="4" w:val="single"/>
+              <w:right w:color="000000" w:space="0" w:sz="4" w:val="single"/>
+            </w:tcBorders>
+            <w:vAlign w:val="center"/>
+          </w:tcPr>
+          <w:p>
+            <w:pPr>
+              <w:jc w:val="center"/>
+              <w:rPr>
+                <w:b w:val="1"/>
+                <w:bCs w:val="1"/>
+                <w:color w:val="1f3864"/>
+              </w:rPr>
+            </w:pPr>
+            <w:r>
+              <w:rPr>
+                <w:b w:val="1"/>
+                <w:bCs w:val="1"/>
+                <w:color w:val="1f3864"/>
+                <w:rtl w:val="0"/>
+              </w:rPr>
+              <w:t xml:space="preserve">Condición 04</w:t>
+            </w:r>
+          </w:p>
+          <w:p>
+            <w:pPr>
+              <w:jc w:val="center"/>
+              <w:rPr>
+                <w:b w:val="1"/>
+                <w:bCs w:val="1"/>
+                <w:color w:val="1f3864"/>
+              </w:rPr>
+            </w:pPr>
+            <w:r>
+              <w:rPr>
+                <w:rtl w:val="0"/>
+              </w:rPr>
+            </w:r>
+          </w:p>
+        </w:tc>
+        <w:tc>
+          <w:tcPr>
+            <w:gridSpan w:val="2"/>
+            <w:tcBorders>
+              <w:top w:color="000000" w:space="0" w:sz="4" w:val="single"/>
+              <w:left w:color="000000" w:space="0" w:sz="4" w:val="single"/>
+              <w:bottom w:color="000000" w:space="0" w:sz="4" w:val="single"/>
+              <w:right w:color="000000" w:space="0" w:sz="4" w:val="single"/>
+            </w:tcBorders>
+            <w:vAlign w:val="center"/>
+          </w:tcPr>
+          <w:p>
+            <w:pPr>
+              <w:rPr>
+                <w:b w:val="1"/>
+                <w:bCs w:val="1"/>
+                <w:color w:val="1f3864"/>
+              </w:rPr>
+            </w:pPr>
+            <w:r>
+              <w:rPr>
+                <w:b w:val="1"/>
+                <w:bCs w:val="1"/>
+                <w:color w:val="1f3864"/>
+                <w:rtl w:val="0"/>
+              </w:rPr>
+              <w:t xml:space="preserve">Dado:</w:t>
+            </w:r>
+          </w:p>
+        </w:tc>
+        <w:tc>
+          <w:tcPr>
+            <w:gridSpan w:val="4"/>
+            <w:tcBorders>
+              <w:top w:color="000000" w:space="0" w:sz="4" w:val="single"/>
+              <w:left w:color="000000" w:space="0" w:sz="4" w:val="single"/>
+              <w:bottom w:color="000000" w:space="0" w:sz="4" w:val="single"/>
+              <w:right w:color="000000" w:space="0" w:sz="4" w:val="single"/>
+            </w:tcBorders>
+            <w:vAlign w:val="center"/>
+          </w:tcPr>
+          <w:p>
+            <w:pPr>
+              <w:spacing w:line="240" w:lineRule="auto"/>
+              <w:rPr/>
+            </w:pPr>
+            <w:r>
+              <w:rPr>
+                <w:rtl w:val="0"/>
+              </w:rPr>
+              <w:t xml:space="preserve">que el líder intenta registrar una etapa con información incompleta</w:t>
+            </w:r>
+          </w:p>
+        </w:tc>
+      </w:tr>
+      <w:tr>
+        <w:trPr>
+          <w:cantSplit w:val="0"/>
+          <w:tblHeader w:val="0"/>
+        </w:trPr>
+        <w:tc>
+          <w:tcPr>
+            <w:gridSpan w:val="3"/>
+            <w:vMerge w:val="continue"/>
+            <w:tcBorders>
+              <w:top w:color="000000" w:space="0" w:sz="4" w:val="single"/>
+              <w:left w:color="000000" w:space="0" w:sz="4" w:val="single"/>
+              <w:bottom w:color="000000" w:space="0" w:sz="4" w:val="single"/>
+              <w:right w:color="000000" w:space="0" w:sz="4" w:val="single"/>
+            </w:tcBorders>
+            <w:vAlign w:val="center"/>
+          </w:tcPr>
+          <w:p>
+            <w:pPr>
+              <w:keepNext w:val="0"/>
+              <w:keepLines w:val="0"/>
+              <w:pageBreakBefore w:val="0"/>
+              <w:widowControl w:val="0"/>
+              <w:pBdr>
+                <w:top w:space="0" w:sz="0" w:val="nil"/>
+                <w:left w:space="0" w:sz="0" w:val="nil"/>
+                <w:bottom w:space="0" w:sz="0" w:val="nil"/>
+                <w:right w:space="0" w:sz="0" w:val="nil"/>
+                <w:between w:space="0" w:sz="0" w:val="nil"/>
+              </w:pBdr>
+              <w:shd w:fill="auto" w:val="clear"/>
+              <w:spacing w:after="0" w:before="0" w:line="276" w:lineRule="auto"/>
+              <w:ind w:left="0" w:right="0" w:firstLine="0"/>
+              <w:jc w:val="left"/>
+              <w:rPr>
+                <w:i w:val="0"/>
+                <w:iCs w:val="0"/>
+                <w:smallCaps w:val="0"/>
+                <w:strike w:val="0"/>
+                <w:color w:val="000000"/>
+                <w:sz w:val="22"/>
+                <w:szCs w:val="22"/>
+                <w:u w:val="none"/>
+                <w:shd w:fill="auto" w:val="clear"/>
+                <w:vertAlign w:val="baseline"/>
+              </w:rPr>
+            </w:pPr>
+            <w:r>
+              <w:rPr>
+                <w:rtl w:val="0"/>
+              </w:rPr>
+            </w:r>
+          </w:p>
+        </w:tc>
+        <w:tc>
+          <w:tcPr>
+            <w:gridSpan w:val="2"/>
+            <w:tcBorders>
+              <w:top w:color="000000" w:space="0" w:sz="4" w:val="single"/>
+              <w:left w:color="000000" w:space="0" w:sz="4" w:val="single"/>
+              <w:bottom w:color="000000" w:space="0" w:sz="4" w:val="single"/>
+              <w:right w:color="000000" w:space="0" w:sz="4" w:val="single"/>
+            </w:tcBorders>
+            <w:vAlign w:val="center"/>
+          </w:tcPr>
+          <w:p>
+            <w:pPr>
+              <w:rPr>
+                <w:b w:val="1"/>
+                <w:bCs w:val="1"/>
+                <w:color w:val="1f3864"/>
+              </w:rPr>
+            </w:pPr>
+            <w:r>
+              <w:rPr>
+                <w:b w:val="1"/>
+                <w:bCs w:val="1"/>
+                <w:color w:val="1f3864"/>
+                <w:rtl w:val="0"/>
+              </w:rPr>
+              <w:t xml:space="preserve">Cuando:</w:t>
+            </w:r>
+          </w:p>
+        </w:tc>
+        <w:tc>
+          <w:tcPr>
+            <w:gridSpan w:val="4"/>
+            <w:tcBorders>
+              <w:top w:color="000000" w:space="0" w:sz="4" w:val="single"/>
+              <w:left w:color="000000" w:space="0" w:sz="4" w:val="single"/>
+              <w:bottom w:color="000000" w:space="0" w:sz="4" w:val="single"/>
+              <w:right w:color="000000" w:space="0" w:sz="4" w:val="single"/>
+            </w:tcBorders>
+            <w:vAlign w:val="center"/>
+          </w:tcPr>
+          <w:p>
+            <w:pPr>
+              <w:spacing w:line="240" w:lineRule="auto"/>
+              <w:rPr/>
+            </w:pPr>
+            <w:r>
+              <w:rPr>
+                <w:rtl w:val="0"/>
+              </w:rPr>
+              <w:t xml:space="preserve">selecciona la opción "Guardar"</w:t>
+            </w:r>
+          </w:p>
+        </w:tc>
+      </w:tr>
+      <w:tr>
+        <w:trPr>
+          <w:cantSplit w:val="0"/>
+          <w:tblHeader w:val="0"/>
+        </w:trPr>
+        <w:tc>
+          <w:tcPr>
+            <w:gridSpan w:val="3"/>
+            <w:vMerge w:val="continue"/>
+            <w:tcBorders>
+              <w:top w:color="000000" w:space="0" w:sz="4" w:val="single"/>
+              <w:left w:color="000000" w:space="0" w:sz="4" w:val="single"/>
+              <w:bottom w:color="000000" w:space="0" w:sz="4" w:val="single"/>
+              <w:right w:color="000000" w:space="0" w:sz="4" w:val="single"/>
+            </w:tcBorders>
+            <w:vAlign w:val="center"/>
+          </w:tcPr>
+          <w:p>
+            <w:pPr>
+              <w:keepNext w:val="0"/>
+              <w:keepLines w:val="0"/>
+              <w:pageBreakBefore w:val="0"/>
+              <w:widowControl w:val="0"/>
+              <w:pBdr>
+                <w:top w:space="0" w:sz="0" w:val="nil"/>
+                <w:left w:space="0" w:sz="0" w:val="nil"/>
+                <w:bottom w:space="0" w:sz="0" w:val="nil"/>
+                <w:right w:space="0" w:sz="0" w:val="nil"/>
+                <w:between w:space="0" w:sz="0" w:val="nil"/>
+              </w:pBdr>
+              <w:shd w:fill="auto" w:val="clear"/>
+              <w:spacing w:after="0" w:before="0" w:line="276" w:lineRule="auto"/>
+              <w:ind w:left="0" w:right="0" w:firstLine="0"/>
+              <w:jc w:val="left"/>
+              <w:rPr>
+                <w:i w:val="0"/>
+                <w:iCs w:val="0"/>
+                <w:smallCaps w:val="0"/>
+                <w:strike w:val="0"/>
+                <w:color w:val="000000"/>
+                <w:sz w:val="22"/>
+                <w:szCs w:val="22"/>
+                <w:u w:val="none"/>
+                <w:shd w:fill="auto" w:val="clear"/>
+                <w:vertAlign w:val="baseline"/>
+              </w:rPr>
+            </w:pPr>
+            <w:r>
+              <w:rPr>
+                <w:rtl w:val="0"/>
+              </w:rPr>
+            </w:r>
+          </w:p>
+        </w:tc>
+        <w:tc>
+          <w:tcPr>
+            <w:gridSpan w:val="2"/>
+            <w:tcBorders>
+              <w:top w:color="000000" w:space="0" w:sz="4" w:val="single"/>
+              <w:left w:color="000000" w:space="0" w:sz="4" w:val="single"/>
+              <w:bottom w:color="000000" w:space="0" w:sz="4" w:val="single"/>
+              <w:right w:color="000000" w:space="0" w:sz="4" w:val="single"/>
+            </w:tcBorders>
+            <w:vAlign w:val="center"/>
+          </w:tcPr>
+          <w:p>
+            <w:pPr>
+              <w:rPr>
+                <w:b w:val="1"/>
+                <w:bCs w:val="1"/>
+                <w:color w:val="1f3864"/>
+              </w:rPr>
+            </w:pPr>
+            <w:r>
+              <w:rPr>
+                <w:b w:val="1"/>
+                <w:bCs w:val="1"/>
+                <w:color w:val="1f3864"/>
+                <w:rtl w:val="0"/>
+              </w:rPr>
+              <w:t xml:space="preserve">Entonces:</w:t>
+            </w:r>
+          </w:p>
+        </w:tc>
+        <w:tc>
+          <w:tcPr>
+            <w:gridSpan w:val="4"/>
+            <w:tcBorders>
+              <w:top w:color="000000" w:space="0" w:sz="4" w:val="single"/>
+              <w:left w:color="000000" w:space="0" w:sz="4" w:val="single"/>
+              <w:bottom w:color="000000" w:space="0" w:sz="4" w:val="single"/>
+              <w:right w:color="000000" w:space="0" w:sz="4" w:val="single"/>
+            </w:tcBorders>
+            <w:vAlign w:val="center"/>
+          </w:tcPr>
+          <w:p>
+            <w:pPr>
+              <w:spacing w:line="240" w:lineRule="auto"/>
+              <w:rPr/>
+            </w:pPr>
+            <w:r>
+              <w:rPr>
+                <w:rtl w:val="0"/>
+              </w:rPr>
+              <w:t xml:space="preserve">el sistema informa los campos obligatorios pendientes y no registra la etapa</w:t>
+            </w:r>
+          </w:p>
+        </w:tc>
+      </w:tr>
+      <w:tr>
+        <w:trPr>
+          <w:cantSplit w:val="0"/>
+          <w:tblHeader w:val="0"/>
+        </w:trPr>
+        <w:tc>
+          <w:tcPr>
+            <w:gridSpan w:val="3"/>
+            <w:vMerge w:val="restart"/>
+            <w:tcBorders>
+              <w:top w:color="000000" w:space="0" w:sz="4" w:val="single"/>
+              <w:left w:color="000000" w:space="0" w:sz="4" w:val="single"/>
+              <w:bottom w:color="000000" w:space="0" w:sz="4" w:val="single"/>
+              <w:right w:color="000000" w:space="0" w:sz="4" w:val="single"/>
+            </w:tcBorders>
+            <w:vAlign w:val="center"/>
+          </w:tcPr>
+          <w:p>
+            <w:pPr>
+              <w:jc w:val="center"/>
+              <w:rPr>
+                <w:b w:val="1"/>
+                <w:bCs w:val="1"/>
+                <w:color w:val="1f3864"/>
+              </w:rPr>
+            </w:pPr>
+            <w:r>
+              <w:rPr>
+                <w:b w:val="1"/>
+                <w:bCs w:val="1"/>
+                <w:color w:val="1f3864"/>
+                <w:rtl w:val="0"/>
+              </w:rPr>
+              <w:t xml:space="preserve">Condición 05</w:t>
+            </w:r>
+          </w:p>
+          <w:p>
+            <w:pPr>
+              <w:jc w:val="center"/>
+              <w:rPr>
+                <w:b w:val="1"/>
+                <w:bCs w:val="1"/>
+                <w:color w:val="1f3864"/>
+              </w:rPr>
+            </w:pPr>
+            <w:r>
+              <w:rPr>
+                <w:rtl w:val="0"/>
+              </w:rPr>
+            </w:r>
+          </w:p>
+        </w:tc>
+        <w:tc>
+          <w:tcPr>
+            <w:gridSpan w:val="2"/>
+            <w:tcBorders>
+              <w:top w:color="000000" w:space="0" w:sz="4" w:val="single"/>
+              <w:left w:color="000000" w:space="0" w:sz="4" w:val="single"/>
+              <w:bottom w:color="000000" w:space="0" w:sz="4" w:val="single"/>
+              <w:right w:color="000000" w:space="0" w:sz="4" w:val="single"/>
+            </w:tcBorders>
+            <w:vAlign w:val="center"/>
+          </w:tcPr>
+          <w:p>
+            <w:pPr>
+              <w:rPr>
+                <w:b w:val="1"/>
+                <w:bCs w:val="1"/>
+                <w:color w:val="1f3864"/>
+              </w:rPr>
+            </w:pPr>
+            <w:r>
+              <w:rPr>
+                <w:b w:val="1"/>
+                <w:bCs w:val="1"/>
+                <w:color w:val="1f3864"/>
+                <w:rtl w:val="0"/>
+              </w:rPr>
+              <w:t xml:space="preserve">Dado:</w:t>
+            </w:r>
+          </w:p>
+        </w:tc>
+        <w:tc>
+          <w:tcPr>
+            <w:gridSpan w:val="4"/>
+            <w:tcBorders>
+              <w:top w:color="000000" w:space="0" w:sz="4" w:val="single"/>
+              <w:left w:color="000000" w:space="0" w:sz="4" w:val="single"/>
+              <w:bottom w:color="000000" w:space="0" w:sz="4" w:val="single"/>
+              <w:right w:color="000000" w:space="0" w:sz="4" w:val="single"/>
+            </w:tcBorders>
+            <w:vAlign w:val="center"/>
+          </w:tcPr>
+          <w:p>
+            <w:pPr>
+              <w:spacing w:line="240" w:lineRule="auto"/>
+              <w:rPr/>
+            </w:pPr>
+            <w:r>
+              <w:rPr>
+                <w:rtl w:val="0"/>
+              </w:rPr>
+              <w:t xml:space="preserve">que el líder intenta registrar una etapa cuyo nombre ya existe dentro del mismo proyecto</w:t>
+            </w:r>
+          </w:p>
+        </w:tc>
+      </w:tr>
+      <w:tr>
+        <w:trPr>
+          <w:cantSplit w:val="0"/>
+          <w:tblHeader w:val="0"/>
+        </w:trPr>
+        <w:tc>
+          <w:tcPr>
+            <w:gridSpan w:val="3"/>
+            <w:vMerge w:val="continue"/>
+            <w:tcBorders>
+              <w:top w:color="000000" w:space="0" w:sz="4" w:val="single"/>
+              <w:left w:color="000000" w:space="0" w:sz="4" w:val="single"/>
+              <w:bottom w:color="000000" w:space="0" w:sz="4" w:val="single"/>
+              <w:right w:color="000000" w:space="0" w:sz="4" w:val="single"/>
+            </w:tcBorders>
+            <w:vAlign w:val="center"/>
+          </w:tcPr>
+          <w:p>
+            <w:pPr>
+              <w:keepNext w:val="0"/>
+              <w:keepLines w:val="0"/>
+              <w:pageBreakBefore w:val="0"/>
+              <w:widowControl w:val="0"/>
+              <w:pBdr>
+                <w:top w:space="0" w:sz="0" w:val="nil"/>
+                <w:left w:space="0" w:sz="0" w:val="nil"/>
+                <w:bottom w:space="0" w:sz="0" w:val="nil"/>
+                <w:right w:space="0" w:sz="0" w:val="nil"/>
+                <w:between w:space="0" w:sz="0" w:val="nil"/>
+              </w:pBdr>
+              <w:shd w:fill="auto" w:val="clear"/>
+              <w:spacing w:after="0" w:before="0" w:line="276" w:lineRule="auto"/>
+              <w:ind w:left="0" w:right="0" w:firstLine="0"/>
+              <w:jc w:val="left"/>
+              <w:rPr>
+                <w:i w:val="0"/>
+                <w:iCs w:val="0"/>
+                <w:smallCaps w:val="0"/>
+                <w:strike w:val="0"/>
+                <w:color w:val="000000"/>
+                <w:sz w:val="22"/>
+                <w:szCs w:val="22"/>
+                <w:u w:val="none"/>
+                <w:shd w:fill="auto" w:val="clear"/>
+                <w:vertAlign w:val="baseline"/>
+              </w:rPr>
+            </w:pPr>
+            <w:r>
+              <w:rPr>
+                <w:rtl w:val="0"/>
+              </w:rPr>
+            </w:r>
+          </w:p>
+        </w:tc>
+        <w:tc>
+          <w:tcPr>
+            <w:gridSpan w:val="2"/>
+            <w:tcBorders>
+              <w:top w:color="000000" w:space="0" w:sz="4" w:val="single"/>
+              <w:left w:color="000000" w:space="0" w:sz="4" w:val="single"/>
+              <w:bottom w:color="000000" w:space="0" w:sz="4" w:val="single"/>
+              <w:right w:color="000000" w:space="0" w:sz="4" w:val="single"/>
+            </w:tcBorders>
+            <w:vAlign w:val="center"/>
+          </w:tcPr>
+          <w:p>
+            <w:pPr>
+              <w:rPr>
+                <w:b w:val="1"/>
+                <w:bCs w:val="1"/>
+                <w:color w:val="1f3864"/>
+              </w:rPr>
+            </w:pPr>
+            <w:r>
+              <w:rPr>
+                <w:b w:val="1"/>
+                <w:bCs w:val="1"/>
+                <w:color w:val="1f3864"/>
+                <w:rtl w:val="0"/>
+              </w:rPr>
+              <w:t xml:space="preserve">Cuando:</w:t>
+            </w:r>
+          </w:p>
+        </w:tc>
+        <w:tc>
+          <w:tcPr>
+            <w:gridSpan w:val="4"/>
+            <w:tcBorders>
+              <w:top w:color="000000" w:space="0" w:sz="4" w:val="single"/>
+              <w:left w:color="000000" w:space="0" w:sz="4" w:val="single"/>
+              <w:bottom w:color="000000" w:space="0" w:sz="4" w:val="single"/>
+              <w:right w:color="000000" w:space="0" w:sz="4" w:val="single"/>
+            </w:tcBorders>
+            <w:vAlign w:val="center"/>
+          </w:tcPr>
+          <w:p>
+            <w:pPr>
+              <w:spacing w:line="240" w:lineRule="auto"/>
+              <w:rPr/>
+            </w:pPr>
+            <w:r>
+              <w:rPr>
+                <w:rtl w:val="0"/>
+              </w:rPr>
+              <w:t xml:space="preserve">guarda la información</w:t>
+            </w:r>
+          </w:p>
+        </w:tc>
+      </w:tr>
+      <w:tr>
+        <w:trPr>
+          <w:cantSplit w:val="0"/>
+          <w:tblHeader w:val="0"/>
+        </w:trPr>
+        <w:tc>
+          <w:tcPr>
+            <w:gridSpan w:val="3"/>
+            <w:vMerge w:val="continue"/>
+            <w:tcBorders>
+              <w:top w:color="000000" w:space="0" w:sz="4" w:val="single"/>
+              <w:left w:color="000000" w:space="0" w:sz="4" w:val="single"/>
+              <w:bottom w:color="000000" w:space="0" w:sz="4" w:val="single"/>
+              <w:right w:color="000000" w:space="0" w:sz="4" w:val="single"/>
+            </w:tcBorders>
+            <w:vAlign w:val="center"/>
+          </w:tcPr>
+          <w:p>
+            <w:pPr>
+              <w:keepNext w:val="0"/>
+              <w:keepLines w:val="0"/>
+              <w:pageBreakBefore w:val="0"/>
+              <w:widowControl w:val="0"/>
+              <w:pBdr>
+                <w:top w:space="0" w:sz="0" w:val="nil"/>
+                <w:left w:space="0" w:sz="0" w:val="nil"/>
+                <w:bottom w:space="0" w:sz="0" w:val="nil"/>
+                <w:right w:space="0" w:sz="0" w:val="nil"/>
+                <w:between w:space="0" w:sz="0" w:val="nil"/>
+              </w:pBdr>
+              <w:shd w:fill="auto" w:val="clear"/>
+              <w:spacing w:after="0" w:before="0" w:line="276" w:lineRule="auto"/>
+              <w:ind w:left="0" w:right="0" w:firstLine="0"/>
+              <w:jc w:val="left"/>
+              <w:rPr>
+                <w:i w:val="0"/>
+                <w:iCs w:val="0"/>
+                <w:smallCaps w:val="0"/>
+                <w:strike w:val="0"/>
+                <w:color w:val="000000"/>
+                <w:sz w:val="22"/>
+                <w:szCs w:val="22"/>
+                <w:u w:val="none"/>
+                <w:shd w:fill="auto" w:val="clear"/>
+                <w:vertAlign w:val="baseline"/>
+              </w:rPr>
+            </w:pPr>
+            <w:r>
+              <w:rPr>
+                <w:rtl w:val="0"/>
+              </w:rPr>
+            </w:r>
+          </w:p>
+        </w:tc>
+        <w:tc>
+          <w:tcPr>
+            <w:gridSpan w:val="2"/>
+            <w:tcBorders>
+              <w:top w:color="000000" w:space="0" w:sz="4" w:val="single"/>
+              <w:left w:color="000000" w:space="0" w:sz="4" w:val="single"/>
+              <w:bottom w:color="000000" w:space="0" w:sz="4" w:val="single"/>
+              <w:right w:color="000000" w:space="0" w:sz="4" w:val="single"/>
+            </w:tcBorders>
+            <w:vAlign w:val="center"/>
+          </w:tcPr>
+          <w:p>
+            <w:pPr>
+              <w:rPr>
+                <w:b w:val="1"/>
+                <w:bCs w:val="1"/>
+                <w:color w:val="1f3864"/>
+              </w:rPr>
+            </w:pPr>
+            <w:r>
+              <w:rPr>
+                <w:b w:val="1"/>
+                <w:bCs w:val="1"/>
+                <w:color w:val="1f3864"/>
+                <w:rtl w:val="0"/>
+              </w:rPr>
+              <w:t xml:space="preserve">Entonces:</w:t>
+            </w:r>
+          </w:p>
+        </w:tc>
+        <w:tc>
+          <w:tcPr>
+            <w:gridSpan w:val="4"/>
+            <w:tcBorders>
+              <w:top w:color="000000" w:space="0" w:sz="4" w:val="single"/>
+              <w:left w:color="000000" w:space="0" w:sz="4" w:val="single"/>
+              <w:bottom w:color="000000" w:space="0" w:sz="4" w:val="single"/>
+              <w:right w:color="000000" w:space="0" w:sz="4" w:val="single"/>
+            </w:tcBorders>
+            <w:vAlign w:val="center"/>
+          </w:tcPr>
+          <w:p>
+            <w:pPr>
+              <w:spacing w:line="240" w:lineRule="auto"/>
+              <w:rPr/>
+            </w:pPr>
+            <w:r>
+              <w:rPr>
+                <w:rtl w:val="0"/>
+              </w:rPr>
+              <w:t xml:space="preserve">el sistema informa que ya existe una etapa con ese nombre</w:t>
+            </w:r>
+          </w:p>
+        </w:tc>
+      </w:tr>
+      <w:tr>
+        <w:trPr>
+          <w:cantSplit w:val="0"/>
+          <w:tblHeader w:val="0"/>
+        </w:trPr>
+        <w:tc>
+          <w:tcPr>
+            <w:gridSpan w:val="3"/>
+            <w:vMerge w:val="restart"/>
+            <w:tcBorders>
+              <w:top w:color="000000" w:space="0" w:sz="4" w:val="single"/>
+              <w:left w:color="000000" w:space="0" w:sz="4" w:val="single"/>
+              <w:bottom w:color="000000" w:space="0" w:sz="4" w:val="single"/>
+              <w:right w:color="000000" w:space="0" w:sz="4" w:val="single"/>
+            </w:tcBorders>
+            <w:vAlign w:val="center"/>
+          </w:tcPr>
+          <w:p>
+            <w:pPr>
+              <w:jc w:val="center"/>
+              <w:rPr>
+                <w:b w:val="1"/>
+                <w:bCs w:val="1"/>
+                <w:color w:val="1f3864"/>
+              </w:rPr>
+            </w:pPr>
+            <w:r>
+              <w:rPr>
+                <w:b w:val="1"/>
+                <w:bCs w:val="1"/>
+                <w:color w:val="1f3864"/>
+                <w:rtl w:val="0"/>
+              </w:rPr>
+              <w:t xml:space="preserve">Condición 06</w:t>
+            </w:r>
+          </w:p>
+          <w:p>
+            <w:pPr>
+              <w:jc w:val="center"/>
+              <w:rPr>
+                <w:b w:val="1"/>
+                <w:bCs w:val="1"/>
+                <w:color w:val="1f3864"/>
+              </w:rPr>
+            </w:pPr>
+            <w:r>
+              <w:rPr>
+                <w:rtl w:val="0"/>
+              </w:rPr>
+            </w:r>
+          </w:p>
+        </w:tc>
+        <w:tc>
+          <w:tcPr>
+            <w:gridSpan w:val="2"/>
+            <w:tcBorders>
+              <w:top w:color="000000" w:space="0" w:sz="4" w:val="single"/>
+              <w:left w:color="000000" w:space="0" w:sz="4" w:val="single"/>
+              <w:bottom w:color="000000" w:space="0" w:sz="4" w:val="single"/>
+              <w:right w:color="000000" w:space="0" w:sz="4" w:val="single"/>
+            </w:tcBorders>
+            <w:vAlign w:val="center"/>
+          </w:tcPr>
+          <w:p>
+            <w:pPr>
+              <w:rPr>
+                <w:b w:val="1"/>
+                <w:bCs w:val="1"/>
+                <w:color w:val="1f3864"/>
+              </w:rPr>
+            </w:pPr>
+            <w:r>
+              <w:rPr>
+                <w:b w:val="1"/>
+                <w:bCs w:val="1"/>
+                <w:color w:val="1f3864"/>
+                <w:rtl w:val="0"/>
+              </w:rPr>
+              <w:t xml:space="preserve">Dado:</w:t>
+            </w:r>
+          </w:p>
+        </w:tc>
+        <w:tc>
+          <w:tcPr>
+            <w:gridSpan w:val="4"/>
+            <w:tcBorders>
+              <w:top w:color="000000" w:space="0" w:sz="4" w:val="single"/>
+              <w:left w:color="000000" w:space="0" w:sz="4" w:val="single"/>
+              <w:bottom w:color="000000" w:space="0" w:sz="4" w:val="single"/>
+              <w:right w:color="000000" w:space="0" w:sz="4" w:val="single"/>
+            </w:tcBorders>
+            <w:vAlign w:val="center"/>
+          </w:tcPr>
+          <w:p>
+            <w:pPr>
+              <w:spacing w:line="240" w:lineRule="auto"/>
+              <w:rPr/>
+            </w:pPr>
+            <w:r>
+              <w:rPr>
+                <w:rtl w:val="0"/>
+              </w:rPr>
+              <w:t xml:space="preserve">que el líder intenta modificar una etapa inexistente</w:t>
+            </w:r>
+          </w:p>
+        </w:tc>
+      </w:tr>
+      <w:tr>
+        <w:trPr>
+          <w:cantSplit w:val="0"/>
+          <w:tblHeader w:val="0"/>
+        </w:trPr>
+        <w:tc>
+          <w:tcPr>
+            <w:gridSpan w:val="3"/>
+            <w:vMerge w:val="continue"/>
+            <w:tcBorders>
+              <w:top w:color="000000" w:space="0" w:sz="4" w:val="single"/>
+              <w:left w:color="000000" w:space="0" w:sz="4" w:val="single"/>
+              <w:bottom w:color="000000" w:space="0" w:sz="4" w:val="single"/>
+              <w:right w:color="000000" w:space="0" w:sz="4" w:val="single"/>
+            </w:tcBorders>
+            <w:vAlign w:val="center"/>
+          </w:tcPr>
+          <w:p>
+            <w:pPr>
+              <w:keepNext w:val="0"/>
+              <w:keepLines w:val="0"/>
+              <w:pageBreakBefore w:val="0"/>
+              <w:widowControl w:val="0"/>
+              <w:pBdr>
+                <w:top w:space="0" w:sz="0" w:val="nil"/>
+                <w:left w:space="0" w:sz="0" w:val="nil"/>
+                <w:bottom w:space="0" w:sz="0" w:val="nil"/>
+                <w:right w:space="0" w:sz="0" w:val="nil"/>
+                <w:between w:space="0" w:sz="0" w:val="nil"/>
+              </w:pBdr>
+              <w:shd w:fill="auto" w:val="clear"/>
+              <w:spacing w:after="0" w:before="0" w:line="276" w:lineRule="auto"/>
+              <w:ind w:left="0" w:right="0" w:firstLine="0"/>
+              <w:jc w:val="left"/>
+              <w:rPr>
+                <w:i w:val="0"/>
+                <w:iCs w:val="0"/>
+                <w:smallCaps w:val="0"/>
+                <w:strike w:val="0"/>
+                <w:color w:val="000000"/>
+                <w:sz w:val="22"/>
+                <w:szCs w:val="22"/>
+                <w:u w:val="none"/>
+                <w:shd w:fill="auto" w:val="clear"/>
+                <w:vertAlign w:val="baseline"/>
+              </w:rPr>
+            </w:pPr>
+            <w:r>
+              <w:rPr>
+                <w:rtl w:val="0"/>
+              </w:rPr>
+            </w:r>
+          </w:p>
+        </w:tc>
+        <w:tc>
+          <w:tcPr>
+            <w:gridSpan w:val="2"/>
+            <w:tcBorders>
+              <w:top w:color="000000" w:space="0" w:sz="4" w:val="single"/>
+              <w:left w:color="000000" w:space="0" w:sz="4" w:val="single"/>
+              <w:bottom w:color="000000" w:space="0" w:sz="4" w:val="single"/>
+              <w:right w:color="000000" w:space="0" w:sz="4" w:val="single"/>
+            </w:tcBorders>
+            <w:vAlign w:val="center"/>
+          </w:tcPr>
+          <w:p>
+            <w:pPr>
+              <w:rPr>
+                <w:b w:val="1"/>
+                <w:bCs w:val="1"/>
+                <w:color w:val="1f3864"/>
+              </w:rPr>
+            </w:pPr>
+            <w:r>
+              <w:rPr>
+                <w:b w:val="1"/>
+                <w:bCs w:val="1"/>
+                <w:color w:val="1f3864"/>
+                <w:rtl w:val="0"/>
+              </w:rPr>
+              <w:t xml:space="preserve">Cuando:</w:t>
+            </w:r>
+          </w:p>
+        </w:tc>
+        <w:tc>
+          <w:tcPr>
+            <w:gridSpan w:val="4"/>
+            <w:tcBorders>
+              <w:top w:color="000000" w:space="0" w:sz="4" w:val="single"/>
+              <w:left w:color="000000" w:space="0" w:sz="4" w:val="single"/>
+              <w:bottom w:color="000000" w:space="0" w:sz="4" w:val="single"/>
+              <w:right w:color="000000" w:space="0" w:sz="4" w:val="single"/>
+            </w:tcBorders>
+            <w:vAlign w:val="center"/>
+          </w:tcPr>
+          <w:p>
+            <w:pPr>
+              <w:spacing w:line="240" w:lineRule="auto"/>
+              <w:rPr/>
+            </w:pPr>
+            <w:r>
+              <w:rPr>
+                <w:rtl w:val="0"/>
+              </w:rPr>
+              <w:t xml:space="preserve">guarda los cambios</w:t>
+            </w:r>
+          </w:p>
+        </w:tc>
+      </w:tr>
+      <w:tr>
+        <w:trPr>
+          <w:cantSplit w:val="0"/>
+          <w:tblHeader w:val="0"/>
+        </w:trPr>
+        <w:tc>
+          <w:tcPr>
+            <w:gridSpan w:val="3"/>
+            <w:vMerge w:val="continue"/>
+            <w:tcBorders>
+              <w:top w:color="000000" w:space="0" w:sz="4" w:val="single"/>
+              <w:left w:color="000000" w:space="0" w:sz="4" w:val="single"/>
+              <w:bottom w:color="000000" w:space="0" w:sz="4" w:val="single"/>
+              <w:right w:color="000000" w:space="0" w:sz="4" w:val="single"/>
+            </w:tcBorders>
+            <w:vAlign w:val="center"/>
+          </w:tcPr>
+          <w:p>
+            <w:pPr>
+              <w:keepNext w:val="0"/>
+              <w:keepLines w:val="0"/>
+              <w:pageBreakBefore w:val="0"/>
+              <w:widowControl w:val="0"/>
+              <w:pBdr>
+                <w:top w:space="0" w:sz="0" w:val="nil"/>
+                <w:left w:space="0" w:sz="0" w:val="nil"/>
+                <w:bottom w:space="0" w:sz="0" w:val="nil"/>
+                <w:right w:space="0" w:sz="0" w:val="nil"/>
+                <w:between w:space="0" w:sz="0" w:val="nil"/>
+              </w:pBdr>
+              <w:shd w:fill="auto" w:val="clear"/>
+              <w:spacing w:after="0" w:before="0" w:line="276" w:lineRule="auto"/>
+              <w:ind w:left="0" w:right="0" w:firstLine="0"/>
+              <w:jc w:val="left"/>
+              <w:rPr>
+                <w:i w:val="0"/>
+                <w:iCs w:val="0"/>
+                <w:smallCaps w:val="0"/>
+                <w:strike w:val="0"/>
+                <w:color w:val="000000"/>
+                <w:sz w:val="22"/>
+                <w:szCs w:val="22"/>
+                <w:u w:val="none"/>
+                <w:shd w:fill="auto" w:val="clear"/>
+                <w:vertAlign w:val="baseline"/>
+              </w:rPr>
+            </w:pPr>
+            <w:r>
+              <w:rPr>
+                <w:rtl w:val="0"/>
+              </w:rPr>
+            </w:r>
+          </w:p>
+        </w:tc>
+        <w:tc>
+          <w:tcPr>
+            <w:gridSpan w:val="2"/>
+            <w:tcBorders>
+              <w:top w:color="000000" w:space="0" w:sz="4" w:val="single"/>
+              <w:left w:color="000000" w:space="0" w:sz="4" w:val="single"/>
+              <w:bottom w:color="000000" w:space="0" w:sz="4" w:val="single"/>
+              <w:right w:color="000000" w:space="0" w:sz="4" w:val="single"/>
+            </w:tcBorders>
+            <w:vAlign w:val="center"/>
+          </w:tcPr>
+          <w:p>
+            <w:pPr>
+              <w:rPr>
+                <w:b w:val="1"/>
+                <w:bCs w:val="1"/>
+                <w:color w:val="1f3864"/>
+              </w:rPr>
+            </w:pPr>
+            <w:r>
+              <w:rPr>
+                <w:b w:val="1"/>
+                <w:bCs w:val="1"/>
+                <w:color w:val="1f3864"/>
+                <w:rtl w:val="0"/>
+              </w:rPr>
+              <w:t xml:space="preserve">Entonces:</w:t>
+            </w:r>
+          </w:p>
+        </w:tc>
+        <w:tc>
+          <w:tcPr>
+            <w:gridSpan w:val="4"/>
+            <w:tcBorders>
+              <w:top w:color="000000" w:space="0" w:sz="4" w:val="single"/>
+              <w:left w:color="000000" w:space="0" w:sz="4" w:val="single"/>
+              <w:bottom w:color="000000" w:space="0" w:sz="4" w:val="single"/>
+              <w:right w:color="000000" w:space="0" w:sz="4" w:val="single"/>
+            </w:tcBorders>
+            <w:vAlign w:val="center"/>
+          </w:tcPr>
+          <w:p>
+            <w:pPr>
+              <w:spacing w:line="240" w:lineRule="auto"/>
+              <w:rPr/>
+            </w:pPr>
+            <w:r>
+              <w:rPr>
+                <w:rtl w:val="0"/>
+              </w:rPr>
+              <w:t xml:space="preserve">el sistema informa que la etapa no se encuentra disponible</w:t>
+            </w:r>
+          </w:p>
+        </w:tc>
+      </w:tr>
+      <w:tr>
+        <w:trPr>
+          <w:cantSplit w:val="0"/>
+          <w:tblHeader w:val="0"/>
+        </w:trPr>
+        <w:tc>
+          <w:tcPr>
+            <w:gridSpan w:val="3"/>
+            <w:vMerge w:val="restart"/>
+            <w:tcBorders>
+              <w:top w:color="000000" w:space="0" w:sz="4" w:val="single"/>
+              <w:left w:color="000000" w:space="0" w:sz="4" w:val="single"/>
+              <w:bottom w:color="000000" w:space="0" w:sz="4" w:val="single"/>
+              <w:right w:color="000000" w:space="0" w:sz="4" w:val="single"/>
+            </w:tcBorders>
+            <w:vAlign w:val="center"/>
+          </w:tcPr>
+          <w:p>
+            <w:pPr>
+              <w:jc w:val="center"/>
+              <w:rPr>
+                <w:b w:val="1"/>
+                <w:bCs w:val="1"/>
+                <w:color w:val="1f3864"/>
+              </w:rPr>
+            </w:pPr>
+            <w:r>
+              <w:rPr>
+                <w:b w:val="1"/>
+                <w:bCs w:val="1"/>
+                <w:color w:val="1f3864"/>
+                <w:rtl w:val="0"/>
+              </w:rPr>
+              <w:t xml:space="preserve">Condición 07</w:t>
+            </w:r>
+          </w:p>
+          <w:p>
+            <w:pPr>
+              <w:jc w:val="center"/>
+              <w:rPr>
+                <w:b w:val="1"/>
+                <w:bCs w:val="1"/>
+                <w:color w:val="1f3864"/>
+              </w:rPr>
+            </w:pPr>
+            <w:r>
+              <w:rPr>
+                <w:rtl w:val="0"/>
+              </w:rPr>
+            </w:r>
+          </w:p>
+        </w:tc>
+        <w:tc>
+          <w:tcPr>
+            <w:gridSpan w:val="2"/>
+            <w:tcBorders>
+              <w:top w:color="000000" w:space="0" w:sz="4" w:val="single"/>
+              <w:left w:color="000000" w:space="0" w:sz="4" w:val="single"/>
+              <w:bottom w:color="000000" w:space="0" w:sz="4" w:val="single"/>
+              <w:right w:color="000000" w:space="0" w:sz="4" w:val="single"/>
+            </w:tcBorders>
+            <w:vAlign w:val="center"/>
+          </w:tcPr>
+          <w:p>
+            <w:pPr>
+              <w:rPr>
+                <w:b w:val="1"/>
+                <w:bCs w:val="1"/>
+                <w:color w:val="1f3864"/>
+              </w:rPr>
+            </w:pPr>
+            <w:r>
+              <w:rPr>
+                <w:b w:val="1"/>
+                <w:bCs w:val="1"/>
+                <w:color w:val="1f3864"/>
+                <w:rtl w:val="0"/>
+              </w:rPr>
+              <w:t xml:space="preserve">Dado:</w:t>
+            </w:r>
+          </w:p>
+        </w:tc>
+        <w:tc>
+          <w:tcPr>
+            <w:gridSpan w:val="4"/>
+            <w:tcBorders>
+              <w:top w:color="000000" w:space="0" w:sz="4" w:val="single"/>
+              <w:left w:color="000000" w:space="0" w:sz="4" w:val="single"/>
+              <w:bottom w:color="000000" w:space="0" w:sz="4" w:val="single"/>
+              <w:right w:color="000000" w:space="0" w:sz="4" w:val="single"/>
+            </w:tcBorders>
+            <w:vAlign w:val="center"/>
+          </w:tcPr>
+          <w:p>
+            <w:pPr>
+              <w:spacing w:line="240" w:lineRule="auto"/>
+              <w:rPr/>
+            </w:pPr>
+            <w:r>
+              <w:rPr>
+                <w:rtl w:val="0"/>
+              </w:rPr>
+              <w:t xml:space="preserve">que el líder elimina una etapa sin actividades asociadas</w:t>
+            </w:r>
+          </w:p>
+        </w:tc>
+      </w:tr>
+      <w:tr>
+        <w:trPr>
+          <w:cantSplit w:val="0"/>
+          <w:tblHeader w:val="0"/>
+        </w:trPr>
+        <w:tc>
+          <w:tcPr>
+            <w:gridSpan w:val="3"/>
+            <w:vMerge w:val="continue"/>
+            <w:tcBorders>
+              <w:top w:color="000000" w:space="0" w:sz="4" w:val="single"/>
+              <w:left w:color="000000" w:space="0" w:sz="4" w:val="single"/>
+              <w:bottom w:color="000000" w:space="0" w:sz="4" w:val="single"/>
+              <w:right w:color="000000" w:space="0" w:sz="4" w:val="single"/>
+            </w:tcBorders>
+            <w:vAlign w:val="center"/>
+          </w:tcPr>
+          <w:p>
+            <w:pPr>
+              <w:keepNext w:val="0"/>
+              <w:keepLines w:val="0"/>
+              <w:pageBreakBefore w:val="0"/>
+              <w:widowControl w:val="0"/>
+              <w:pBdr>
+                <w:top w:space="0" w:sz="0" w:val="nil"/>
+                <w:left w:space="0" w:sz="0" w:val="nil"/>
+                <w:bottom w:space="0" w:sz="0" w:val="nil"/>
+                <w:right w:space="0" w:sz="0" w:val="nil"/>
+                <w:between w:space="0" w:sz="0" w:val="nil"/>
+              </w:pBdr>
+              <w:shd w:fill="auto" w:val="clear"/>
+              <w:spacing w:after="0" w:before="0" w:line="276" w:lineRule="auto"/>
+              <w:ind w:left="0" w:right="0" w:firstLine="0"/>
+              <w:jc w:val="left"/>
+              <w:rPr>
+                <w:i w:val="0"/>
+                <w:iCs w:val="0"/>
+                <w:smallCaps w:val="0"/>
+                <w:strike w:val="0"/>
+                <w:color w:val="000000"/>
+                <w:sz w:val="22"/>
+                <w:szCs w:val="22"/>
+                <w:u w:val="none"/>
+                <w:shd w:fill="auto" w:val="clear"/>
+                <w:vertAlign w:val="baseline"/>
+              </w:rPr>
+            </w:pPr>
+            <w:r>
+              <w:rPr>
+                <w:rtl w:val="0"/>
+              </w:rPr>
+            </w:r>
+          </w:p>
+        </w:tc>
+        <w:tc>
+          <w:tcPr>
+            <w:gridSpan w:val="2"/>
+            <w:tcBorders>
+              <w:top w:color="000000" w:space="0" w:sz="4" w:val="single"/>
+              <w:left w:color="000000" w:space="0" w:sz="4" w:val="single"/>
+              <w:bottom w:color="000000" w:space="0" w:sz="4" w:val="single"/>
+              <w:right w:color="000000" w:space="0" w:sz="4" w:val="single"/>
+            </w:tcBorders>
+            <w:vAlign w:val="center"/>
+          </w:tcPr>
+          <w:p>
+            <w:pPr>
+              <w:rPr>
+                <w:b w:val="1"/>
+                <w:bCs w:val="1"/>
+                <w:color w:val="1f3864"/>
+              </w:rPr>
+            </w:pPr>
+            <w:r>
+              <w:rPr>
+                <w:b w:val="1"/>
+                <w:bCs w:val="1"/>
+                <w:color w:val="1f3864"/>
+                <w:rtl w:val="0"/>
+              </w:rPr>
+              <w:t xml:space="preserve">Cuando:</w:t>
+            </w:r>
+          </w:p>
+        </w:tc>
+        <w:tc>
+          <w:tcPr>
+            <w:gridSpan w:val="4"/>
+            <w:tcBorders>
+              <w:top w:color="000000" w:space="0" w:sz="4" w:val="single"/>
+              <w:left w:color="000000" w:space="0" w:sz="4" w:val="single"/>
+              <w:bottom w:color="000000" w:space="0" w:sz="4" w:val="single"/>
+              <w:right w:color="000000" w:space="0" w:sz="4" w:val="single"/>
+            </w:tcBorders>
+            <w:vAlign w:val="center"/>
+          </w:tcPr>
+          <w:p>
+            <w:pPr>
+              <w:spacing w:line="240" w:lineRule="auto"/>
+              <w:rPr/>
+            </w:pPr>
+            <w:r>
+              <w:rPr>
+                <w:rtl w:val="0"/>
+              </w:rPr>
+              <w:t xml:space="preserve">confirma la eliminación</w:t>
+            </w:r>
+          </w:p>
+        </w:tc>
+      </w:tr>
+      <w:tr>
+        <w:trPr>
+          <w:cantSplit w:val="0"/>
+          <w:tblHeader w:val="0"/>
+        </w:trPr>
+        <w:tc>
+          <w:tcPr>
+            <w:gridSpan w:val="3"/>
+            <w:vMerge w:val="continue"/>
+            <w:tcBorders>
+              <w:top w:color="000000" w:space="0" w:sz="4" w:val="single"/>
+              <w:left w:color="000000" w:space="0" w:sz="4" w:val="single"/>
+              <w:bottom w:color="000000" w:space="0" w:sz="4" w:val="single"/>
+              <w:right w:color="000000" w:space="0" w:sz="4" w:val="single"/>
+            </w:tcBorders>
+            <w:vAlign w:val="center"/>
+          </w:tcPr>
+          <w:p>
+            <w:pPr>
+              <w:keepNext w:val="0"/>
+              <w:keepLines w:val="0"/>
+              <w:pageBreakBefore w:val="0"/>
+              <w:widowControl w:val="0"/>
+              <w:pBdr>
+                <w:top w:space="0" w:sz="0" w:val="nil"/>
+                <w:left w:space="0" w:sz="0" w:val="nil"/>
+                <w:bottom w:space="0" w:sz="0" w:val="nil"/>
+                <w:right w:space="0" w:sz="0" w:val="nil"/>
+                <w:between w:space="0" w:sz="0" w:val="nil"/>
+              </w:pBdr>
+              <w:shd w:fill="auto" w:val="clear"/>
+              <w:spacing w:after="0" w:before="0" w:line="276" w:lineRule="auto"/>
+              <w:ind w:left="0" w:right="0" w:firstLine="0"/>
+              <w:jc w:val="left"/>
+              <w:rPr>
+                <w:i w:val="0"/>
+                <w:iCs w:val="0"/>
+                <w:smallCaps w:val="0"/>
+                <w:strike w:val="0"/>
+                <w:color w:val="000000"/>
+                <w:sz w:val="22"/>
+                <w:szCs w:val="22"/>
+                <w:u w:val="none"/>
+                <w:shd w:fill="auto" w:val="clear"/>
+                <w:vertAlign w:val="baseline"/>
+              </w:rPr>
+            </w:pPr>
+            <w:r>
+              <w:rPr>
+                <w:rtl w:val="0"/>
+              </w:rPr>
+            </w:r>
+          </w:p>
+        </w:tc>
+        <w:tc>
+          <w:tcPr>
+            <w:gridSpan w:val="2"/>
+            <w:tcBorders>
+              <w:top w:color="000000" w:space="0" w:sz="4" w:val="single"/>
+              <w:left w:color="000000" w:space="0" w:sz="4" w:val="single"/>
+              <w:bottom w:color="000000" w:space="0" w:sz="4" w:val="single"/>
+              <w:right w:color="000000" w:space="0" w:sz="4" w:val="single"/>
+            </w:tcBorders>
+            <w:vAlign w:val="center"/>
+          </w:tcPr>
+          <w:p>
+            <w:pPr>
+              <w:rPr>
+                <w:b w:val="1"/>
+                <w:bCs w:val="1"/>
+                <w:color w:val="1f3864"/>
+              </w:rPr>
+            </w:pPr>
+            <w:r>
+              <w:rPr>
+                <w:b w:val="1"/>
+                <w:bCs w:val="1"/>
+                <w:color w:val="1f3864"/>
+                <w:rtl w:val="0"/>
+              </w:rPr>
+              <w:t xml:space="preserve">Entonces:</w:t>
+            </w:r>
+          </w:p>
+        </w:tc>
+        <w:tc>
+          <w:tcPr>
+            <w:gridSpan w:val="4"/>
+            <w:tcBorders>
+              <w:top w:color="000000" w:space="0" w:sz="4" w:val="single"/>
+              <w:left w:color="000000" w:space="0" w:sz="4" w:val="single"/>
+              <w:bottom w:color="000000" w:space="0" w:sz="4" w:val="single"/>
+              <w:right w:color="000000" w:space="0" w:sz="4" w:val="single"/>
+            </w:tcBorders>
+            <w:vAlign w:val="center"/>
+          </w:tcPr>
+          <w:p>
+            <w:pPr>
+              <w:spacing w:line="240" w:lineRule="auto"/>
+              <w:rPr/>
+            </w:pPr>
+            <w:r>
+              <w:rPr>
+                <w:rtl w:val="0"/>
+              </w:rPr>
+              <w:t xml:space="preserve">el sistema elimina la etapa correctamente y actualiza la lista de etapas</w:t>
+            </w:r>
+          </w:p>
+        </w:tc>
+      </w:tr>
+      <w:tr>
+        <w:trPr>
+          <w:cantSplit w:val="0"/>
+          <w:tblHeader w:val="0"/>
+        </w:trPr>
+        <w:tc>
+          <w:tcPr>
+            <w:gridSpan w:val="3"/>
+            <w:vMerge w:val="restart"/>
+            <w:tcBorders>
+              <w:top w:color="000000" w:space="0" w:sz="4" w:val="single"/>
+              <w:left w:color="000000" w:space="0" w:sz="4" w:val="single"/>
+              <w:bottom w:color="000000" w:space="0" w:sz="4" w:val="single"/>
+              <w:right w:color="000000" w:space="0" w:sz="4" w:val="single"/>
+            </w:tcBorders>
+            <w:vAlign w:val="center"/>
+          </w:tcPr>
+          <w:p>
+            <w:pPr>
+              <w:jc w:val="center"/>
+              <w:rPr>
+                <w:b w:val="1"/>
+                <w:bCs w:val="1"/>
+                <w:color w:val="1f3864"/>
+              </w:rPr>
+            </w:pPr>
+            <w:r>
+              <w:rPr>
+                <w:b w:val="1"/>
+                <w:bCs w:val="1"/>
+                <w:color w:val="1f3864"/>
+                <w:rtl w:val="0"/>
+              </w:rPr>
+              <w:t xml:space="preserve">Condición 03</w:t>
+            </w:r>
+          </w:p>
+          <w:p>
+            <w:pPr>
+              <w:jc w:val="center"/>
+              <w:rPr>
+                <w:b w:val="1"/>
+                <w:bCs w:val="1"/>
+                <w:color w:val="1f3864"/>
+              </w:rPr>
+            </w:pPr>
+            <w:r>
+              <w:rPr>
+                <w:rtl w:val="0"/>
+              </w:rPr>
+            </w:r>
+          </w:p>
+        </w:tc>
+        <w:tc>
+          <w:tcPr>
+            <w:gridSpan w:val="2"/>
+            <w:tcBorders>
+              <w:top w:color="000000" w:space="0" w:sz="4" w:val="single"/>
+              <w:left w:color="000000" w:space="0" w:sz="4" w:val="single"/>
+              <w:bottom w:color="000000" w:space="0" w:sz="4" w:val="single"/>
+              <w:right w:color="000000" w:space="0" w:sz="4" w:val="single"/>
+            </w:tcBorders>
+            <w:vAlign w:val="center"/>
+          </w:tcPr>
+          <w:p>
+            <w:pPr>
+              <w:rPr>
+                <w:b w:val="1"/>
+                <w:bCs w:val="1"/>
+                <w:color w:val="1f3864"/>
+              </w:rPr>
+            </w:pPr>
+            <w:r>
+              <w:rPr>
+                <w:b w:val="1"/>
+                <w:bCs w:val="1"/>
+                <w:color w:val="1f3864"/>
+                <w:rtl w:val="0"/>
+              </w:rPr>
+              <w:t xml:space="preserve">Dado:</w:t>
+            </w:r>
+          </w:p>
+        </w:tc>
+        <w:tc>
+          <w:tcPr>
+            <w:gridSpan w:val="4"/>
+            <w:tcBorders>
+              <w:top w:color="000000" w:space="0" w:sz="4" w:val="single"/>
+              <w:left w:color="000000" w:space="0" w:sz="4" w:val="single"/>
+              <w:bottom w:color="000000" w:space="0" w:sz="4" w:val="single"/>
+              <w:right w:color="000000" w:space="0" w:sz="4" w:val="single"/>
+            </w:tcBorders>
+            <w:vAlign w:val="center"/>
+          </w:tcPr>
+          <w:p>
+            <w:pPr>
+              <w:spacing w:line="240" w:lineRule="auto"/>
+              <w:rPr/>
+            </w:pPr>
+            <w:r>
+              <w:rPr>
+                <w:rtl w:val="0"/>
+              </w:rPr>
+              <w:t xml:space="preserve">que el líder intenta eliminar una etapa con actividades asociadas</w:t>
+            </w:r>
+          </w:p>
+        </w:tc>
+      </w:tr>
+      <w:tr>
+        <w:trPr>
+          <w:cantSplit w:val="0"/>
+          <w:tblHeader w:val="0"/>
+        </w:trPr>
+        <w:tc>
+          <w:tcPr>
+            <w:gridSpan w:val="3"/>
+            <w:vMerge w:val="continue"/>
+            <w:tcBorders>
+              <w:top w:color="000000" w:space="0" w:sz="4" w:val="single"/>
+              <w:left w:color="000000" w:space="0" w:sz="4" w:val="single"/>
+              <w:bottom w:color="000000" w:space="0" w:sz="4" w:val="single"/>
+              <w:right w:color="000000" w:space="0" w:sz="4" w:val="single"/>
+            </w:tcBorders>
+            <w:vAlign w:val="center"/>
+          </w:tcPr>
+          <w:p>
+            <w:pPr>
+              <w:keepNext w:val="0"/>
+              <w:keepLines w:val="0"/>
+              <w:pageBreakBefore w:val="0"/>
+              <w:widowControl w:val="0"/>
+              <w:pBdr>
+                <w:top w:space="0" w:sz="0" w:val="nil"/>
+                <w:left w:space="0" w:sz="0" w:val="nil"/>
+                <w:bottom w:space="0" w:sz="0" w:val="nil"/>
+                <w:right w:space="0" w:sz="0" w:val="nil"/>
+                <w:between w:space="0" w:sz="0" w:val="nil"/>
+              </w:pBdr>
+              <w:shd w:fill="auto" w:val="clear"/>
+              <w:spacing w:after="0" w:before="0" w:line="276" w:lineRule="auto"/>
+              <w:ind w:left="0" w:right="0" w:firstLine="0"/>
+              <w:jc w:val="left"/>
+              <w:rPr>
+                <w:i w:val="0"/>
+                <w:iCs w:val="0"/>
+                <w:smallCaps w:val="0"/>
+                <w:strike w:val="0"/>
+                <w:color w:val="000000"/>
+                <w:sz w:val="22"/>
+                <w:szCs w:val="22"/>
+                <w:u w:val="none"/>
+                <w:shd w:fill="auto" w:val="clear"/>
+                <w:vertAlign w:val="baseline"/>
+              </w:rPr>
+            </w:pPr>
+            <w:r>
+              <w:rPr>
+                <w:rtl w:val="0"/>
+              </w:rPr>
+            </w:r>
+          </w:p>
+        </w:tc>
+        <w:tc>
+          <w:tcPr>
+            <w:gridSpan w:val="2"/>
+            <w:tcBorders>
+              <w:top w:color="000000" w:space="0" w:sz="4" w:val="single"/>
+              <w:left w:color="000000" w:space="0" w:sz="4" w:val="single"/>
+              <w:bottom w:color="000000" w:space="0" w:sz="4" w:val="single"/>
+              <w:right w:color="000000" w:space="0" w:sz="4" w:val="single"/>
+            </w:tcBorders>
+            <w:vAlign w:val="center"/>
+          </w:tcPr>
+          <w:p>
+            <w:pPr>
+              <w:rPr>
+                <w:b w:val="1"/>
+                <w:bCs w:val="1"/>
+                <w:color w:val="1f3864"/>
+              </w:rPr>
+            </w:pPr>
+            <w:r>
+              <w:rPr>
+                <w:b w:val="1"/>
+                <w:bCs w:val="1"/>
+                <w:color w:val="1f3864"/>
+                <w:rtl w:val="0"/>
+              </w:rPr>
+              <w:t xml:space="preserve">Cuando:</w:t>
+            </w:r>
+          </w:p>
+        </w:tc>
+        <w:tc>
+          <w:tcPr>
+            <w:gridSpan w:val="4"/>
+            <w:tcBorders>
+              <w:top w:color="000000" w:space="0" w:sz="4" w:val="single"/>
+              <w:left w:color="000000" w:space="0" w:sz="4" w:val="single"/>
+              <w:bottom w:color="000000" w:space="0" w:sz="4" w:val="single"/>
+              <w:right w:color="000000" w:space="0" w:sz="4" w:val="single"/>
+            </w:tcBorders>
+            <w:vAlign w:val="center"/>
+          </w:tcPr>
+          <w:p>
+            <w:pPr>
+              <w:spacing w:line="240" w:lineRule="auto"/>
+              <w:rPr/>
+            </w:pPr>
+            <w:r>
+              <w:rPr>
+                <w:rtl w:val="0"/>
+              </w:rPr>
+              <w:t xml:space="preserve">confirma la acción</w:t>
+            </w:r>
+          </w:p>
+        </w:tc>
+      </w:tr>
+      <w:tr>
+        <w:trPr>
+          <w:cantSplit w:val="0"/>
+          <w:tblHeader w:val="0"/>
+        </w:trPr>
+        <w:tc>
+          <w:tcPr>
+            <w:gridSpan w:val="3"/>
+            <w:vMerge w:val="continue"/>
+            <w:tcBorders>
+              <w:top w:color="000000" w:space="0" w:sz="4" w:val="single"/>
+              <w:left w:color="000000" w:space="0" w:sz="4" w:val="single"/>
+              <w:bottom w:color="000000" w:space="0" w:sz="4" w:val="single"/>
+              <w:right w:color="000000" w:space="0" w:sz="4" w:val="single"/>
+            </w:tcBorders>
+            <w:vAlign w:val="center"/>
+          </w:tcPr>
+          <w:p>
+            <w:pPr>
+              <w:keepNext w:val="0"/>
+              <w:keepLines w:val="0"/>
+              <w:pageBreakBefore w:val="0"/>
+              <w:widowControl w:val="0"/>
+              <w:pBdr>
+                <w:top w:space="0" w:sz="0" w:val="nil"/>
+                <w:left w:space="0" w:sz="0" w:val="nil"/>
+                <w:bottom w:space="0" w:sz="0" w:val="nil"/>
+                <w:right w:space="0" w:sz="0" w:val="nil"/>
+                <w:between w:space="0" w:sz="0" w:val="nil"/>
+              </w:pBdr>
+              <w:shd w:fill="auto" w:val="clear"/>
+              <w:spacing w:after="0" w:before="0" w:line="276" w:lineRule="auto"/>
+              <w:ind w:left="0" w:right="0" w:firstLine="0"/>
+              <w:jc w:val="left"/>
+              <w:rPr>
+                <w:i w:val="0"/>
+                <w:iCs w:val="0"/>
+                <w:smallCaps w:val="0"/>
+                <w:strike w:val="0"/>
+                <w:color w:val="000000"/>
+                <w:sz w:val="22"/>
+                <w:szCs w:val="22"/>
+                <w:u w:val="none"/>
+                <w:shd w:fill="auto" w:val="clear"/>
+                <w:vertAlign w:val="baseline"/>
+              </w:rPr>
+            </w:pPr>
+            <w:r>
+              <w:rPr>
+                <w:rtl w:val="0"/>
+              </w:rPr>
+            </w:r>
+          </w:p>
+        </w:tc>
+        <w:tc>
+          <w:tcPr>
+            <w:gridSpan w:val="2"/>
+            <w:tcBorders>
+              <w:top w:color="000000" w:space="0" w:sz="4" w:val="single"/>
+              <w:left w:color="000000" w:space="0" w:sz="4" w:val="single"/>
+              <w:bottom w:color="000000" w:space="0" w:sz="4" w:val="single"/>
+              <w:right w:color="000000" w:space="0" w:sz="4" w:val="single"/>
+            </w:tcBorders>
+            <w:vAlign w:val="center"/>
+          </w:tcPr>
+          <w:p>
+            <w:pPr>
+              <w:rPr>
+                <w:b w:val="1"/>
+                <w:bCs w:val="1"/>
+                <w:color w:val="1f3864"/>
+              </w:rPr>
+            </w:pPr>
+            <w:r>
+              <w:rPr>
+                <w:b w:val="1"/>
+                <w:bCs w:val="1"/>
+                <w:color w:val="1f3864"/>
+                <w:rtl w:val="0"/>
+              </w:rPr>
+              <w:t xml:space="preserve">Entonces:</w:t>
+            </w:r>
+          </w:p>
+        </w:tc>
+        <w:tc>
+          <w:tcPr>
+            <w:gridSpan w:val="4"/>
+            <w:tcBorders>
+              <w:top w:color="000000" w:space="0" w:sz="4" w:val="single"/>
+              <w:left w:color="000000" w:space="0" w:sz="4" w:val="single"/>
+              <w:bottom w:color="000000" w:space="0" w:sz="4" w:val="single"/>
+              <w:right w:color="000000" w:space="0" w:sz="4" w:val="single"/>
+            </w:tcBorders>
+            <w:vAlign w:val="center"/>
+          </w:tcPr>
+          <w:p>
+            <w:pPr>
+              <w:spacing w:line="240" w:lineRule="auto"/>
+              <w:rPr/>
+            </w:pPr>
+            <w:r>
+              <w:rPr>
+                <w:rtl w:val="0"/>
+              </w:rPr>
+              <w:t xml:space="preserve">el sistema bloquea la eliminación e informa que primero deben eliminarse o reasignarse las actividades asociadas</w:t>
+            </w:r>
+          </w:p>
+        </w:tc>
+      </w:tr>
+      <w:tr>
+        <w:trPr>
+          <w:cantSplit w:val="0"/>
+          <w:tblHeader w:val="0"/>
+        </w:trPr>
+        <w:tc>
+          <w:tcPr>
             <w:gridSpan w:val="9"/>
             <w:tcBorders>
               <w:top w:color="000000" w:space="0" w:sz="4" w:val="single"/>
@@ -2902,7 +4509,6 @@
               <w:ind w:left="0" w:right="0" w:firstLine="0"/>
               <w:jc w:val="center"/>
               <w:rPr>
-                <w:rFonts w:ascii="Calibri" w:cs="Calibri" w:eastAsia="Calibri" w:hAnsi="Calibri"/>
                 <w:b w:val="1"/>
                 <w:bCs w:val="1"/>
                 <w:i w:val="0"/>
@@ -2934,11 +4540,6 @@
                 <w:rtl w:val="0"/>
               </w:rPr>
               <w:t xml:space="preserve">TAREAS</w:t>
-            </w:r>
-            <w:r>
-              <w:rPr>
-                <w:rtl w:val="0"/>
-              </w:rPr>
             </w:r>
           </w:p>
         </w:tc>
@@ -2969,7 +4570,6 @@
               <w:ind w:left="0" w:right="0" w:firstLine="0"/>
               <w:jc w:val="center"/>
               <w:rPr>
-                <w:rFonts w:ascii="Calibri" w:cs="Calibri" w:eastAsia="Calibri" w:hAnsi="Calibri"/>
                 <w:b w:val="1"/>
                 <w:bCs w:val="1"/>
                 <w:i w:val="0"/>
@@ -3002,11 +4602,6 @@
               </w:rPr>
               <w:t xml:space="preserve">No</w:t>
             </w:r>
-            <w:r>
-              <w:rPr>
-                <w:rtl w:val="0"/>
-              </w:rPr>
-            </w:r>
           </w:p>
         </w:tc>
         <w:tc>
@@ -3029,7 +4624,6 @@
               <w:ind w:left="0" w:right="0" w:firstLine="0"/>
               <w:jc w:val="center"/>
               <w:rPr>
-                <w:rFonts w:ascii="Calibri" w:cs="Calibri" w:eastAsia="Calibri" w:hAnsi="Calibri"/>
                 <w:b w:val="1"/>
                 <w:bCs w:val="1"/>
                 <w:i w:val="0"/>
@@ -3061,11 +4655,6 @@
                 <w:rtl w:val="0"/>
               </w:rPr>
               <w:t xml:space="preserve">Descripción</w:t>
-            </w:r>
-            <w:r>
-              <w:rPr>
-                <w:rtl w:val="0"/>
-              </w:rPr>
             </w:r>
           </w:p>
         </w:tc>
@@ -3096,25 +4685,20 @@
               <w:ind w:left="0" w:right="0" w:firstLine="0"/>
               <w:jc w:val="center"/>
               <w:rPr>
-                <w:rFonts w:ascii="Calibri" w:cs="Calibri" w:eastAsia="Calibri" w:hAnsi="Calibri"/>
-                <w:b w:val="0"/>
-                <w:bCs w:val="0"/>
-                <w:i w:val="0"/>
-                <w:iCs w:val="0"/>
-                <w:smallCaps w:val="0"/>
-                <w:strike w:val="0"/>
-                <w:color w:val="1f3864"/>
-                <w:sz w:val="22"/>
-                <w:szCs w:val="22"/>
-                <w:u w:val="none"/>
-                <w:shd w:fill="auto" w:val="clear"/>
-                <w:vertAlign w:val="baseline"/>
-              </w:rPr>
-            </w:pPr>
-            <w:r>
-              <w:rPr>
-                <w:b w:val="0"/>
-                <w:bCs w:val="0"/>
+                <w:i w:val="0"/>
+                <w:iCs w:val="0"/>
+                <w:smallCaps w:val="0"/>
+                <w:strike w:val="0"/>
+                <w:color w:val="1f3864"/>
+                <w:sz w:val="22"/>
+                <w:szCs w:val="22"/>
+                <w:u w:val="none"/>
+                <w:shd w:fill="auto" w:val="clear"/>
+                <w:vertAlign w:val="baseline"/>
+              </w:rPr>
+            </w:pPr>
+            <w:r>
+              <w:rPr>
                 <w:i w:val="0"/>
                 <w:iCs w:val="0"/>
                 <w:smallCaps w:val="0"/>
@@ -3128,11 +4712,6 @@
                 <w:rtl w:val="0"/>
               </w:rPr>
               <w:t xml:space="preserve">1</w:t>
-            </w:r>
-            <w:r>
-              <w:rPr>
-                <w:rtl w:val="0"/>
-              </w:rPr>
             </w:r>
           </w:p>
         </w:tc>
@@ -3156,7 +4735,7 @@
               <w:rPr>
                 <w:rtl w:val="0"/>
               </w:rPr>
-              <w:t xml:space="preserve">Diseñar el formulario de registro de etapas</w:t>
+              <w:t xml:space="preserve">Definir las reglas de negocio para la gestión de etapas, incluyendo registro, actualización, eliminación y asociación con los proyectos.</w:t>
             </w:r>
           </w:p>
         </w:tc>
@@ -3186,25 +4765,20 @@
               <w:ind w:left="0" w:right="0" w:firstLine="0"/>
               <w:jc w:val="center"/>
               <w:rPr>
-                <w:rFonts w:ascii="Calibri" w:cs="Calibri" w:eastAsia="Calibri" w:hAnsi="Calibri"/>
-                <w:b w:val="0"/>
-                <w:bCs w:val="0"/>
-                <w:i w:val="0"/>
-                <w:iCs w:val="0"/>
-                <w:smallCaps w:val="0"/>
-                <w:strike w:val="0"/>
-                <w:color w:val="1f3864"/>
-                <w:sz w:val="22"/>
-                <w:szCs w:val="22"/>
-                <w:u w:val="none"/>
-                <w:shd w:fill="auto" w:val="clear"/>
-                <w:vertAlign w:val="baseline"/>
-              </w:rPr>
-            </w:pPr>
-            <w:r>
-              <w:rPr>
-                <w:b w:val="0"/>
-                <w:bCs w:val="0"/>
+                <w:i w:val="0"/>
+                <w:iCs w:val="0"/>
+                <w:smallCaps w:val="0"/>
+                <w:strike w:val="0"/>
+                <w:color w:val="1f3864"/>
+                <w:sz w:val="22"/>
+                <w:szCs w:val="22"/>
+                <w:u w:val="none"/>
+                <w:shd w:fill="auto" w:val="clear"/>
+                <w:vertAlign w:val="baseline"/>
+              </w:rPr>
+            </w:pPr>
+            <w:r>
+              <w:rPr>
                 <w:i w:val="0"/>
                 <w:iCs w:val="0"/>
                 <w:smallCaps w:val="0"/>
@@ -3218,11 +4792,6 @@
                 <w:rtl w:val="0"/>
               </w:rPr>
               <w:t xml:space="preserve">2</w:t>
-            </w:r>
-            <w:r>
-              <w:rPr>
-                <w:rtl w:val="0"/>
-              </w:rPr>
             </w:r>
           </w:p>
         </w:tc>
@@ -3245,7 +4814,7 @@
               <w:rPr>
                 <w:rtl w:val="0"/>
               </w:rPr>
-              <w:t xml:space="preserve">Implementar endpoint REST de CRUD de etapas</w:t>
+              <w:t xml:space="preserve">Diseñar el formulario para el registro y edición de etapas con la información requerida por el negocio.</w:t>
             </w:r>
           </w:p>
         </w:tc>
@@ -3275,25 +4844,20 @@
               <w:ind w:left="0" w:right="0" w:firstLine="0"/>
               <w:jc w:val="center"/>
               <w:rPr>
-                <w:rFonts w:ascii="Calibri" w:cs="Calibri" w:eastAsia="Calibri" w:hAnsi="Calibri"/>
-                <w:b w:val="0"/>
-                <w:bCs w:val="0"/>
-                <w:i w:val="0"/>
-                <w:iCs w:val="0"/>
-                <w:smallCaps w:val="0"/>
-                <w:strike w:val="0"/>
-                <w:color w:val="1f3864"/>
-                <w:sz w:val="22"/>
-                <w:szCs w:val="22"/>
-                <w:u w:val="none"/>
-                <w:shd w:fill="auto" w:val="clear"/>
-                <w:vertAlign w:val="baseline"/>
-              </w:rPr>
-            </w:pPr>
-            <w:r>
-              <w:rPr>
-                <w:b w:val="0"/>
-                <w:bCs w:val="0"/>
+                <w:i w:val="0"/>
+                <w:iCs w:val="0"/>
+                <w:smallCaps w:val="0"/>
+                <w:strike w:val="0"/>
+                <w:color w:val="1f3864"/>
+                <w:sz w:val="22"/>
+                <w:szCs w:val="22"/>
+                <w:u w:val="none"/>
+                <w:shd w:fill="auto" w:val="clear"/>
+                <w:vertAlign w:val="baseline"/>
+              </w:rPr>
+            </w:pPr>
+            <w:r>
+              <w:rPr>
                 <w:i w:val="0"/>
                 <w:iCs w:val="0"/>
                 <w:smallCaps w:val="0"/>
@@ -3307,11 +4871,6 @@
                 <w:rtl w:val="0"/>
               </w:rPr>
               <w:t xml:space="preserve">3</w:t>
-            </w:r>
-            <w:r>
-              <w:rPr>
-                <w:rtl w:val="0"/>
-              </w:rPr>
             </w:r>
           </w:p>
         </w:tc>
@@ -3334,7 +4893,7 @@
               <w:rPr>
                 <w:rtl w:val="0"/>
               </w:rPr>
-              <w:t xml:space="preserve">Implementar la asociación etapa-proyecto</w:t>
+              <w:t xml:space="preserve">Diseñar la vista para la consulta de etapas mostrando su información, estado y relación con el proyecto correspondiente.</w:t>
             </w:r>
           </w:p>
         </w:tc>
@@ -3364,25 +4923,20 @@
               <w:ind w:left="0" w:right="0" w:firstLine="0"/>
               <w:jc w:val="center"/>
               <w:rPr>
-                <w:rFonts w:ascii="Calibri" w:cs="Calibri" w:eastAsia="Calibri" w:hAnsi="Calibri"/>
-                <w:b w:val="0"/>
-                <w:bCs w:val="0"/>
-                <w:i w:val="0"/>
-                <w:iCs w:val="0"/>
-                <w:smallCaps w:val="0"/>
-                <w:strike w:val="0"/>
-                <w:color w:val="1f3864"/>
-                <w:sz w:val="22"/>
-                <w:szCs w:val="22"/>
-                <w:u w:val="none"/>
-                <w:shd w:fill="auto" w:val="clear"/>
-                <w:vertAlign w:val="baseline"/>
-              </w:rPr>
-            </w:pPr>
-            <w:r>
-              <w:rPr>
-                <w:b w:val="0"/>
-                <w:bCs w:val="0"/>
+                <w:i w:val="0"/>
+                <w:iCs w:val="0"/>
+                <w:smallCaps w:val="0"/>
+                <w:strike w:val="0"/>
+                <w:color w:val="1f3864"/>
+                <w:sz w:val="22"/>
+                <w:szCs w:val="22"/>
+                <w:u w:val="none"/>
+                <w:shd w:fill="auto" w:val="clear"/>
+                <w:vertAlign w:val="baseline"/>
+              </w:rPr>
+            </w:pPr>
+            <w:r>
+              <w:rPr>
                 <w:i w:val="0"/>
                 <w:iCs w:val="0"/>
                 <w:smallCaps w:val="0"/>
@@ -3396,11 +4950,6 @@
                 <w:rtl w:val="0"/>
               </w:rPr>
               <w:t xml:space="preserve">4</w:t>
-            </w:r>
-            <w:r>
-              <w:rPr>
-                <w:rtl w:val="0"/>
-              </w:rPr>
             </w:r>
           </w:p>
         </w:tc>
@@ -3423,7 +4972,7 @@
               <w:rPr>
                 <w:rtl w:val="0"/>
               </w:rPr>
-              <w:t xml:space="preserve">Implementar advertencia al eliminar etapas con actividades</w:t>
+              <w:t xml:space="preserve">Implementar el servicio para registrar nuevas etapas validando la información obligatoria y las reglas de negocio.</w:t>
             </w:r>
           </w:p>
         </w:tc>
@@ -3453,25 +5002,20 @@
               <w:ind w:left="0" w:right="0" w:firstLine="0"/>
               <w:jc w:val="center"/>
               <w:rPr>
-                <w:rFonts w:ascii="Calibri" w:cs="Calibri" w:eastAsia="Calibri" w:hAnsi="Calibri"/>
-                <w:b w:val="0"/>
-                <w:bCs w:val="0"/>
-                <w:i w:val="0"/>
-                <w:iCs w:val="0"/>
-                <w:smallCaps w:val="0"/>
-                <w:strike w:val="0"/>
-                <w:color w:val="1f3864"/>
-                <w:sz w:val="22"/>
-                <w:szCs w:val="22"/>
-                <w:u w:val="none"/>
-                <w:shd w:fill="auto" w:val="clear"/>
-                <w:vertAlign w:val="baseline"/>
-              </w:rPr>
-            </w:pPr>
-            <w:r>
-              <w:rPr>
-                <w:b w:val="0"/>
-                <w:bCs w:val="0"/>
+                <w:i w:val="0"/>
+                <w:iCs w:val="0"/>
+                <w:smallCaps w:val="0"/>
+                <w:strike w:val="0"/>
+                <w:color w:val="1f3864"/>
+                <w:sz w:val="22"/>
+                <w:szCs w:val="22"/>
+                <w:u w:val="none"/>
+                <w:shd w:fill="auto" w:val="clear"/>
+                <w:vertAlign w:val="baseline"/>
+              </w:rPr>
+            </w:pPr>
+            <w:r>
+              <w:rPr>
                 <w:i w:val="0"/>
                 <w:iCs w:val="0"/>
                 <w:smallCaps w:val="0"/>
@@ -3485,11 +5029,6 @@
                 <w:rtl w:val="0"/>
               </w:rPr>
               <w:t xml:space="preserve">5</w:t>
-            </w:r>
-            <w:r>
-              <w:rPr>
-                <w:rtl w:val="0"/>
-              </w:rPr>
             </w:r>
           </w:p>
         </w:tc>
@@ -3512,7 +5051,443 @@
               <w:rPr>
                 <w:rtl w:val="0"/>
               </w:rPr>
-              <w:t xml:space="preserve">Realizar pruebas de CRUD de etapas</w:t>
+              <w:t xml:space="preserve">Implementar el servicio para consultar, actualizar y eliminar etapas manteniendo la integridad de la información.</w:t>
+            </w:r>
+          </w:p>
+        </w:tc>
+      </w:tr>
+      <w:tr>
+        <w:trPr>
+          <w:cantSplit w:val="0"/>
+          <w:trHeight w:val="432" w:hRule="atLeast"/>
+          <w:tblHeader w:val="0"/>
+        </w:trPr>
+        <w:tc>
+          <w:tcPr>
+            <w:gridSpan w:val="3"/>
+            <w:tcBorders>
+              <w:top w:color="000000" w:space="0" w:sz="4" w:val="single"/>
+              <w:left w:color="000000" w:space="0" w:sz="4" w:val="single"/>
+              <w:bottom w:color="000000" w:space="0" w:sz="4" w:val="single"/>
+              <w:right w:color="000000" w:space="0" w:sz="4" w:val="single"/>
+            </w:tcBorders>
+          </w:tcPr>
+          <w:p>
+            <w:pPr>
+              <w:jc w:val="center"/>
+              <w:rPr>
+                <w:color w:val="1f3864"/>
+              </w:rPr>
+            </w:pPr>
+            <w:r>
+              <w:rPr>
+                <w:color w:val="1f3864"/>
+                <w:rtl w:val="0"/>
+              </w:rPr>
+              <w:t xml:space="preserve">6</w:t>
+            </w:r>
+          </w:p>
+        </w:tc>
+        <w:tc>
+          <w:tcPr>
+            <w:gridSpan w:val="6"/>
+            <w:tcBorders>
+              <w:top w:color="000000" w:space="0" w:sz="4" w:val="single"/>
+              <w:left w:color="000000" w:space="0" w:sz="4" w:val="single"/>
+              <w:bottom w:color="000000" w:space="0" w:sz="4" w:val="single"/>
+              <w:right w:color="000000" w:space="0" w:sz="4" w:val="single"/>
+            </w:tcBorders>
+          </w:tcPr>
+          <w:p>
+            <w:pPr>
+              <w:spacing w:after="0" w:line="240" w:lineRule="auto"/>
+              <w:rPr/>
+            </w:pPr>
+            <w:r>
+              <w:rPr>
+                <w:rtl w:val="0"/>
+              </w:rPr>
+              <w:t xml:space="preserve">Implementar las validaciones de negocio para impedir registros duplicados y garantizar la correcta asociación con el proyecto.</w:t>
+            </w:r>
+          </w:p>
+        </w:tc>
+      </w:tr>
+      <w:tr>
+        <w:trPr>
+          <w:cantSplit w:val="0"/>
+          <w:trHeight w:val="432" w:hRule="atLeast"/>
+          <w:tblHeader w:val="0"/>
+        </w:trPr>
+        <w:tc>
+          <w:tcPr>
+            <w:gridSpan w:val="3"/>
+            <w:tcBorders>
+              <w:left w:color="000000" w:space="0" w:sz="4" w:val="single"/>
+              <w:bottom w:color="000000" w:space="0" w:sz="4" w:val="single"/>
+              <w:right w:color="000000" w:space="0" w:sz="4" w:val="single"/>
+            </w:tcBorders>
+          </w:tcPr>
+          <w:p>
+            <w:pPr>
+              <w:jc w:val="center"/>
+              <w:rPr>
+                <w:color w:val="1f3864"/>
+              </w:rPr>
+            </w:pPr>
+            <w:r>
+              <w:rPr>
+                <w:color w:val="1f3864"/>
+                <w:rtl w:val="0"/>
+              </w:rPr>
+              <w:t xml:space="preserve">7</w:t>
+            </w:r>
+          </w:p>
+        </w:tc>
+        <w:tc>
+          <w:tcPr>
+            <w:gridSpan w:val="6"/>
+            <w:tcBorders>
+              <w:left w:color="000000" w:space="0" w:sz="4" w:val="single"/>
+              <w:bottom w:color="000000" w:space="0" w:sz="4" w:val="single"/>
+              <w:right w:color="000000" w:space="0" w:sz="4" w:val="single"/>
+            </w:tcBorders>
+          </w:tcPr>
+          <w:p>
+            <w:pPr>
+              <w:spacing w:after="0" w:line="240" w:lineRule="auto"/>
+              <w:rPr/>
+            </w:pPr>
+            <w:r>
+              <w:rPr>
+                <w:rtl w:val="0"/>
+              </w:rPr>
+              <w:t xml:space="preserve">Implementar la restricción que impida eliminar etapas que tengan actividades asociadas.</w:t>
+            </w:r>
+          </w:p>
+        </w:tc>
+      </w:tr>
+      <w:tr>
+        <w:trPr>
+          <w:cantSplit w:val="0"/>
+          <w:trHeight w:val="432" w:hRule="atLeast"/>
+          <w:tblHeader w:val="0"/>
+        </w:trPr>
+        <w:tc>
+          <w:tcPr>
+            <w:gridSpan w:val="3"/>
+            <w:tcBorders>
+              <w:left w:color="000000" w:space="0" w:sz="4" w:val="single"/>
+              <w:bottom w:color="000000" w:space="0" w:sz="4" w:val="single"/>
+              <w:right w:color="000000" w:space="0" w:sz="4" w:val="single"/>
+            </w:tcBorders>
+          </w:tcPr>
+          <w:p>
+            <w:pPr>
+              <w:jc w:val="center"/>
+              <w:rPr>
+                <w:color w:val="1f3864"/>
+              </w:rPr>
+            </w:pPr>
+            <w:r>
+              <w:rPr>
+                <w:color w:val="1f3864"/>
+                <w:rtl w:val="0"/>
+              </w:rPr>
+              <w:t xml:space="preserve">8</w:t>
+            </w:r>
+          </w:p>
+        </w:tc>
+        <w:tc>
+          <w:tcPr>
+            <w:gridSpan w:val="6"/>
+            <w:tcBorders>
+              <w:left w:color="000000" w:space="0" w:sz="4" w:val="single"/>
+              <w:bottom w:color="000000" w:space="0" w:sz="4" w:val="single"/>
+              <w:right w:color="000000" w:space="0" w:sz="4" w:val="single"/>
+            </w:tcBorders>
+          </w:tcPr>
+          <w:p>
+            <w:pPr>
+              <w:spacing w:after="0" w:line="240" w:lineRule="auto"/>
+              <w:rPr/>
+            </w:pPr>
+            <w:r>
+              <w:rPr>
+                <w:rtl w:val="0"/>
+              </w:rPr>
+              <w:t xml:space="preserve">Implementar el formulario para la gestión de etapas siguiendo las reglas de negocio definidas.</w:t>
+            </w:r>
+          </w:p>
+        </w:tc>
+      </w:tr>
+      <w:tr>
+        <w:trPr>
+          <w:cantSplit w:val="0"/>
+          <w:trHeight w:val="432" w:hRule="atLeast"/>
+          <w:tblHeader w:val="0"/>
+        </w:trPr>
+        <w:tc>
+          <w:tcPr>
+            <w:gridSpan w:val="3"/>
+            <w:tcBorders>
+              <w:left w:color="000000" w:space="0" w:sz="4" w:val="single"/>
+              <w:bottom w:color="000000" w:space="0" w:sz="4" w:val="single"/>
+              <w:right w:color="000000" w:space="0" w:sz="4" w:val="single"/>
+            </w:tcBorders>
+          </w:tcPr>
+          <w:p>
+            <w:pPr>
+              <w:jc w:val="center"/>
+              <w:rPr>
+                <w:color w:val="1f3864"/>
+              </w:rPr>
+            </w:pPr>
+            <w:r>
+              <w:rPr>
+                <w:color w:val="1f3864"/>
+                <w:rtl w:val="0"/>
+              </w:rPr>
+              <w:t xml:space="preserve">9</w:t>
+            </w:r>
+          </w:p>
+        </w:tc>
+        <w:tc>
+          <w:tcPr>
+            <w:gridSpan w:val="6"/>
+            <w:tcBorders>
+              <w:left w:color="000000" w:space="0" w:sz="4" w:val="single"/>
+              <w:bottom w:color="000000" w:space="0" w:sz="4" w:val="single"/>
+              <w:right w:color="000000" w:space="0" w:sz="4" w:val="single"/>
+            </w:tcBorders>
+          </w:tcPr>
+          <w:p>
+            <w:pPr>
+              <w:spacing w:after="0" w:line="240" w:lineRule="auto"/>
+              <w:rPr/>
+            </w:pPr>
+            <w:r>
+              <w:rPr>
+                <w:rtl w:val="0"/>
+              </w:rPr>
+              <w:t xml:space="preserve">Implementar la consulta y visualización de las etapas asociadas a cada proyecto.</w:t>
+            </w:r>
+          </w:p>
+        </w:tc>
+      </w:tr>
+      <w:tr>
+        <w:trPr>
+          <w:cantSplit w:val="0"/>
+          <w:trHeight w:val="432" w:hRule="atLeast"/>
+          <w:tblHeader w:val="0"/>
+        </w:trPr>
+        <w:tc>
+          <w:tcPr>
+            <w:gridSpan w:val="3"/>
+            <w:tcBorders>
+              <w:left w:color="000000" w:space="0" w:sz="4" w:val="single"/>
+              <w:bottom w:color="000000" w:space="0" w:sz="4" w:val="single"/>
+              <w:right w:color="000000" w:space="0" w:sz="4" w:val="single"/>
+            </w:tcBorders>
+          </w:tcPr>
+          <w:p>
+            <w:pPr>
+              <w:jc w:val="center"/>
+              <w:rPr>
+                <w:color w:val="1f3864"/>
+              </w:rPr>
+            </w:pPr>
+            <w:r>
+              <w:rPr>
+                <w:color w:val="1f3864"/>
+                <w:rtl w:val="0"/>
+              </w:rPr>
+              <w:t xml:space="preserve">10</w:t>
+            </w:r>
+          </w:p>
+        </w:tc>
+        <w:tc>
+          <w:tcPr>
+            <w:gridSpan w:val="6"/>
+            <w:tcBorders>
+              <w:left w:color="000000" w:space="0" w:sz="4" w:val="single"/>
+              <w:bottom w:color="000000" w:space="0" w:sz="4" w:val="single"/>
+              <w:right w:color="000000" w:space="0" w:sz="4" w:val="single"/>
+            </w:tcBorders>
+          </w:tcPr>
+          <w:p>
+            <w:pPr>
+              <w:spacing w:after="0" w:line="240" w:lineRule="auto"/>
+              <w:rPr/>
+            </w:pPr>
+            <w:r>
+              <w:rPr>
+                <w:rtl w:val="0"/>
+              </w:rPr>
+              <w:t xml:space="preserve">Implementar los mensajes de validación, confirmación y error durante las operaciones de gestión.</w:t>
+            </w:r>
+          </w:p>
+        </w:tc>
+      </w:tr>
+      <w:tr>
+        <w:trPr>
+          <w:cantSplit w:val="0"/>
+          <w:trHeight w:val="432" w:hRule="atLeast"/>
+          <w:tblHeader w:val="0"/>
+        </w:trPr>
+        <w:tc>
+          <w:tcPr>
+            <w:gridSpan w:val="3"/>
+            <w:tcBorders>
+              <w:top w:color="000000" w:space="0" w:sz="4" w:val="single"/>
+              <w:left w:color="000000" w:space="0" w:sz="4" w:val="single"/>
+              <w:bottom w:color="000000" w:space="0" w:sz="4" w:val="single"/>
+              <w:right w:color="000000" w:space="0" w:sz="4" w:val="single"/>
+            </w:tcBorders>
+          </w:tcPr>
+          <w:p>
+            <w:pPr>
+              <w:jc w:val="center"/>
+              <w:rPr>
+                <w:color w:val="1f3864"/>
+              </w:rPr>
+            </w:pPr>
+            <w:r>
+              <w:rPr>
+                <w:color w:val="1f3864"/>
+                <w:rtl w:val="0"/>
+              </w:rPr>
+              <w:t xml:space="preserve">11</w:t>
+            </w:r>
+          </w:p>
+        </w:tc>
+        <w:tc>
+          <w:tcPr>
+            <w:gridSpan w:val="6"/>
+            <w:tcBorders>
+              <w:left w:color="000000" w:space="0" w:sz="4" w:val="single"/>
+              <w:bottom w:color="000000" w:space="0" w:sz="4" w:val="single"/>
+              <w:right w:color="000000" w:space="0" w:sz="4" w:val="single"/>
+            </w:tcBorders>
+          </w:tcPr>
+          <w:p>
+            <w:pPr>
+              <w:spacing w:after="0" w:line="240" w:lineRule="auto"/>
+              <w:rPr/>
+            </w:pPr>
+            <w:r>
+              <w:rPr>
+                <w:rtl w:val="0"/>
+              </w:rPr>
+              <w:t xml:space="preserve">Verificar el registro, consulta, actualización y eliminación de etapas con información válida.</w:t>
+            </w:r>
+          </w:p>
+        </w:tc>
+      </w:tr>
+      <w:tr>
+        <w:trPr>
+          <w:cantSplit w:val="0"/>
+          <w:trHeight w:val="432" w:hRule="atLeast"/>
+          <w:tblHeader w:val="0"/>
+        </w:trPr>
+        <w:tc>
+          <w:tcPr>
+            <w:gridSpan w:val="3"/>
+            <w:tcBorders>
+              <w:left w:color="000000" w:space="0" w:sz="4" w:val="single"/>
+              <w:bottom w:color="000000" w:space="0" w:sz="4" w:val="single"/>
+              <w:right w:color="000000" w:space="0" w:sz="4" w:val="single"/>
+            </w:tcBorders>
+          </w:tcPr>
+          <w:p>
+            <w:pPr>
+              <w:jc w:val="center"/>
+              <w:rPr>
+                <w:color w:val="1f3864"/>
+              </w:rPr>
+            </w:pPr>
+            <w:r>
+              <w:rPr>
+                <w:color w:val="1f3864"/>
+                <w:rtl w:val="0"/>
+              </w:rPr>
+              <w:t xml:space="preserve">12</w:t>
+            </w:r>
+          </w:p>
+        </w:tc>
+        <w:tc>
+          <w:tcPr>
+            <w:gridSpan w:val="6"/>
+            <w:tcBorders>
+              <w:top w:color="000000" w:space="0" w:sz="4" w:val="single"/>
+              <w:left w:color="000000" w:space="0" w:sz="4" w:val="single"/>
+              <w:bottom w:color="000000" w:space="0" w:sz="4" w:val="single"/>
+              <w:right w:color="000000" w:space="0" w:sz="4" w:val="single"/>
+            </w:tcBorders>
+          </w:tcPr>
+          <w:p>
+            <w:pPr>
+              <w:spacing w:after="0" w:line="240" w:lineRule="auto"/>
+              <w:rPr/>
+            </w:pPr>
+            <w:r>
+              <w:rPr>
+                <w:rtl w:val="0"/>
+              </w:rPr>
+              <w:t xml:space="preserve">Validar las reglas de negocio relacionadas con la asociación de etapas a proyectos y las restricciones de eliminación.</w:t>
+            </w:r>
+          </w:p>
+        </w:tc>
+      </w:tr>
+      <w:tr>
+        <w:trPr>
+          <w:cantSplit w:val="0"/>
+          <w:trHeight w:val="432" w:hRule="atLeast"/>
+          <w:tblHeader w:val="0"/>
+        </w:trPr>
+        <w:tc>
+          <w:tcPr>
+            <w:gridSpan w:val="3"/>
+            <w:tcBorders>
+              <w:left w:color="000000" w:space="0" w:sz="4" w:val="single"/>
+              <w:bottom w:color="000000" w:space="0" w:sz="4" w:val="single"/>
+              <w:right w:color="000000" w:space="0" w:sz="4" w:val="single"/>
+            </w:tcBorders>
+          </w:tcPr>
+          <w:p>
+            <w:pPr>
+              <w:jc w:val="center"/>
+              <w:rPr>
+                <w:color w:val="1f3864"/>
+              </w:rPr>
+            </w:pPr>
+            <w:r>
+              <w:rPr>
+                <w:color w:val="1f3864"/>
+                <w:rtl w:val="0"/>
+              </w:rPr>
+              <w:t xml:space="preserve">13</w:t>
+            </w:r>
+          </w:p>
+        </w:tc>
+        <w:tc>
+          <w:tcPr>
+            <w:gridSpan w:val="6"/>
+            <w:tcBorders>
+              <w:left w:color="000000" w:space="0" w:sz="4" w:val="single"/>
+              <w:bottom w:color="000000" w:space="0" w:sz="4" w:val="single"/>
+              <w:right w:color="000000" w:space="0" w:sz="4" w:val="single"/>
+            </w:tcBorders>
+          </w:tcPr>
+          <w:p>
+            <w:pPr>
+              <w:spacing w:after="0" w:line="240" w:lineRule="auto"/>
+              <w:rPr/>
+            </w:pPr>
+            <w:r>
+              <w:rPr>
+                <w:rtl w:val="0"/>
+              </w:rPr>
+              <w:t xml:space="preserve">Ejecutar pruebas funcionales para verificar el flujo completo de gestión de etapas y el cumplimiento de las reglas definidas.</w:t>
             </w:r>
           </w:p>
         </w:tc>
@@ -3542,7 +5517,6 @@
               <w:ind w:left="0" w:right="0" w:firstLine="0"/>
               <w:jc w:val="center"/>
               <w:rPr>
-                <w:rFonts w:ascii="Calibri" w:cs="Calibri" w:eastAsia="Calibri" w:hAnsi="Calibri"/>
                 <w:b w:val="1"/>
                 <w:bCs w:val="1"/>
                 <w:i w:val="0"/>
@@ -3574,11 +5548,6 @@
                 <w:rtl w:val="0"/>
               </w:rPr>
               <w:t xml:space="preserve">CONTROL DE VERSIONES</w:t>
-            </w:r>
-            <w:r>
-              <w:rPr>
-                <w:rtl w:val="0"/>
-              </w:rPr>
             </w:r>
           </w:p>
         </w:tc>
@@ -3608,7 +5577,6 @@
               <w:ind w:left="0" w:right="0" w:firstLine="0"/>
               <w:jc w:val="center"/>
               <w:rPr>
-                <w:rFonts w:ascii="Calibri" w:cs="Calibri" w:eastAsia="Calibri" w:hAnsi="Calibri"/>
                 <w:b w:val="1"/>
                 <w:bCs w:val="1"/>
                 <w:i w:val="0"/>
@@ -3641,11 +5609,6 @@
               </w:rPr>
               <w:t xml:space="preserve">Versión</w:t>
             </w:r>
-            <w:r>
-              <w:rPr>
-                <w:rtl w:val="0"/>
-              </w:rPr>
-            </w:r>
           </w:p>
         </w:tc>
         <w:tc>
@@ -3668,7 +5631,6 @@
               <w:ind w:left="0" w:right="0" w:firstLine="0"/>
               <w:jc w:val="center"/>
               <w:rPr>
-                <w:rFonts w:ascii="Calibri" w:cs="Calibri" w:eastAsia="Calibri" w:hAnsi="Calibri"/>
                 <w:b w:val="1"/>
                 <w:bCs w:val="1"/>
                 <w:i w:val="0"/>
@@ -3701,11 +5663,6 @@
               </w:rPr>
               <w:t xml:space="preserve">Fecha</w:t>
             </w:r>
-            <w:r>
-              <w:rPr>
-                <w:rtl w:val="0"/>
-              </w:rPr>
-            </w:r>
           </w:p>
         </w:tc>
         <w:tc>
@@ -3728,7 +5685,6 @@
               <w:ind w:left="0" w:right="0" w:firstLine="0"/>
               <w:jc w:val="center"/>
               <w:rPr>
-                <w:rFonts w:ascii="Calibri" w:cs="Calibri" w:eastAsia="Calibri" w:hAnsi="Calibri"/>
                 <w:b w:val="1"/>
                 <w:bCs w:val="1"/>
                 <w:i w:val="0"/>
@@ -3761,11 +5717,6 @@
               </w:rPr>
               <w:t xml:space="preserve">Autor</w:t>
             </w:r>
-            <w:r>
-              <w:rPr>
-                <w:rtl w:val="0"/>
-              </w:rPr>
-            </w:r>
           </w:p>
         </w:tc>
         <w:tc>
@@ -3787,7 +5738,6 @@
               <w:ind w:left="0" w:right="0" w:firstLine="0"/>
               <w:jc w:val="center"/>
               <w:rPr>
-                <w:rFonts w:ascii="Calibri" w:cs="Calibri" w:eastAsia="Calibri" w:hAnsi="Calibri"/>
                 <w:b w:val="1"/>
                 <w:bCs w:val="1"/>
                 <w:i w:val="0"/>
@@ -3820,11 +5770,6 @@
               </w:rPr>
               <w:t xml:space="preserve">Revisión</w:t>
             </w:r>
-            <w:r>
-              <w:rPr>
-                <w:rtl w:val="0"/>
-              </w:rPr>
-            </w:r>
           </w:p>
         </w:tc>
         <w:tc>
@@ -3846,7 +5791,6 @@
               <w:ind w:left="0" w:right="0" w:firstLine="0"/>
               <w:jc w:val="center"/>
               <w:rPr>
-                <w:rFonts w:ascii="Calibri" w:cs="Calibri" w:eastAsia="Calibri" w:hAnsi="Calibri"/>
                 <w:b w:val="1"/>
                 <w:bCs w:val="1"/>
                 <w:i w:val="0"/>
@@ -3879,11 +5823,6 @@
               </w:rPr>
               <w:t xml:space="preserve">Descripción</w:t>
             </w:r>
-            <w:r>
-              <w:rPr>
-                <w:rtl w:val="0"/>
-              </w:rPr>
-            </w:r>
           </w:p>
         </w:tc>
         <w:tc>
@@ -3905,7 +5844,6 @@
               <w:ind w:left="0" w:right="0" w:firstLine="0"/>
               <w:jc w:val="center"/>
               <w:rPr>
-                <w:rFonts w:ascii="Calibri" w:cs="Calibri" w:eastAsia="Calibri" w:hAnsi="Calibri"/>
                 <w:b w:val="1"/>
                 <w:bCs w:val="1"/>
                 <w:i w:val="0"/>
@@ -3937,11 +5875,6 @@
                 <w:rtl w:val="0"/>
               </w:rPr>
               <w:t xml:space="preserve">Aprobador</w:t>
-            </w:r>
-            <w:r>
-              <w:rPr>
-                <w:rtl w:val="0"/>
-              </w:rPr>
             </w:r>
           </w:p>
         </w:tc>
@@ -3971,9 +5904,6 @@
               <w:ind w:left="0" w:right="0" w:firstLine="0"/>
               <w:jc w:val="center"/>
               <w:rPr>
-                <w:rFonts w:ascii="Calibri" w:cs="Calibri" w:eastAsia="Calibri" w:hAnsi="Calibri"/>
-                <w:b w:val="0"/>
-                <w:bCs w:val="0"/>
                 <w:i w:val="0"/>
                 <w:iCs w:val="0"/>
                 <w:smallCaps w:val="0"/>
@@ -4019,9 +5949,6 @@
               <w:ind w:left="0" w:right="0" w:firstLine="0"/>
               <w:jc w:val="center"/>
               <w:rPr>
-                <w:rFonts w:ascii="Calibri" w:cs="Calibri" w:eastAsia="Calibri" w:hAnsi="Calibri"/>
-                <w:b w:val="0"/>
-                <w:bCs w:val="0"/>
                 <w:i w:val="0"/>
                 <w:iCs w:val="0"/>
                 <w:smallCaps w:val="0"/>
@@ -4067,9 +5994,6 @@
               <w:ind w:left="0" w:right="0" w:firstLine="0"/>
               <w:jc w:val="center"/>
               <w:rPr>
-                <w:rFonts w:ascii="Calibri" w:cs="Calibri" w:eastAsia="Calibri" w:hAnsi="Calibri"/>
-                <w:b w:val="0"/>
-                <w:bCs w:val="0"/>
                 <w:i w:val="0"/>
                 <w:iCs w:val="0"/>
                 <w:smallCaps w:val="0"/>
@@ -4114,9 +6038,6 @@
               <w:ind w:left="0" w:right="0" w:firstLine="0"/>
               <w:jc w:val="center"/>
               <w:rPr>
-                <w:rFonts w:ascii="Calibri" w:cs="Calibri" w:eastAsia="Calibri" w:hAnsi="Calibri"/>
-                <w:b w:val="0"/>
-                <w:bCs w:val="0"/>
                 <w:i w:val="0"/>
                 <w:iCs w:val="0"/>
                 <w:smallCaps w:val="0"/>
@@ -4183,9 +6104,199 @@
               <w:ind w:left="0" w:right="0" w:firstLine="0"/>
               <w:jc w:val="center"/>
               <w:rPr>
-                <w:rFonts w:ascii="Calibri" w:cs="Calibri" w:eastAsia="Calibri" w:hAnsi="Calibri"/>
-                <w:b w:val="0"/>
-                <w:bCs w:val="0"/>
+                <w:i w:val="0"/>
+                <w:iCs w:val="0"/>
+                <w:smallCaps w:val="0"/>
+                <w:strike w:val="0"/>
+                <w:color w:val="000000"/>
+                <w:sz w:val="22"/>
+                <w:szCs w:val="22"/>
+                <w:u w:val="none"/>
+                <w:shd w:fill="auto" w:val="clear"/>
+                <w:vertAlign w:val="baseline"/>
+              </w:rPr>
+            </w:pPr>
+            <w:r>
+              <w:rPr>
+                <w:rtl w:val="0"/>
+              </w:rPr>
+            </w:r>
+          </w:p>
+        </w:tc>
+      </w:tr>
+      <w:tr>
+        <w:trPr>
+          <w:cantSplit w:val="0"/>
+          <w:tblHeader w:val="0"/>
+        </w:trPr>
+        <w:tc>
+          <w:tcPr>
+            <w:gridSpan w:val="2"/>
+            <w:tcBorders>
+              <w:top w:color="000000" w:space="0" w:sz="4" w:val="single"/>
+              <w:left w:color="000000" w:space="0" w:sz="4" w:val="single"/>
+              <w:bottom w:color="000000" w:space="0" w:sz="4" w:val="single"/>
+              <w:right w:color="000000" w:space="0" w:sz="4" w:val="single"/>
+            </w:tcBorders>
+          </w:tcPr>
+          <w:p>
+            <w:pPr>
+              <w:keepNext w:val="0"/>
+              <w:keepLines w:val="0"/>
+              <w:widowControl w:val="1"/>
+              <w:shd w:fill="auto" w:val="clear"/>
+              <w:spacing w:after="160" w:before="0" w:line="259" w:lineRule="auto"/>
+              <w:ind w:left="0" w:right="0" w:firstLine="0"/>
+              <w:jc w:val="center"/>
+              <w:rPr/>
+            </w:pPr>
+            <w:r>
+              <w:rPr>
+                <w:rtl w:val="0"/>
+              </w:rPr>
+              <w:t xml:space="preserve">2.0</w:t>
+            </w:r>
+          </w:p>
+        </w:tc>
+        <w:tc>
+          <w:tcPr>
+            <w:gridSpan w:val="2"/>
+            <w:tcBorders>
+              <w:top w:color="000000" w:space="0" w:sz="4" w:val="single"/>
+              <w:left w:color="000000" w:space="0" w:sz="4" w:val="single"/>
+              <w:bottom w:color="000000" w:space="0" w:sz="4" w:val="single"/>
+              <w:right w:color="000000" w:space="0" w:sz="4" w:val="single"/>
+            </w:tcBorders>
+          </w:tcPr>
+          <w:p>
+            <w:pPr>
+              <w:keepNext w:val="0"/>
+              <w:keepLines w:val="0"/>
+              <w:widowControl w:val="1"/>
+              <w:shd w:fill="auto" w:val="clear"/>
+              <w:spacing w:after="160" w:before="0" w:line="259" w:lineRule="auto"/>
+              <w:ind w:left="0" w:right="0" w:firstLine="0"/>
+              <w:jc w:val="center"/>
+              <w:rPr/>
+            </w:pPr>
+            <w:r>
+              <w:rPr>
+                <w:rtl w:val="0"/>
+              </w:rPr>
+              <w:t xml:space="preserve">04/07/2026</w:t>
+            </w:r>
+          </w:p>
+        </w:tc>
+        <w:tc>
+          <w:tcPr>
+            <w:gridSpan w:val="2"/>
+            <w:tcBorders>
+              <w:top w:color="000000" w:space="0" w:sz="4" w:val="single"/>
+              <w:left w:color="000000" w:space="0" w:sz="4" w:val="single"/>
+              <w:bottom w:color="000000" w:space="0" w:sz="4" w:val="single"/>
+              <w:right w:color="000000" w:space="0" w:sz="4" w:val="single"/>
+            </w:tcBorders>
+          </w:tcPr>
+          <w:p>
+            <w:pPr>
+              <w:jc w:val="center"/>
+              <w:rPr/>
+            </w:pPr>
+            <w:r>
+              <w:rPr>
+                <w:rtl w:val="0"/>
+              </w:rPr>
+              <w:t xml:space="preserve">Efrain Manotas</w:t>
+            </w:r>
+          </w:p>
+        </w:tc>
+        <w:tc>
+          <w:tcPr>
+            <w:tcBorders>
+              <w:top w:color="000000" w:space="0" w:sz="4" w:val="single"/>
+              <w:left w:color="000000" w:space="0" w:sz="4" w:val="single"/>
+              <w:bottom w:color="000000" w:space="0" w:sz="4" w:val="single"/>
+              <w:right w:color="000000" w:space="0" w:sz="4" w:val="single"/>
+            </w:tcBorders>
+          </w:tcPr>
+          <w:p>
+            <w:pPr>
+              <w:keepNext w:val="0"/>
+              <w:keepLines w:val="0"/>
+              <w:widowControl w:val="1"/>
+              <w:shd w:fill="auto" w:val="clear"/>
+              <w:spacing w:after="160" w:before="0" w:line="259" w:lineRule="auto"/>
+              <w:ind w:left="0" w:right="0" w:firstLine="0"/>
+              <w:jc w:val="center"/>
+              <w:rPr>
+                <w:i w:val="0"/>
+                <w:iCs w:val="0"/>
+                <w:smallCaps w:val="0"/>
+                <w:strike w:val="0"/>
+                <w:color w:val="000000"/>
+                <w:sz w:val="22"/>
+                <w:szCs w:val="22"/>
+                <w:u w:val="none"/>
+                <w:shd w:fill="auto" w:val="clear"/>
+                <w:vertAlign w:val="baseline"/>
+              </w:rPr>
+            </w:pPr>
+            <w:r>
+              <w:rPr>
+                <w:rtl w:val="0"/>
+              </w:rPr>
+            </w:r>
+          </w:p>
+        </w:tc>
+        <w:tc>
+          <w:tcPr>
+            <w:tcBorders>
+              <w:top w:color="000000" w:space="0" w:sz="4" w:val="single"/>
+              <w:left w:color="000000" w:space="0" w:sz="4" w:val="single"/>
+              <w:bottom w:color="000000" w:space="0" w:sz="4" w:val="single"/>
+              <w:right w:color="000000" w:space="0" w:sz="4" w:val="single"/>
+            </w:tcBorders>
+          </w:tcPr>
+          <w:p>
+            <w:pPr>
+              <w:jc w:val="center"/>
+              <w:rPr>
+                <w:b w:val="1"/>
+                <w:bCs w:val="1"/>
+              </w:rPr>
+            </w:pPr>
+            <w:r>
+              <w:rPr>
+                <w:rtl w:val="0"/>
+              </w:rPr>
+              <w:t xml:space="preserve">Revisión e implementación de mejoras HU-08</w:t>
+            </w:r>
+            <w:r>
+              <w:rPr>
+                <w:rtl w:val="0"/>
+              </w:rPr>
+            </w:r>
+          </w:p>
+        </w:tc>
+        <w:tc>
+          <w:tcPr>
+            <w:tcBorders>
+              <w:top w:color="000000" w:space="0" w:sz="4" w:val="single"/>
+              <w:left w:color="000000" w:space="0" w:sz="4" w:val="single"/>
+              <w:bottom w:color="000000" w:space="0" w:sz="4" w:val="single"/>
+              <w:right w:color="000000" w:space="0" w:sz="4" w:val="single"/>
+            </w:tcBorders>
+          </w:tcPr>
+          <w:p>
+            <w:pPr>
+              <w:keepNext w:val="0"/>
+              <w:keepLines w:val="0"/>
+              <w:widowControl w:val="1"/>
+              <w:shd w:fill="auto" w:val="clear"/>
+              <w:spacing w:after="160" w:before="0" w:line="259" w:lineRule="auto"/>
+              <w:ind w:left="0" w:right="0" w:firstLine="0"/>
+              <w:jc w:val="center"/>
+              <w:rPr>
                 <w:i w:val="0"/>
                 <w:iCs w:val="0"/>
                 <w:smallCaps w:val="0"/>
@@ -4218,9 +6329,6 @@
         <w:ind w:left="0" w:right="0" w:firstLine="0"/>
         <w:jc w:val="left"/>
         <w:rPr>
-          <w:rFonts w:ascii="Calibri" w:cs="Calibri" w:eastAsia="Calibri" w:hAnsi="Calibri"/>
-          <w:b w:val="0"/>
-          <w:bCs w:val="0"/>
           <w:i w:val="0"/>
           <w:iCs w:val="0"/>
           <w:smallCaps w:val="0"/>

--- a/docs/Historias de Usuario/HU-08 - IKernell Soluciones Software.docx
+++ b/docs/Historias de Usuario/HU-08 - IKernell Soluciones Software.docx
@@ -1295,6 +1295,24 @@
               <w:t xml:space="preserve">- El sistema debe impedir la eliminación de etapas que tengan actividades asociadas.</w:t>
             </w:r>
           </w:p>
+          <w:p>
+            <w:pPr>
+              <w:keepNext w:val="0"/>
+              <w:keepLines w:val="0"/>
+              <w:widowControl w:val="1"/>
+              <w:shd w:fill="auto" w:val="clear"/>
+              <w:spacing w:after="0" w:before="0" w:line="240" w:lineRule="auto"/>
+              <w:ind w:left="0" w:right="0" w:firstLine="0"/>
+              <w:jc w:val="both"/>
+              <w:rPr/>
+            </w:pPr>
+            <w:r>
+              <w:rPr>
+                <w:rtl w:val="0"/>
+              </w:rPr>
+              <w:t xml:space="preserve">- El sistema debe conservar un registro de trazabilidad con el estado completo de la etapa (snapshot) antes de eliminarla.</w:t>
+            </w:r>
+          </w:p>
         </w:tc>
       </w:tr>
       <w:tr>
@@ -2512,31 +2530,14 @@
           </w:tcPr>
           <w:p>
             <w:pPr>
-              <w:keepNext w:val="0"/>
-              <w:keepLines w:val="0"/>
-              <w:widowControl w:val="1"/>
-              <w:shd w:fill="auto" w:val="clear"/>
-              <w:spacing w:after="160" w:before="0" w:line="240" w:lineRule="auto"/>
-              <w:ind w:left="0" w:right="0" w:firstLine="0"/>
-              <w:jc w:val="left"/>
-              <w:rPr>
-                <w:i w:val="0"/>
-                <w:iCs w:val="0"/>
-                <w:smallCaps w:val="0"/>
-                <w:strike w:val="0"/>
-                <w:color w:val="000000"/>
-                <w:sz w:val="22"/>
-                <w:szCs w:val="22"/>
-                <w:u w:val="none"/>
-                <w:shd w:fill="auto" w:val="clear"/>
-                <w:vertAlign w:val="baseline"/>
-              </w:rPr>
-            </w:pPr>
-            <w:r>
-              <w:rPr>
-                <w:rtl w:val="0"/>
-              </w:rPr>
-              <w:t xml:space="preserve">el líder procede a eliminar una etapa con actividades asociadas</w:t>
+              <w:spacing w:line="240" w:lineRule="auto"/>
+              <w:rPr/>
+            </w:pPr>
+            <w:r>
+              <w:rPr>
+                <w:rtl w:val="0"/>
+              </w:rPr>
+              <w:t xml:space="preserve">que el líder confirma la eliminación de una etapa que tiene actividades asociadas</w:t>
             </w:r>
             <w:r>
               <w:rPr>
@@ -2668,31 +2669,14 @@
           </w:tcPr>
           <w:p>
             <w:pPr>
-              <w:keepNext w:val="0"/>
-              <w:keepLines w:val="0"/>
-              <w:widowControl w:val="1"/>
-              <w:shd w:fill="auto" w:val="clear"/>
-              <w:spacing w:after="160" w:before="0" w:line="240" w:lineRule="auto"/>
-              <w:ind w:left="0" w:right="0" w:firstLine="0"/>
-              <w:jc w:val="left"/>
-              <w:rPr>
-                <w:i w:val="0"/>
-                <w:iCs w:val="0"/>
-                <w:smallCaps w:val="0"/>
-                <w:strike w:val="0"/>
-                <w:color w:val="000000"/>
-                <w:sz w:val="22"/>
-                <w:szCs w:val="22"/>
-                <w:u w:val="none"/>
-                <w:shd w:fill="auto" w:val="clear"/>
-                <w:vertAlign w:val="baseline"/>
-              </w:rPr>
-            </w:pPr>
-            <w:r>
-              <w:rPr>
-                <w:rtl w:val="0"/>
-              </w:rPr>
-              <w:t xml:space="preserve">confirma la eliminación</w:t>
+              <w:spacing w:line="240" w:lineRule="auto"/>
+              <w:rPr/>
+            </w:pPr>
+            <w:r>
+              <w:rPr>
+                <w:rtl w:val="0"/>
+              </w:rPr>
+              <w:t xml:space="preserve">el sistema procesa la solicitud</w:t>
             </w:r>
             <w:r>
               <w:rPr>
@@ -2824,31 +2808,14 @@
           </w:tcPr>
           <w:p>
             <w:pPr>
-              <w:keepNext w:val="0"/>
-              <w:keepLines w:val="0"/>
-              <w:widowControl w:val="1"/>
-              <w:shd w:fill="auto" w:val="clear"/>
-              <w:spacing w:after="160" w:before="0" w:line="240" w:lineRule="auto"/>
-              <w:ind w:left="0" w:right="0" w:firstLine="0"/>
-              <w:jc w:val="left"/>
-              <w:rPr>
-                <w:i w:val="0"/>
-                <w:iCs w:val="0"/>
-                <w:smallCaps w:val="0"/>
-                <w:strike w:val="0"/>
-                <w:color w:val="000000"/>
-                <w:sz w:val="22"/>
-                <w:szCs w:val="22"/>
-                <w:u w:val="none"/>
-                <w:shd w:fill="auto" w:val="clear"/>
-                <w:vertAlign w:val="baseline"/>
-              </w:rPr>
-            </w:pPr>
-            <w:r>
-              <w:rPr>
-                <w:rtl w:val="0"/>
-              </w:rPr>
-              <w:t xml:space="preserve">el sistema informa que la etapa no puede eliminarse porque tiene actividades asociadas e indica que estas deben eliminarse o reasignarse antes de continuar.</w:t>
+              <w:spacing w:line="240" w:lineRule="auto"/>
+              <w:rPr/>
+            </w:pPr>
+            <w:r>
+              <w:rPr>
+                <w:rtl w:val="0"/>
+              </w:rPr>
+              <w:t xml:space="preserve">rechaza la eliminación, conserva la integridad referencial e informa que la etapa tiene actividades asociadas</w:t>
             </w:r>
             <w:r>
               <w:rPr>
@@ -4165,331 +4132,6 @@
         </w:trPr>
         <w:tc>
           <w:tcPr>
-            <w:gridSpan w:val="3"/>
-            <w:vMerge w:val="restart"/>
-            <w:tcBorders>
-              <w:top w:color="000000" w:space="0" w:sz="4" w:val="single"/>
-              <w:left w:color="000000" w:space="0" w:sz="4" w:val="single"/>
-              <w:bottom w:color="000000" w:space="0" w:sz="4" w:val="single"/>
-              <w:right w:color="000000" w:space="0" w:sz="4" w:val="single"/>
-            </w:tcBorders>
-            <w:vAlign w:val="center"/>
-          </w:tcPr>
-          <w:p>
-            <w:pPr>
-              <w:jc w:val="center"/>
-              <w:rPr>
-                <w:b w:val="1"/>
-                <w:bCs w:val="1"/>
-                <w:color w:val="1f3864"/>
-              </w:rPr>
-            </w:pPr>
-            <w:r>
-              <w:rPr>
-                <w:b w:val="1"/>
-                <w:bCs w:val="1"/>
-                <w:color w:val="1f3864"/>
-                <w:rtl w:val="0"/>
-              </w:rPr>
-              <w:t xml:space="preserve">Condición 03</w:t>
-            </w:r>
-          </w:p>
-          <w:p>
-            <w:pPr>
-              <w:jc w:val="center"/>
-              <w:rPr>
-                <w:b w:val="1"/>
-                <w:bCs w:val="1"/>
-                <w:color w:val="1f3864"/>
-              </w:rPr>
-            </w:pPr>
-            <w:r>
-              <w:rPr>
-                <w:rtl w:val="0"/>
-              </w:rPr>
-            </w:r>
-          </w:p>
-        </w:tc>
-        <w:tc>
-          <w:tcPr>
-            <w:gridSpan w:val="2"/>
-            <w:tcBorders>
-              <w:top w:color="000000" w:space="0" w:sz="4" w:val="single"/>
-              <w:left w:color="000000" w:space="0" w:sz="4" w:val="single"/>
-              <w:bottom w:color="000000" w:space="0" w:sz="4" w:val="single"/>
-              <w:right w:color="000000" w:space="0" w:sz="4" w:val="single"/>
-            </w:tcBorders>
-            <w:vAlign w:val="center"/>
-          </w:tcPr>
-          <w:p>
-            <w:pPr>
-              <w:rPr>
-                <w:b w:val="1"/>
-                <w:bCs w:val="1"/>
-                <w:color w:val="1f3864"/>
-              </w:rPr>
-            </w:pPr>
-            <w:r>
-              <w:rPr>
-                <w:b w:val="1"/>
-                <w:bCs w:val="1"/>
-                <w:color w:val="1f3864"/>
-                <w:rtl w:val="0"/>
-              </w:rPr>
-              <w:t xml:space="preserve">Dado:</w:t>
-            </w:r>
-          </w:p>
-        </w:tc>
-        <w:tc>
-          <w:tcPr>
-            <w:gridSpan w:val="4"/>
-            <w:tcBorders>
-              <w:top w:color="000000" w:space="0" w:sz="4" w:val="single"/>
-              <w:left w:color="000000" w:space="0" w:sz="4" w:val="single"/>
-              <w:bottom w:color="000000" w:space="0" w:sz="4" w:val="single"/>
-              <w:right w:color="000000" w:space="0" w:sz="4" w:val="single"/>
-            </w:tcBorders>
-            <w:vAlign w:val="center"/>
-          </w:tcPr>
-          <w:p>
-            <w:pPr>
-              <w:spacing w:line="240" w:lineRule="auto"/>
-              <w:rPr/>
-            </w:pPr>
-            <w:r>
-              <w:rPr>
-                <w:rtl w:val="0"/>
-              </w:rPr>
-              <w:t xml:space="preserve">que el líder intenta eliminar una etapa con actividades asociadas</w:t>
-            </w:r>
-          </w:p>
-        </w:tc>
-      </w:tr>
-      <w:tr>
-        <w:trPr>
-          <w:cantSplit w:val="0"/>
-          <w:tblHeader w:val="0"/>
-        </w:trPr>
-        <w:tc>
-          <w:tcPr>
-            <w:gridSpan w:val="3"/>
-            <w:vMerge w:val="continue"/>
-            <w:tcBorders>
-              <w:top w:color="000000" w:space="0" w:sz="4" w:val="single"/>
-              <w:left w:color="000000" w:space="0" w:sz="4" w:val="single"/>
-              <w:bottom w:color="000000" w:space="0" w:sz="4" w:val="single"/>
-              <w:right w:color="000000" w:space="0" w:sz="4" w:val="single"/>
-            </w:tcBorders>
-            <w:vAlign w:val="center"/>
-          </w:tcPr>
-          <w:p>
-            <w:pPr>
-              <w:keepNext w:val="0"/>
-              <w:keepLines w:val="0"/>
-              <w:pageBreakBefore w:val="0"/>
-              <w:widowControl w:val="0"/>
-              <w:pBdr>
-                <w:top w:space="0" w:sz="0" w:val="nil"/>
-                <w:left w:space="0" w:sz="0" w:val="nil"/>
-                <w:bottom w:space="0" w:sz="0" w:val="nil"/>
-                <w:right w:space="0" w:sz="0" w:val="nil"/>
-                <w:between w:space="0" w:sz="0" w:val="nil"/>
-              </w:pBdr>
-              <w:shd w:fill="auto" w:val="clear"/>
-              <w:spacing w:after="0" w:before="0" w:line="276" w:lineRule="auto"/>
-              <w:ind w:left="0" w:right="0" w:firstLine="0"/>
-              <w:jc w:val="left"/>
-              <w:rPr>
-                <w:i w:val="0"/>
-                <w:iCs w:val="0"/>
-                <w:smallCaps w:val="0"/>
-                <w:strike w:val="0"/>
-                <w:color w:val="000000"/>
-                <w:sz w:val="22"/>
-                <w:szCs w:val="22"/>
-                <w:u w:val="none"/>
-                <w:shd w:fill="auto" w:val="clear"/>
-                <w:vertAlign w:val="baseline"/>
-              </w:rPr>
-            </w:pPr>
-            <w:r>
-              <w:rPr>
-                <w:rtl w:val="0"/>
-              </w:rPr>
-            </w:r>
-          </w:p>
-        </w:tc>
-        <w:tc>
-          <w:tcPr>
-            <w:gridSpan w:val="2"/>
-            <w:tcBorders>
-              <w:top w:color="000000" w:space="0" w:sz="4" w:val="single"/>
-              <w:left w:color="000000" w:space="0" w:sz="4" w:val="single"/>
-              <w:bottom w:color="000000" w:space="0" w:sz="4" w:val="single"/>
-              <w:right w:color="000000" w:space="0" w:sz="4" w:val="single"/>
-            </w:tcBorders>
-            <w:vAlign w:val="center"/>
-          </w:tcPr>
-          <w:p>
-            <w:pPr>
-              <w:rPr>
-                <w:b w:val="1"/>
-                <w:bCs w:val="1"/>
-                <w:color w:val="1f3864"/>
-              </w:rPr>
-            </w:pPr>
-            <w:r>
-              <w:rPr>
-                <w:b w:val="1"/>
-                <w:bCs w:val="1"/>
-                <w:color w:val="1f3864"/>
-                <w:rtl w:val="0"/>
-              </w:rPr>
-              <w:t xml:space="preserve">Cuando:</w:t>
-            </w:r>
-          </w:p>
-        </w:tc>
-        <w:tc>
-          <w:tcPr>
-            <w:gridSpan w:val="4"/>
-            <w:tcBorders>
-              <w:top w:color="000000" w:space="0" w:sz="4" w:val="single"/>
-              <w:left w:color="000000" w:space="0" w:sz="4" w:val="single"/>
-              <w:bottom w:color="000000" w:space="0" w:sz="4" w:val="single"/>
-              <w:right w:color="000000" w:space="0" w:sz="4" w:val="single"/>
-            </w:tcBorders>
-            <w:vAlign w:val="center"/>
-          </w:tcPr>
-          <w:p>
-            <w:pPr>
-              <w:spacing w:line="240" w:lineRule="auto"/>
-              <w:rPr/>
-            </w:pPr>
-            <w:r>
-              <w:rPr>
-                <w:rtl w:val="0"/>
-              </w:rPr>
-              <w:t xml:space="preserve">confirma la acción</w:t>
-            </w:r>
-          </w:p>
-        </w:tc>
-      </w:tr>
-      <w:tr>
-        <w:trPr>
-          <w:cantSplit w:val="0"/>
-          <w:tblHeader w:val="0"/>
-        </w:trPr>
-        <w:tc>
-          <w:tcPr>
-            <w:gridSpan w:val="3"/>
-            <w:vMerge w:val="continue"/>
-            <w:tcBorders>
-              <w:top w:color="000000" w:space="0" w:sz="4" w:val="single"/>
-              <w:left w:color="000000" w:space="0" w:sz="4" w:val="single"/>
-              <w:bottom w:color="000000" w:space="0" w:sz="4" w:val="single"/>
-              <w:right w:color="000000" w:space="0" w:sz="4" w:val="single"/>
-            </w:tcBorders>
-            <w:vAlign w:val="center"/>
-          </w:tcPr>
-          <w:p>
-            <w:pPr>
-              <w:keepNext w:val="0"/>
-              <w:keepLines w:val="0"/>
-              <w:pageBreakBefore w:val="0"/>
-              <w:widowControl w:val="0"/>
-              <w:pBdr>
-                <w:top w:space="0" w:sz="0" w:val="nil"/>
-                <w:left w:space="0" w:sz="0" w:val="nil"/>
-                <w:bottom w:space="0" w:sz="0" w:val="nil"/>
-                <w:right w:space="0" w:sz="0" w:val="nil"/>
-                <w:between w:space="0" w:sz="0" w:val="nil"/>
-              </w:pBdr>
-              <w:shd w:fill="auto" w:val="clear"/>
-              <w:spacing w:after="0" w:before="0" w:line="276" w:lineRule="auto"/>
-              <w:ind w:left="0" w:right="0" w:firstLine="0"/>
-              <w:jc w:val="left"/>
-              <w:rPr>
-                <w:i w:val="0"/>
-                <w:iCs w:val="0"/>
-                <w:smallCaps w:val="0"/>
-                <w:strike w:val="0"/>
-                <w:color w:val="000000"/>
-                <w:sz w:val="22"/>
-                <w:szCs w:val="22"/>
-                <w:u w:val="none"/>
-                <w:shd w:fill="auto" w:val="clear"/>
-                <w:vertAlign w:val="baseline"/>
-              </w:rPr>
-            </w:pPr>
-            <w:r>
-              <w:rPr>
-                <w:rtl w:val="0"/>
-              </w:rPr>
-            </w:r>
-          </w:p>
-        </w:tc>
-        <w:tc>
-          <w:tcPr>
-            <w:gridSpan w:val="2"/>
-            <w:tcBorders>
-              <w:top w:color="000000" w:space="0" w:sz="4" w:val="single"/>
-              <w:left w:color="000000" w:space="0" w:sz="4" w:val="single"/>
-              <w:bottom w:color="000000" w:space="0" w:sz="4" w:val="single"/>
-              <w:right w:color="000000" w:space="0" w:sz="4" w:val="single"/>
-            </w:tcBorders>
-            <w:vAlign w:val="center"/>
-          </w:tcPr>
-          <w:p>
-            <w:pPr>
-              <w:rPr>
-                <w:b w:val="1"/>
-                <w:bCs w:val="1"/>
-                <w:color w:val="1f3864"/>
-              </w:rPr>
-            </w:pPr>
-            <w:r>
-              <w:rPr>
-                <w:b w:val="1"/>
-                <w:bCs w:val="1"/>
-                <w:color w:val="1f3864"/>
-                <w:rtl w:val="0"/>
-              </w:rPr>
-              <w:t xml:space="preserve">Entonces:</w:t>
-            </w:r>
-          </w:p>
-        </w:tc>
-        <w:tc>
-          <w:tcPr>
-            <w:gridSpan w:val="4"/>
-            <w:tcBorders>
-              <w:top w:color="000000" w:space="0" w:sz="4" w:val="single"/>
-              <w:left w:color="000000" w:space="0" w:sz="4" w:val="single"/>
-              <w:bottom w:color="000000" w:space="0" w:sz="4" w:val="single"/>
-              <w:right w:color="000000" w:space="0" w:sz="4" w:val="single"/>
-            </w:tcBorders>
-            <w:vAlign w:val="center"/>
-          </w:tcPr>
-          <w:p>
-            <w:pPr>
-              <w:spacing w:line="240" w:lineRule="auto"/>
-              <w:rPr/>
-            </w:pPr>
-            <w:r>
-              <w:rPr>
-                <w:rtl w:val="0"/>
-              </w:rPr>
-              <w:t xml:space="preserve">el sistema bloquea la eliminación e informa que primero deben eliminarse o reasignarse las actividades asociadas</w:t>
-            </w:r>
-          </w:p>
-        </w:tc>
-      </w:tr>
-      <w:tr>
-        <w:trPr>
-          <w:cantSplit w:val="0"/>
-          <w:tblHeader w:val="0"/>
-        </w:trPr>
-        <w:tc>
-          <w:tcPr>
             <w:gridSpan w:val="9"/>
             <w:tcBorders>
               <w:top w:color="000000" w:space="0" w:sz="4" w:val="single"/>
@@ -5495,59 +5137,53 @@
       <w:tr>
         <w:trPr>
           <w:cantSplit w:val="0"/>
+          <w:trHeight w:val="432" w:hRule="atLeast"/>
           <w:tblHeader w:val="0"/>
         </w:trPr>
         <w:tc>
           <w:tcPr>
-            <w:gridSpan w:val="9"/>
-            <w:tcBorders>
-              <w:top w:color="000000" w:space="0" w:sz="4" w:val="single"/>
-              <w:left w:color="000000" w:space="0" w:sz="4" w:val="single"/>
-              <w:bottom w:color="000000" w:space="0" w:sz="4" w:val="single"/>
-              <w:right w:color="000000" w:space="0" w:sz="4" w:val="single"/>
-            </w:tcBorders>
-          </w:tcPr>
-          <w:p>
-            <w:pPr>
-              <w:keepNext w:val="0"/>
-              <w:keepLines w:val="0"/>
-              <w:widowControl w:val="1"/>
-              <w:shd w:fill="auto" w:val="clear"/>
-              <w:spacing w:after="160" w:before="0" w:line="259" w:lineRule="auto"/>
-              <w:ind w:left="0" w:right="0" w:firstLine="0"/>
+            <w:gridSpan w:val="3"/>
+            <w:tcBorders>
+              <w:left w:color="000000" w:space="0" w:sz="4" w:val="single"/>
+              <w:bottom w:color="000000" w:space="0" w:sz="4" w:val="single"/>
+              <w:right w:color="000000" w:space="0" w:sz="4" w:val="single"/>
+            </w:tcBorders>
+          </w:tcPr>
+          <w:p>
+            <w:pPr>
               <w:jc w:val="center"/>
               <w:rPr>
-                <w:b w:val="1"/>
-                <w:bCs w:val="1"/>
-                <w:i w:val="0"/>
-                <w:iCs w:val="0"/>
-                <w:smallCaps w:val="0"/>
-                <w:strike w:val="0"/>
-                <w:color w:val="1f3864"/>
-                <w:sz w:val="22"/>
-                <w:szCs w:val="22"/>
-                <w:u w:val="none"/>
-                <w:shd w:fill="auto" w:val="clear"/>
-                <w:vertAlign w:val="baseline"/>
-              </w:rPr>
-            </w:pPr>
-            <w:r>
-              <w:rPr>
-                <w:b w:val="1"/>
-                <w:bCs w:val="1"/>
-                <w:i w:val="0"/>
-                <w:iCs w:val="0"/>
-                <w:smallCaps w:val="0"/>
-                <w:strike w:val="0"/>
-                <w:color w:val="1f3864"/>
-                <w:sz w:val="22"/>
-                <w:szCs w:val="22"/>
-                <w:u w:val="none"/>
-                <w:shd w:fill="auto" w:val="clear"/>
-                <w:vertAlign w:val="baseline"/>
-                <w:rtl w:val="0"/>
-              </w:rPr>
-              <w:t xml:space="preserve">CONTROL DE VERSIONES</w:t>
+                <w:color w:val="1f3864"/>
+              </w:rPr>
+            </w:pPr>
+            <w:r>
+              <w:rPr>
+                <w:color w:val="1f3864"/>
+                <w:rtl w:val="0"/>
+              </w:rPr>
+              <w:t xml:space="preserve">14</w:t>
+            </w:r>
+          </w:p>
+        </w:tc>
+        <w:tc>
+          <w:tcPr>
+            <w:gridSpan w:val="6"/>
+            <w:tcBorders>
+              <w:left w:color="000000" w:space="0" w:sz="4" w:val="single"/>
+              <w:bottom w:color="000000" w:space="0" w:sz="4" w:val="single"/>
+              <w:right w:color="000000" w:space="0" w:sz="4" w:val="single"/>
+            </w:tcBorders>
+          </w:tcPr>
+          <w:p>
+            <w:pPr>
+              <w:spacing w:after="0" w:line="240" w:lineRule="auto"/>
+              <w:rPr/>
+            </w:pPr>
+            <w:r>
+              <w:rPr>
+                <w:rtl w:val="0"/>
+              </w:rPr>
+              <w:t xml:space="preserve">Implementar el registro de un snapshot del estado de la etapa en la trazabilidad antes de su eliminación.</w:t>
             </w:r>
           </w:p>
         </w:tc>
@@ -5559,7 +5195,7 @@
         </w:trPr>
         <w:tc>
           <w:tcPr>
-            <w:gridSpan w:val="2"/>
+            <w:gridSpan w:val="9"/>
             <w:tcBorders>
               <w:top w:color="000000" w:space="0" w:sz="4" w:val="single"/>
               <w:left w:color="000000" w:space="0" w:sz="4" w:val="single"/>
@@ -5607,274 +5243,7 @@
                 <w:vertAlign w:val="baseline"/>
                 <w:rtl w:val="0"/>
               </w:rPr>
-              <w:t xml:space="preserve">Versión</w:t>
-            </w:r>
-          </w:p>
-        </w:tc>
-        <w:tc>
-          <w:tcPr>
-            <w:gridSpan w:val="2"/>
-            <w:tcBorders>
-              <w:top w:color="000000" w:space="0" w:sz="4" w:val="single"/>
-              <w:left w:color="000000" w:space="0" w:sz="4" w:val="single"/>
-              <w:bottom w:color="000000" w:space="0" w:sz="4" w:val="single"/>
-              <w:right w:color="000000" w:space="0" w:sz="4" w:val="single"/>
-            </w:tcBorders>
-          </w:tcPr>
-          <w:p>
-            <w:pPr>
-              <w:keepNext w:val="0"/>
-              <w:keepLines w:val="0"/>
-              <w:widowControl w:val="1"/>
-              <w:shd w:fill="auto" w:val="clear"/>
-              <w:spacing w:after="160" w:before="0" w:line="259" w:lineRule="auto"/>
-              <w:ind w:left="0" w:right="0" w:firstLine="0"/>
-              <w:jc w:val="center"/>
-              <w:rPr>
-                <w:b w:val="1"/>
-                <w:bCs w:val="1"/>
-                <w:i w:val="0"/>
-                <w:iCs w:val="0"/>
-                <w:smallCaps w:val="0"/>
-                <w:strike w:val="0"/>
-                <w:color w:val="1f3864"/>
-                <w:sz w:val="22"/>
-                <w:szCs w:val="22"/>
-                <w:u w:val="none"/>
-                <w:shd w:fill="auto" w:val="clear"/>
-                <w:vertAlign w:val="baseline"/>
-              </w:rPr>
-            </w:pPr>
-            <w:r>
-              <w:rPr>
-                <w:b w:val="1"/>
-                <w:bCs w:val="1"/>
-                <w:i w:val="0"/>
-                <w:iCs w:val="0"/>
-                <w:smallCaps w:val="0"/>
-                <w:strike w:val="0"/>
-                <w:color w:val="1f3864"/>
-                <w:sz w:val="22"/>
-                <w:szCs w:val="22"/>
-                <w:u w:val="none"/>
-                <w:shd w:fill="auto" w:val="clear"/>
-                <w:vertAlign w:val="baseline"/>
-                <w:rtl w:val="0"/>
-              </w:rPr>
-              <w:t xml:space="preserve">Fecha</w:t>
-            </w:r>
-          </w:p>
-        </w:tc>
-        <w:tc>
-          <w:tcPr>
-            <w:gridSpan w:val="2"/>
-            <w:tcBorders>
-              <w:top w:color="000000" w:space="0" w:sz="4" w:val="single"/>
-              <w:left w:color="000000" w:space="0" w:sz="4" w:val="single"/>
-              <w:bottom w:color="000000" w:space="0" w:sz="4" w:val="single"/>
-              <w:right w:color="000000" w:space="0" w:sz="4" w:val="single"/>
-            </w:tcBorders>
-          </w:tcPr>
-          <w:p>
-            <w:pPr>
-              <w:keepNext w:val="0"/>
-              <w:keepLines w:val="0"/>
-              <w:widowControl w:val="1"/>
-              <w:shd w:fill="auto" w:val="clear"/>
-              <w:spacing w:after="160" w:before="0" w:line="259" w:lineRule="auto"/>
-              <w:ind w:left="0" w:right="0" w:firstLine="0"/>
-              <w:jc w:val="center"/>
-              <w:rPr>
-                <w:b w:val="1"/>
-                <w:bCs w:val="1"/>
-                <w:i w:val="0"/>
-                <w:iCs w:val="0"/>
-                <w:smallCaps w:val="0"/>
-                <w:strike w:val="0"/>
-                <w:color w:val="1f3864"/>
-                <w:sz w:val="22"/>
-                <w:szCs w:val="22"/>
-                <w:u w:val="none"/>
-                <w:shd w:fill="auto" w:val="clear"/>
-                <w:vertAlign w:val="baseline"/>
-              </w:rPr>
-            </w:pPr>
-            <w:r>
-              <w:rPr>
-                <w:b w:val="1"/>
-                <w:bCs w:val="1"/>
-                <w:i w:val="0"/>
-                <w:iCs w:val="0"/>
-                <w:smallCaps w:val="0"/>
-                <w:strike w:val="0"/>
-                <w:color w:val="1f3864"/>
-                <w:sz w:val="22"/>
-                <w:szCs w:val="22"/>
-                <w:u w:val="none"/>
-                <w:shd w:fill="auto" w:val="clear"/>
-                <w:vertAlign w:val="baseline"/>
-                <w:rtl w:val="0"/>
-              </w:rPr>
-              <w:t xml:space="preserve">Autor</w:t>
-            </w:r>
-          </w:p>
-        </w:tc>
-        <w:tc>
-          <w:tcPr>
-            <w:tcBorders>
-              <w:top w:color="000000" w:space="0" w:sz="4" w:val="single"/>
-              <w:left w:color="000000" w:space="0" w:sz="4" w:val="single"/>
-              <w:bottom w:color="000000" w:space="0" w:sz="4" w:val="single"/>
-              <w:right w:color="000000" w:space="0" w:sz="4" w:val="single"/>
-            </w:tcBorders>
-          </w:tcPr>
-          <w:p>
-            <w:pPr>
-              <w:keepNext w:val="0"/>
-              <w:keepLines w:val="0"/>
-              <w:widowControl w:val="1"/>
-              <w:shd w:fill="auto" w:val="clear"/>
-              <w:spacing w:after="160" w:before="0" w:line="259" w:lineRule="auto"/>
-              <w:ind w:left="0" w:right="0" w:firstLine="0"/>
-              <w:jc w:val="center"/>
-              <w:rPr>
-                <w:b w:val="1"/>
-                <w:bCs w:val="1"/>
-                <w:i w:val="0"/>
-                <w:iCs w:val="0"/>
-                <w:smallCaps w:val="0"/>
-                <w:strike w:val="0"/>
-                <w:color w:val="1f3864"/>
-                <w:sz w:val="22"/>
-                <w:szCs w:val="22"/>
-                <w:u w:val="none"/>
-                <w:shd w:fill="auto" w:val="clear"/>
-                <w:vertAlign w:val="baseline"/>
-              </w:rPr>
-            </w:pPr>
-            <w:r>
-              <w:rPr>
-                <w:b w:val="1"/>
-                <w:bCs w:val="1"/>
-                <w:i w:val="0"/>
-                <w:iCs w:val="0"/>
-                <w:smallCaps w:val="0"/>
-                <w:strike w:val="0"/>
-                <w:color w:val="1f3864"/>
-                <w:sz w:val="22"/>
-                <w:szCs w:val="22"/>
-                <w:u w:val="none"/>
-                <w:shd w:fill="auto" w:val="clear"/>
-                <w:vertAlign w:val="baseline"/>
-                <w:rtl w:val="0"/>
-              </w:rPr>
-              <w:t xml:space="preserve">Revisión</w:t>
-            </w:r>
-          </w:p>
-        </w:tc>
-        <w:tc>
-          <w:tcPr>
-            <w:tcBorders>
-              <w:top w:color="000000" w:space="0" w:sz="4" w:val="single"/>
-              <w:left w:color="000000" w:space="0" w:sz="4" w:val="single"/>
-              <w:bottom w:color="000000" w:space="0" w:sz="4" w:val="single"/>
-              <w:right w:color="000000" w:space="0" w:sz="4" w:val="single"/>
-            </w:tcBorders>
-          </w:tcPr>
-          <w:p>
-            <w:pPr>
-              <w:keepNext w:val="0"/>
-              <w:keepLines w:val="0"/>
-              <w:widowControl w:val="1"/>
-              <w:shd w:fill="auto" w:val="clear"/>
-              <w:spacing w:after="160" w:before="0" w:line="259" w:lineRule="auto"/>
-              <w:ind w:left="0" w:right="0" w:firstLine="0"/>
-              <w:jc w:val="center"/>
-              <w:rPr>
-                <w:b w:val="1"/>
-                <w:bCs w:val="1"/>
-                <w:i w:val="0"/>
-                <w:iCs w:val="0"/>
-                <w:smallCaps w:val="0"/>
-                <w:strike w:val="0"/>
-                <w:color w:val="1f3864"/>
-                <w:sz w:val="22"/>
-                <w:szCs w:val="22"/>
-                <w:u w:val="none"/>
-                <w:shd w:fill="auto" w:val="clear"/>
-                <w:vertAlign w:val="baseline"/>
-              </w:rPr>
-            </w:pPr>
-            <w:r>
-              <w:rPr>
-                <w:b w:val="1"/>
-                <w:bCs w:val="1"/>
-                <w:i w:val="0"/>
-                <w:iCs w:val="0"/>
-                <w:smallCaps w:val="0"/>
-                <w:strike w:val="0"/>
-                <w:color w:val="1f3864"/>
-                <w:sz w:val="22"/>
-                <w:szCs w:val="22"/>
-                <w:u w:val="none"/>
-                <w:shd w:fill="auto" w:val="clear"/>
-                <w:vertAlign w:val="baseline"/>
-                <w:rtl w:val="0"/>
-              </w:rPr>
-              <w:t xml:space="preserve">Descripción</w:t>
-            </w:r>
-          </w:p>
-        </w:tc>
-        <w:tc>
-          <w:tcPr>
-            <w:tcBorders>
-              <w:top w:color="000000" w:space="0" w:sz="4" w:val="single"/>
-              <w:left w:color="000000" w:space="0" w:sz="4" w:val="single"/>
-              <w:bottom w:color="000000" w:space="0" w:sz="4" w:val="single"/>
-              <w:right w:color="000000" w:space="0" w:sz="4" w:val="single"/>
-            </w:tcBorders>
-          </w:tcPr>
-          <w:p>
-            <w:pPr>
-              <w:keepNext w:val="0"/>
-              <w:keepLines w:val="0"/>
-              <w:widowControl w:val="1"/>
-              <w:shd w:fill="auto" w:val="clear"/>
-              <w:spacing w:after="160" w:before="0" w:line="259" w:lineRule="auto"/>
-              <w:ind w:left="0" w:right="0" w:firstLine="0"/>
-              <w:jc w:val="center"/>
-              <w:rPr>
-                <w:b w:val="1"/>
-                <w:bCs w:val="1"/>
-                <w:i w:val="0"/>
-                <w:iCs w:val="0"/>
-                <w:smallCaps w:val="0"/>
-                <w:strike w:val="0"/>
-                <w:color w:val="1f3864"/>
-                <w:sz w:val="22"/>
-                <w:szCs w:val="22"/>
-                <w:u w:val="none"/>
-                <w:shd w:fill="auto" w:val="clear"/>
-                <w:vertAlign w:val="baseline"/>
-              </w:rPr>
-            </w:pPr>
-            <w:r>
-              <w:rPr>
-                <w:b w:val="1"/>
-                <w:bCs w:val="1"/>
-                <w:i w:val="0"/>
-                <w:iCs w:val="0"/>
-                <w:smallCaps w:val="0"/>
-                <w:strike w:val="0"/>
-                <w:color w:val="1f3864"/>
-                <w:sz w:val="22"/>
-                <w:szCs w:val="22"/>
-                <w:u w:val="none"/>
-                <w:shd w:fill="auto" w:val="clear"/>
-                <w:vertAlign w:val="baseline"/>
-                <w:rtl w:val="0"/>
-              </w:rPr>
-              <w:t xml:space="preserve">Aprobador</w:t>
+              <w:t xml:space="preserve">CONTROL DE VERSIONES</w:t>
             </w:r>
           </w:p>
         </w:tc>
@@ -5904,28 +5273,37 @@
               <w:ind w:left="0" w:right="0" w:firstLine="0"/>
               <w:jc w:val="center"/>
               <w:rPr>
-                <w:i w:val="0"/>
-                <w:iCs w:val="0"/>
-                <w:smallCaps w:val="0"/>
-                <w:strike w:val="0"/>
-                <w:color w:val="000000"/>
-                <w:sz w:val="22"/>
-                <w:szCs w:val="22"/>
-                <w:u w:val="none"/>
-                <w:shd w:fill="auto" w:val="clear"/>
-                <w:vertAlign w:val="baseline"/>
-              </w:rPr>
-            </w:pPr>
-            <w:r>
-              <w:rPr>
-                <w:rtl w:val="0"/>
-              </w:rPr>
-              <w:t xml:space="preserve">1.0</w:t>
-            </w:r>
-            <w:r>
-              <w:rPr>
-                <w:rtl w:val="0"/>
-              </w:rPr>
+                <w:b w:val="1"/>
+                <w:bCs w:val="1"/>
+                <w:i w:val="0"/>
+                <w:iCs w:val="0"/>
+                <w:smallCaps w:val="0"/>
+                <w:strike w:val="0"/>
+                <w:color w:val="1f3864"/>
+                <w:sz w:val="22"/>
+                <w:szCs w:val="22"/>
+                <w:u w:val="none"/>
+                <w:shd w:fill="auto" w:val="clear"/>
+                <w:vertAlign w:val="baseline"/>
+              </w:rPr>
+            </w:pPr>
+            <w:r>
+              <w:rPr>
+                <w:b w:val="1"/>
+                <w:bCs w:val="1"/>
+                <w:i w:val="0"/>
+                <w:iCs w:val="0"/>
+                <w:smallCaps w:val="0"/>
+                <w:strike w:val="0"/>
+                <w:color w:val="1f3864"/>
+                <w:sz w:val="22"/>
+                <w:szCs w:val="22"/>
+                <w:u w:val="none"/>
+                <w:shd w:fill="auto" w:val="clear"/>
+                <w:vertAlign w:val="baseline"/>
+                <w:rtl w:val="0"/>
+              </w:rPr>
+              <w:t xml:space="preserve">Versión</w:t>
             </w:r>
           </w:p>
         </w:tc>
@@ -5949,28 +5327,37 @@
               <w:ind w:left="0" w:right="0" w:firstLine="0"/>
               <w:jc w:val="center"/>
               <w:rPr>
-                <w:i w:val="0"/>
-                <w:iCs w:val="0"/>
-                <w:smallCaps w:val="0"/>
-                <w:strike w:val="0"/>
-                <w:color w:val="000000"/>
-                <w:sz w:val="22"/>
-                <w:szCs w:val="22"/>
-                <w:u w:val="none"/>
-                <w:shd w:fill="auto" w:val="clear"/>
-                <w:vertAlign w:val="baseline"/>
-              </w:rPr>
-            </w:pPr>
-            <w:r>
-              <w:rPr>
-                <w:rtl w:val="0"/>
-              </w:rPr>
-              <w:t xml:space="preserve">09/06/2026</w:t>
-            </w:r>
-            <w:r>
-              <w:rPr>
-                <w:rtl w:val="0"/>
-              </w:rPr>
+                <w:b w:val="1"/>
+                <w:bCs w:val="1"/>
+                <w:i w:val="0"/>
+                <w:iCs w:val="0"/>
+                <w:smallCaps w:val="0"/>
+                <w:strike w:val="0"/>
+                <w:color w:val="1f3864"/>
+                <w:sz w:val="22"/>
+                <w:szCs w:val="22"/>
+                <w:u w:val="none"/>
+                <w:shd w:fill="auto" w:val="clear"/>
+                <w:vertAlign w:val="baseline"/>
+              </w:rPr>
+            </w:pPr>
+            <w:r>
+              <w:rPr>
+                <w:b w:val="1"/>
+                <w:bCs w:val="1"/>
+                <w:i w:val="0"/>
+                <w:iCs w:val="0"/>
+                <w:smallCaps w:val="0"/>
+                <w:strike w:val="0"/>
+                <w:color w:val="1f3864"/>
+                <w:sz w:val="22"/>
+                <w:szCs w:val="22"/>
+                <w:u w:val="none"/>
+                <w:shd w:fill="auto" w:val="clear"/>
+                <w:vertAlign w:val="baseline"/>
+                <w:rtl w:val="0"/>
+              </w:rPr>
+              <w:t xml:space="preserve">Fecha</w:t>
             </w:r>
           </w:p>
         </w:tc>
@@ -5994,28 +5381,37 @@
               <w:ind w:left="0" w:right="0" w:firstLine="0"/>
               <w:jc w:val="center"/>
               <w:rPr>
-                <w:i w:val="0"/>
-                <w:iCs w:val="0"/>
-                <w:smallCaps w:val="0"/>
-                <w:strike w:val="0"/>
-                <w:color w:val="000000"/>
-                <w:sz w:val="22"/>
-                <w:szCs w:val="22"/>
-                <w:u w:val="none"/>
-                <w:shd w:fill="auto" w:val="clear"/>
-                <w:vertAlign w:val="baseline"/>
-              </w:rPr>
-            </w:pPr>
-            <w:r>
-              <w:rPr>
-                <w:rtl w:val="0"/>
-              </w:rPr>
-              <w:t xml:space="preserve">Efrain Manotas</w:t>
-            </w:r>
-            <w:r>
-              <w:rPr>
-                <w:rtl w:val="0"/>
-              </w:rPr>
+                <w:b w:val="1"/>
+                <w:bCs w:val="1"/>
+                <w:i w:val="0"/>
+                <w:iCs w:val="0"/>
+                <w:smallCaps w:val="0"/>
+                <w:strike w:val="0"/>
+                <w:color w:val="1f3864"/>
+                <w:sz w:val="22"/>
+                <w:szCs w:val="22"/>
+                <w:u w:val="none"/>
+                <w:shd w:fill="auto" w:val="clear"/>
+                <w:vertAlign w:val="baseline"/>
+              </w:rPr>
+            </w:pPr>
+            <w:r>
+              <w:rPr>
+                <w:b w:val="1"/>
+                <w:bCs w:val="1"/>
+                <w:i w:val="0"/>
+                <w:iCs w:val="0"/>
+                <w:smallCaps w:val="0"/>
+                <w:strike w:val="0"/>
+                <w:color w:val="1f3864"/>
+                <w:sz w:val="22"/>
+                <w:szCs w:val="22"/>
+                <w:u w:val="none"/>
+                <w:shd w:fill="auto" w:val="clear"/>
+                <w:vertAlign w:val="baseline"/>
+                <w:rtl w:val="0"/>
+              </w:rPr>
+              <w:t xml:space="preserve">Autor</w:t>
             </w:r>
           </w:p>
         </w:tc>
@@ -6038,22 +5434,37 @@
               <w:ind w:left="0" w:right="0" w:firstLine="0"/>
               <w:jc w:val="center"/>
               <w:rPr>
-                <w:i w:val="0"/>
-                <w:iCs w:val="0"/>
-                <w:smallCaps w:val="0"/>
-                <w:strike w:val="0"/>
-                <w:color w:val="000000"/>
-                <w:sz w:val="22"/>
-                <w:szCs w:val="22"/>
-                <w:u w:val="none"/>
-                <w:shd w:fill="auto" w:val="clear"/>
-                <w:vertAlign w:val="baseline"/>
-              </w:rPr>
-            </w:pPr>
-            <w:r>
-              <w:rPr>
-                <w:rtl w:val="0"/>
-              </w:rPr>
+                <w:b w:val="1"/>
+                <w:bCs w:val="1"/>
+                <w:i w:val="0"/>
+                <w:iCs w:val="0"/>
+                <w:smallCaps w:val="0"/>
+                <w:strike w:val="0"/>
+                <w:color w:val="1f3864"/>
+                <w:sz w:val="22"/>
+                <w:szCs w:val="22"/>
+                <w:u w:val="none"/>
+                <w:shd w:fill="auto" w:val="clear"/>
+                <w:vertAlign w:val="baseline"/>
+              </w:rPr>
+            </w:pPr>
+            <w:r>
+              <w:rPr>
+                <w:b w:val="1"/>
+                <w:bCs w:val="1"/>
+                <w:i w:val="0"/>
+                <w:iCs w:val="0"/>
+                <w:smallCaps w:val="0"/>
+                <w:strike w:val="0"/>
+                <w:color w:val="1f3864"/>
+                <w:sz w:val="22"/>
+                <w:szCs w:val="22"/>
+                <w:u w:val="none"/>
+                <w:shd w:fill="auto" w:val="clear"/>
+                <w:vertAlign w:val="baseline"/>
+                <w:rtl w:val="0"/>
+              </w:rPr>
+              <w:t xml:space="preserve">Revisión</w:t>
             </w:r>
           </w:p>
         </w:tc>
@@ -6075,13 +5486,38 @@
               <w:spacing w:after="160" w:before="0" w:line="259" w:lineRule="auto"/>
               <w:ind w:left="0" w:right="0" w:firstLine="0"/>
               <w:jc w:val="center"/>
-              <w:rPr/>
-            </w:pPr>
-            <w:r>
-              <w:rPr>
-                <w:rtl w:val="0"/>
-              </w:rPr>
-              <w:t xml:space="preserve">Desarrollo completo de HU-08 - Gestionar etapas del proyecto</w:t>
+              <w:rPr>
+                <w:b w:val="1"/>
+                <w:bCs w:val="1"/>
+                <w:i w:val="0"/>
+                <w:iCs w:val="0"/>
+                <w:smallCaps w:val="0"/>
+                <w:strike w:val="0"/>
+                <w:color w:val="1f3864"/>
+                <w:sz w:val="22"/>
+                <w:szCs w:val="22"/>
+                <w:u w:val="none"/>
+                <w:shd w:fill="auto" w:val="clear"/>
+                <w:vertAlign w:val="baseline"/>
+              </w:rPr>
+            </w:pPr>
+            <w:r>
+              <w:rPr>
+                <w:b w:val="1"/>
+                <w:bCs w:val="1"/>
+                <w:i w:val="0"/>
+                <w:iCs w:val="0"/>
+                <w:smallCaps w:val="0"/>
+                <w:strike w:val="0"/>
+                <w:color w:val="1f3864"/>
+                <w:sz w:val="22"/>
+                <w:szCs w:val="22"/>
+                <w:u w:val="none"/>
+                <w:shd w:fill="auto" w:val="clear"/>
+                <w:vertAlign w:val="baseline"/>
+                <w:rtl w:val="0"/>
+              </w:rPr>
+              <w:t xml:space="preserve">Descripción</w:t>
             </w:r>
           </w:p>
         </w:tc>
@@ -6104,22 +5540,37 @@
               <w:ind w:left="0" w:right="0" w:firstLine="0"/>
               <w:jc w:val="center"/>
               <w:rPr>
-                <w:i w:val="0"/>
-                <w:iCs w:val="0"/>
-                <w:smallCaps w:val="0"/>
-                <w:strike w:val="0"/>
-                <w:color w:val="000000"/>
-                <w:sz w:val="22"/>
-                <w:szCs w:val="22"/>
-                <w:u w:val="none"/>
-                <w:shd w:fill="auto" w:val="clear"/>
-                <w:vertAlign w:val="baseline"/>
-              </w:rPr>
-            </w:pPr>
-            <w:r>
-              <w:rPr>
-                <w:rtl w:val="0"/>
-              </w:rPr>
+                <w:b w:val="1"/>
+                <w:bCs w:val="1"/>
+                <w:i w:val="0"/>
+                <w:iCs w:val="0"/>
+                <w:smallCaps w:val="0"/>
+                <w:strike w:val="0"/>
+                <w:color w:val="1f3864"/>
+                <w:sz w:val="22"/>
+                <w:szCs w:val="22"/>
+                <w:u w:val="none"/>
+                <w:shd w:fill="auto" w:val="clear"/>
+                <w:vertAlign w:val="baseline"/>
+              </w:rPr>
+            </w:pPr>
+            <w:r>
+              <w:rPr>
+                <w:b w:val="1"/>
+                <w:bCs w:val="1"/>
+                <w:i w:val="0"/>
+                <w:iCs w:val="0"/>
+                <w:smallCaps w:val="0"/>
+                <w:strike w:val="0"/>
+                <w:color w:val="1f3864"/>
+                <w:sz w:val="22"/>
+                <w:szCs w:val="22"/>
+                <w:u w:val="none"/>
+                <w:shd w:fill="auto" w:val="clear"/>
+                <w:vertAlign w:val="baseline"/>
+                <w:rtl w:val="0"/>
+              </w:rPr>
+              <w:t xml:space="preserve">Aprobador</w:t>
             </w:r>
           </w:p>
         </w:tc>
@@ -6148,19 +5599,162 @@
               <w:spacing w:after="160" w:before="0" w:line="259" w:lineRule="auto"/>
               <w:ind w:left="0" w:right="0" w:firstLine="0"/>
               <w:jc w:val="center"/>
-              <w:rPr/>
-            </w:pPr>
-            <w:r>
-              <w:rPr>
-                <w:rtl w:val="0"/>
-              </w:rPr>
-              <w:t xml:space="preserve">2.0</w:t>
+              <w:rPr>
+                <w:i w:val="0"/>
+                <w:iCs w:val="0"/>
+                <w:smallCaps w:val="0"/>
+                <w:strike w:val="0"/>
+                <w:color w:val="000000"/>
+                <w:sz w:val="22"/>
+                <w:szCs w:val="22"/>
+                <w:u w:val="none"/>
+                <w:shd w:fill="auto" w:val="clear"/>
+                <w:vertAlign w:val="baseline"/>
+              </w:rPr>
+            </w:pPr>
+            <w:r>
+              <w:rPr>
+                <w:rtl w:val="0"/>
+              </w:rPr>
+              <w:t xml:space="preserve">1.0</w:t>
+            </w:r>
+            <w:r>
+              <w:rPr>
+                <w:rtl w:val="0"/>
+              </w:rPr>
             </w:r>
           </w:p>
         </w:tc>
         <w:tc>
           <w:tcPr>
             <w:gridSpan w:val="2"/>
+            <w:tcBorders>
+              <w:top w:color="000000" w:space="0" w:sz="4" w:val="single"/>
+              <w:left w:color="000000" w:space="0" w:sz="4" w:val="single"/>
+              <w:bottom w:color="000000" w:space="0" w:sz="4" w:val="single"/>
+              <w:right w:color="000000" w:space="0" w:sz="4" w:val="single"/>
+            </w:tcBorders>
+          </w:tcPr>
+          <w:p>
+            <w:pPr>
+              <w:keepNext w:val="0"/>
+              <w:keepLines w:val="0"/>
+              <w:widowControl w:val="1"/>
+              <w:shd w:fill="auto" w:val="clear"/>
+              <w:spacing w:after="160" w:before="0" w:line="259" w:lineRule="auto"/>
+              <w:ind w:left="0" w:right="0" w:firstLine="0"/>
+              <w:jc w:val="center"/>
+              <w:rPr>
+                <w:i w:val="0"/>
+                <w:iCs w:val="0"/>
+                <w:smallCaps w:val="0"/>
+                <w:strike w:val="0"/>
+                <w:color w:val="000000"/>
+                <w:sz w:val="22"/>
+                <w:szCs w:val="22"/>
+                <w:u w:val="none"/>
+                <w:shd w:fill="auto" w:val="clear"/>
+                <w:vertAlign w:val="baseline"/>
+              </w:rPr>
+            </w:pPr>
+            <w:r>
+              <w:rPr>
+                <w:rtl w:val="0"/>
+              </w:rPr>
+              <w:t xml:space="preserve">09/06/2026</w:t>
+            </w:r>
+            <w:r>
+              <w:rPr>
+                <w:rtl w:val="0"/>
+              </w:rPr>
+            </w:r>
+          </w:p>
+        </w:tc>
+        <w:tc>
+          <w:tcPr>
+            <w:gridSpan w:val="2"/>
+            <w:tcBorders>
+              <w:top w:color="000000" w:space="0" w:sz="4" w:val="single"/>
+              <w:left w:color="000000" w:space="0" w:sz="4" w:val="single"/>
+              <w:bottom w:color="000000" w:space="0" w:sz="4" w:val="single"/>
+              <w:right w:color="000000" w:space="0" w:sz="4" w:val="single"/>
+            </w:tcBorders>
+          </w:tcPr>
+          <w:p>
+            <w:pPr>
+              <w:keepNext w:val="0"/>
+              <w:keepLines w:val="0"/>
+              <w:widowControl w:val="1"/>
+              <w:shd w:fill="auto" w:val="clear"/>
+              <w:spacing w:after="160" w:before="0" w:line="259" w:lineRule="auto"/>
+              <w:ind w:left="0" w:right="0" w:firstLine="0"/>
+              <w:jc w:val="center"/>
+              <w:rPr>
+                <w:i w:val="0"/>
+                <w:iCs w:val="0"/>
+                <w:smallCaps w:val="0"/>
+                <w:strike w:val="0"/>
+                <w:color w:val="000000"/>
+                <w:sz w:val="22"/>
+                <w:szCs w:val="22"/>
+                <w:u w:val="none"/>
+                <w:shd w:fill="auto" w:val="clear"/>
+                <w:vertAlign w:val="baseline"/>
+              </w:rPr>
+            </w:pPr>
+            <w:r>
+              <w:rPr>
+                <w:rtl w:val="0"/>
+              </w:rPr>
+              <w:t xml:space="preserve">Efrain Manotas</w:t>
+            </w:r>
+            <w:r>
+              <w:rPr>
+                <w:rtl w:val="0"/>
+              </w:rPr>
+            </w:r>
+          </w:p>
+        </w:tc>
+        <w:tc>
+          <w:tcPr>
+            <w:tcBorders>
+              <w:top w:color="000000" w:space="0" w:sz="4" w:val="single"/>
+              <w:left w:color="000000" w:space="0" w:sz="4" w:val="single"/>
+              <w:bottom w:color="000000" w:space="0" w:sz="4" w:val="single"/>
+              <w:right w:color="000000" w:space="0" w:sz="4" w:val="single"/>
+            </w:tcBorders>
+          </w:tcPr>
+          <w:p>
+            <w:pPr>
+              <w:keepNext w:val="0"/>
+              <w:keepLines w:val="0"/>
+              <w:widowControl w:val="1"/>
+              <w:shd w:fill="auto" w:val="clear"/>
+              <w:spacing w:after="160" w:before="0" w:line="259" w:lineRule="auto"/>
+              <w:ind w:left="0" w:right="0" w:firstLine="0"/>
+              <w:jc w:val="center"/>
+              <w:rPr>
+                <w:i w:val="0"/>
+                <w:iCs w:val="0"/>
+                <w:smallCaps w:val="0"/>
+                <w:strike w:val="0"/>
+                <w:color w:val="000000"/>
+                <w:sz w:val="22"/>
+                <w:szCs w:val="22"/>
+                <w:u w:val="none"/>
+                <w:shd w:fill="auto" w:val="clear"/>
+                <w:vertAlign w:val="baseline"/>
+              </w:rPr>
+            </w:pPr>
+            <w:r>
+              <w:rPr>
+                <w:rtl w:val="0"/>
+              </w:rPr>
+            </w:r>
+          </w:p>
+        </w:tc>
+        <w:tc>
+          <w:tcPr>
             <w:tcBorders>
               <w:top w:color="000000" w:space="0" w:sz="4" w:val="single"/>
               <w:left w:color="000000" w:space="0" w:sz="4" w:val="single"/>
@@ -6183,10 +5777,54 @@
               <w:rPr>
                 <w:rtl w:val="0"/>
               </w:rPr>
-              <w:t xml:space="preserve">04/07/2026</w:t>
-            </w:r>
-          </w:p>
-        </w:tc>
+              <w:t xml:space="preserve">Desarrollo completo de HU-08 - Gestionar etapas del proyecto</w:t>
+            </w:r>
+          </w:p>
+        </w:tc>
+        <w:tc>
+          <w:tcPr>
+            <w:tcBorders>
+              <w:top w:color="000000" w:space="0" w:sz="4" w:val="single"/>
+              <w:left w:color="000000" w:space="0" w:sz="4" w:val="single"/>
+              <w:bottom w:color="000000" w:space="0" w:sz="4" w:val="single"/>
+              <w:right w:color="000000" w:space="0" w:sz="4" w:val="single"/>
+            </w:tcBorders>
+          </w:tcPr>
+          <w:p>
+            <w:pPr>
+              <w:keepNext w:val="0"/>
+              <w:keepLines w:val="0"/>
+              <w:widowControl w:val="1"/>
+              <w:shd w:fill="auto" w:val="clear"/>
+              <w:spacing w:after="160" w:before="0" w:line="259" w:lineRule="auto"/>
+              <w:ind w:left="0" w:right="0" w:firstLine="0"/>
+              <w:jc w:val="center"/>
+              <w:rPr>
+                <w:i w:val="0"/>
+                <w:iCs w:val="0"/>
+                <w:smallCaps w:val="0"/>
+                <w:strike w:val="0"/>
+                <w:color w:val="000000"/>
+                <w:sz w:val="22"/>
+                <w:szCs w:val="22"/>
+                <w:u w:val="none"/>
+                <w:shd w:fill="auto" w:val="clear"/>
+                <w:vertAlign w:val="baseline"/>
+              </w:rPr>
+            </w:pPr>
+            <w:r>
+              <w:rPr>
+                <w:rtl w:val="0"/>
+              </w:rPr>
+            </w:r>
+          </w:p>
+        </w:tc>
+      </w:tr>
+      <w:tr>
+        <w:trPr>
+          <w:cantSplit w:val="0"/>
+          <w:tblHeader w:val="0"/>
+        </w:trPr>
         <w:tc>
           <w:tcPr>
             <w:gridSpan w:val="2"/>
@@ -6199,6 +5837,12 @@
           </w:tcPr>
           <w:p>
             <w:pPr>
+              <w:keepNext w:val="0"/>
+              <w:keepLines w:val="0"/>
+              <w:widowControl w:val="1"/>
+              <w:shd w:fill="auto" w:val="clear"/>
+              <w:spacing w:after="160" w:before="0" w:line="259" w:lineRule="auto"/>
+              <w:ind w:left="0" w:right="0" w:firstLine="0"/>
               <w:jc w:val="center"/>
               <w:rPr/>
             </w:pPr>
@@ -6206,6 +5850,58 @@
               <w:rPr>
                 <w:rtl w:val="0"/>
               </w:rPr>
+              <w:t xml:space="preserve">2.0</w:t>
+            </w:r>
+          </w:p>
+        </w:tc>
+        <w:tc>
+          <w:tcPr>
+            <w:gridSpan w:val="2"/>
+            <w:tcBorders>
+              <w:top w:color="000000" w:space="0" w:sz="4" w:val="single"/>
+              <w:left w:color="000000" w:space="0" w:sz="4" w:val="single"/>
+              <w:bottom w:color="000000" w:space="0" w:sz="4" w:val="single"/>
+              <w:right w:color="000000" w:space="0" w:sz="4" w:val="single"/>
+            </w:tcBorders>
+          </w:tcPr>
+          <w:p>
+            <w:pPr>
+              <w:keepNext w:val="0"/>
+              <w:keepLines w:val="0"/>
+              <w:widowControl w:val="1"/>
+              <w:shd w:fill="auto" w:val="clear"/>
+              <w:spacing w:after="160" w:before="0" w:line="259" w:lineRule="auto"/>
+              <w:ind w:left="0" w:right="0" w:firstLine="0"/>
+              <w:jc w:val="center"/>
+              <w:rPr/>
+            </w:pPr>
+            <w:r>
+              <w:rPr>
+                <w:rtl w:val="0"/>
+              </w:rPr>
+              <w:t xml:space="preserve">04/07/2026</w:t>
+            </w:r>
+          </w:p>
+        </w:tc>
+        <w:tc>
+          <w:tcPr>
+            <w:gridSpan w:val="2"/>
+            <w:tcBorders>
+              <w:top w:color="000000" w:space="0" w:sz="4" w:val="single"/>
+              <w:left w:color="000000" w:space="0" w:sz="4" w:val="single"/>
+              <w:bottom w:color="000000" w:space="0" w:sz="4" w:val="single"/>
+              <w:right w:color="000000" w:space="0" w:sz="4" w:val="single"/>
+            </w:tcBorders>
+          </w:tcPr>
+          <w:p>
+            <w:pPr>
+              <w:jc w:val="center"/>
+              <w:rPr/>
+            </w:pPr>
+            <w:r>
+              <w:rPr>
+                <w:rtl w:val="0"/>
+              </w:rPr>
               <w:t xml:space="preserve">Efrain Manotas</w:t>
             </w:r>
           </w:p>
@@ -6308,6 +6004,153 @@
                 <w:shd w:fill="auto" w:val="clear"/>
                 <w:vertAlign w:val="baseline"/>
               </w:rPr>
+            </w:pPr>
+            <w:r>
+              <w:rPr>
+                <w:rtl w:val="0"/>
+              </w:rPr>
+            </w:r>
+          </w:p>
+        </w:tc>
+      </w:tr>
+      <w:tr>
+        <w:trPr>
+          <w:cantSplit w:val="0"/>
+          <w:tblHeader w:val="0"/>
+        </w:trPr>
+        <w:tc>
+          <w:tcPr>
+            <w:gridSpan w:val="2"/>
+            <w:tcBorders>
+              <w:top w:color="000000" w:space="0" w:sz="4" w:val="single"/>
+              <w:left w:color="000000" w:space="0" w:sz="4" w:val="single"/>
+              <w:bottom w:color="000000" w:space="0" w:sz="4" w:val="single"/>
+              <w:right w:color="000000" w:space="0" w:sz="4" w:val="single"/>
+            </w:tcBorders>
+          </w:tcPr>
+          <w:p>
+            <w:pPr>
+              <w:jc w:val="center"/>
+              <w:rPr/>
+            </w:pPr>
+            <w:r>
+              <w:rPr>
+                <w:rtl w:val="0"/>
+              </w:rPr>
+              <w:t xml:space="preserve">3.0</w:t>
+            </w:r>
+          </w:p>
+        </w:tc>
+        <w:tc>
+          <w:tcPr>
+            <w:gridSpan w:val="2"/>
+            <w:tcBorders>
+              <w:top w:color="000000" w:space="0" w:sz="4" w:val="single"/>
+              <w:left w:color="000000" w:space="0" w:sz="4" w:val="single"/>
+              <w:bottom w:color="000000" w:space="0" w:sz="4" w:val="single"/>
+              <w:right w:color="000000" w:space="0" w:sz="4" w:val="single"/>
+            </w:tcBorders>
+          </w:tcPr>
+          <w:p>
+            <w:pPr>
+              <w:jc w:val="center"/>
+              <w:rPr/>
+            </w:pPr>
+            <w:r>
+              <w:rPr>
+                <w:rtl w:val="0"/>
+              </w:rPr>
+              <w:t xml:space="preserve">10/07/2026</w:t>
+            </w:r>
+          </w:p>
+        </w:tc>
+        <w:tc>
+          <w:tcPr>
+            <w:gridSpan w:val="2"/>
+            <w:tcBorders>
+              <w:top w:color="000000" w:space="0" w:sz="4" w:val="single"/>
+              <w:left w:color="000000" w:space="0" w:sz="4" w:val="single"/>
+              <w:bottom w:color="000000" w:space="0" w:sz="4" w:val="single"/>
+              <w:right w:color="000000" w:space="0" w:sz="4" w:val="single"/>
+            </w:tcBorders>
+          </w:tcPr>
+          <w:p>
+            <w:pPr>
+              <w:jc w:val="center"/>
+              <w:rPr/>
+            </w:pPr>
+            <w:r>
+              <w:rPr>
+                <w:rtl w:val="0"/>
+              </w:rPr>
+              <w:t xml:space="preserve">Efrain Manotas</w:t>
+            </w:r>
+          </w:p>
+        </w:tc>
+        <w:tc>
+          <w:tcPr>
+            <w:tcBorders>
+              <w:top w:color="000000" w:space="0" w:sz="4" w:val="single"/>
+              <w:left w:color="000000" w:space="0" w:sz="4" w:val="single"/>
+              <w:bottom w:color="000000" w:space="0" w:sz="4" w:val="single"/>
+              <w:right w:color="000000" w:space="0" w:sz="4" w:val="single"/>
+            </w:tcBorders>
+          </w:tcPr>
+          <w:p>
+            <w:pPr>
+              <w:jc w:val="center"/>
+              <w:rPr/>
+            </w:pPr>
+            <w:r>
+              <w:rPr>
+                <w:rtl w:val="0"/>
+              </w:rPr>
+            </w:r>
+          </w:p>
+        </w:tc>
+        <w:tc>
+          <w:tcPr>
+            <w:tcBorders>
+              <w:top w:color="000000" w:space="0" w:sz="4" w:val="single"/>
+              <w:left w:color="000000" w:space="0" w:sz="4" w:val="single"/>
+              <w:bottom w:color="000000" w:space="0" w:sz="4" w:val="single"/>
+              <w:right w:color="000000" w:space="0" w:sz="4" w:val="single"/>
+            </w:tcBorders>
+          </w:tcPr>
+          <w:p>
+            <w:pPr>
+              <w:jc w:val="center"/>
+              <w:rPr>
+                <w:b w:val="1"/>
+                <w:bCs w:val="1"/>
+              </w:rPr>
+            </w:pPr>
+            <w:r>
+              <w:rPr>
+                <w:rtl w:val="0"/>
+              </w:rPr>
+              <w:t xml:space="preserve">2da revisión e implementación de mejoras HU-08</w:t>
+            </w:r>
+            <w:r>
+              <w:rPr>
+                <w:rtl w:val="0"/>
+              </w:rPr>
+            </w:r>
+          </w:p>
+        </w:tc>
+        <w:tc>
+          <w:tcPr>
+            <w:tcBorders>
+              <w:top w:color="000000" w:space="0" w:sz="4" w:val="single"/>
+              <w:left w:color="000000" w:space="0" w:sz="4" w:val="single"/>
+              <w:bottom w:color="000000" w:space="0" w:sz="4" w:val="single"/>
+              <w:right w:color="000000" w:space="0" w:sz="4" w:val="single"/>
+            </w:tcBorders>
+          </w:tcPr>
+          <w:p>
+            <w:pPr>
+              <w:jc w:val="center"/>
+              <w:rPr/>
             </w:pPr>
             <w:r>
               <w:rPr>
